--- a/lab_meeting/2026.10.15_교수님 회의자료.docx
+++ b/lab_meeting/2026.10.15_교수님 회의자료.docx
@@ -67,7 +67,996 @@
         <w:rPr>
           <w:lang w:eastAsia="ko-KR"/>
         </w:rPr>
-        <w:t xml:space="preserve">1. 연구 개요</w:t>
+        <w:t xml:space="preserve">1. 회의 개요</w:t>
+      </w:r>
+    </w:p>
+    <w:tbl>
+      <w:tblPr>
+        <w:tblW w:w="9972" w:type="dxa"/>
+        <w:jc w:val="center"/>
+        <w:tblBorders>
+          <w:top w:val="single" w:sz="5" w:space="0" w:color="A6A6A6"/>
+          <w:left w:val="single" w:sz="5" w:space="0" w:color="A6A6A6"/>
+          <w:bottom w:val="single" w:sz="5" w:space="0" w:color="A6A6A6"/>
+          <w:right w:val="single" w:sz="5" w:space="0" w:color="A6A6A6"/>
+          <w:insideH w:val="single" w:sz="5" w:space="0" w:color="A6A6A6"/>
+          <w:insideV w:val="single" w:sz="5" w:space="0" w:color="A6A6A6"/>
+        </w:tblBorders>
+        <w:tblLayout w:type="fixed"/>
+        <w:tblLook w:val="04A0" w:firstRow="1" w:lastRow="0" w:firstColumn="1" w:lastColumn="0" w:noHBand="0" w:noVBand="1"/>
+      </w:tblPr>
+      <w:tblGrid>
+        <w:gridCol w:w="2000"/>
+        <w:gridCol w:w="7972"/>
+      </w:tblGrid>
+      <w:tr>
+        <w:trPr>
+          <w:cantSplit/>
+          <w:tblHeader/>
+          <w:jc w:val="center"/>
+        </w:trPr>
+        <w:tc>
+          <w:tcPr>
+            <w:tcW w:w="2000" w:type="dxa"/>
+            <w:shd w:val="clear" w:color="auto" w:fill="D9EAF7"/>
+            <w:tcMar>
+              <w:top w:w="80" w:type="dxa"/>
+              <w:left w:w="110" w:type="dxa"/>
+              <w:bottom w:w="80" w:type="dxa"/>
+              <w:right w:w="110" w:type="dxa"/>
+            </w:tcMar>
+            <w:vAlign w:val="center"/>
+          </w:tcPr>
+          <w:p>
+            <w:pPr>
+              <w:spacing w:after="20" w:line="252" w:lineRule="auto"/>
+              <w:jc w:val="center"/>
+            </w:pPr>
+            <w:r>
+              <w:rPr>
+                <w:b/>
+                <w:sz w:val="18"/>
+                <w:szCs w:val="18"/>
+                <w:lang w:eastAsia="ko-KR"/>
+              </w:rPr>
+              <w:t xml:space="preserve">일시</w:t>
+            </w:r>
+          </w:p>
+        </w:tc>
+        <w:tc>
+          <w:tcPr>
+            <w:tcW w:w="7972" w:type="dxa"/>
+            <w:shd w:val="clear" w:color="auto" w:fill="D9EAF7"/>
+            <w:tcMar>
+              <w:top w:w="80" w:type="dxa"/>
+              <w:left w:w="110" w:type="dxa"/>
+              <w:bottom w:w="80" w:type="dxa"/>
+              <w:right w:w="110" w:type="dxa"/>
+            </w:tcMar>
+            <w:vAlign w:val="center"/>
+          </w:tcPr>
+          <w:p>
+            <w:pPr>
+              <w:spacing w:after="20" w:line="252" w:lineRule="auto"/>
+              <w:jc w:val="center"/>
+            </w:pPr>
+            <w:r>
+              <w:rPr>
+                <w:b/>
+                <w:sz w:val="18"/>
+                <w:szCs w:val="18"/>
+                <w:lang w:eastAsia="ko-KR"/>
+              </w:rPr>
+              <w:t xml:space="preserve">2026.10.15</w:t>
+            </w:r>
+          </w:p>
+        </w:tc>
+      </w:tr>
+      <w:tr>
+        <w:trPr>
+          <w:cantSplit/>
+          <w:jc w:val="center"/>
+        </w:trPr>
+        <w:tc>
+          <w:tcPr>
+            <w:tcW w:w="2000" w:type="dxa"/>
+            <w:shd w:val="clear" w:color="auto" w:fill="EEF5FA"/>
+            <w:tcMar>
+              <w:top w:w="80" w:type="dxa"/>
+              <w:left w:w="110" w:type="dxa"/>
+              <w:bottom w:w="80" w:type="dxa"/>
+              <w:right w:w="110" w:type="dxa"/>
+            </w:tcMar>
+            <w:vAlign w:val="center"/>
+          </w:tcPr>
+          <w:p>
+            <w:pPr>
+              <w:spacing w:after="20" w:line="252" w:lineRule="auto"/>
+              <w:jc w:val="center"/>
+            </w:pPr>
+            <w:r>
+              <w:rPr>
+                <w:b/>
+                <w:color w:val="1F4E79"/>
+                <w:sz w:val="18"/>
+                <w:szCs w:val="18"/>
+                <w:lang w:eastAsia="ko-KR"/>
+              </w:rPr>
+              <w:t xml:space="preserve">목적</w:t>
+            </w:r>
+          </w:p>
+        </w:tc>
+        <w:tc>
+          <w:tcPr>
+            <w:tcW w:w="7972" w:type="dxa"/>
+            <w:tcMar>
+              <w:top w:w="80" w:type="dxa"/>
+              <w:left w:w="110" w:type="dxa"/>
+              <w:bottom w:w="80" w:type="dxa"/>
+              <w:right w:w="110" w:type="dxa"/>
+            </w:tcMar>
+            <w:vAlign w:val="center"/>
+          </w:tcPr>
+          <w:p>
+            <w:pPr>
+              <w:spacing w:after="20" w:line="252" w:lineRule="auto"/>
+            </w:pPr>
+            <w:r>
+              <w:rPr>
+                <w:sz w:val="18"/>
+                <w:szCs w:val="18"/>
+                <w:lang w:eastAsia="ko-KR"/>
+              </w:rPr>
+              <w:t xml:space="preserve">지금까지 설계한 KG 기반 RAG 구조(근거 검색까지)를 공유하고, 아직 정하지 못한 LLM 파트(질문 해석, 답변 생성, 평가)의 설계 방향에 대해 자문을 구한다.</w:t>
+            </w:r>
+          </w:p>
+        </w:tc>
+      </w:tr>
+      <w:tr>
+        <w:trPr>
+          <w:cantSplit/>
+          <w:jc w:val="center"/>
+        </w:trPr>
+        <w:tc>
+          <w:tcPr>
+            <w:tcW w:w="2000" w:type="dxa"/>
+            <w:shd w:val="clear" w:color="auto" w:fill="EEF5FA"/>
+            <w:tcMar>
+              <w:top w:w="80" w:type="dxa"/>
+              <w:left w:w="110" w:type="dxa"/>
+              <w:bottom w:w="80" w:type="dxa"/>
+              <w:right w:w="110" w:type="dxa"/>
+            </w:tcMar>
+            <w:vAlign w:val="center"/>
+          </w:tcPr>
+          <w:p>
+            <w:pPr>
+              <w:spacing w:after="20" w:line="252" w:lineRule="auto"/>
+              <w:jc w:val="center"/>
+            </w:pPr>
+            <w:r>
+              <w:rPr>
+                <w:b/>
+                <w:color w:val="1F4E79"/>
+                <w:sz w:val="18"/>
+                <w:szCs w:val="18"/>
+                <w:lang w:eastAsia="ko-KR"/>
+              </w:rPr>
+              <w:t xml:space="preserve">논의하고 싶은 것</w:t>
+            </w:r>
+          </w:p>
+        </w:tc>
+        <w:tc>
+          <w:tcPr>
+            <w:tcW w:w="7972" w:type="dxa"/>
+            <w:tcMar>
+              <w:top w:w="80" w:type="dxa"/>
+              <w:left w:w="110" w:type="dxa"/>
+              <w:bottom w:w="80" w:type="dxa"/>
+              <w:right w:w="110" w:type="dxa"/>
+            </w:tcMar>
+            <w:vAlign w:val="center"/>
+          </w:tcPr>
+          <w:p>
+            <w:pPr>
+              <w:spacing w:after="20" w:line="252" w:lineRule="auto"/>
+            </w:pPr>
+            <w:r>
+              <w:rPr>
+                <w:sz w:val="18"/>
+                <w:szCs w:val="18"/>
+                <w:lang w:eastAsia="ko-KR"/>
+              </w:rPr>
+              <w:t xml:space="preserve">① 질문 해석(의도 추출) 방식 ② 근거 묶음의 형식과 길이 ③ 근거와 판단을 분리해 답하게 하는 방법 ④ 비교·계산의 신뢰성 ⑤ 모델 선택 ⑥ 평가 설계 (5절)</w:t>
+            </w:r>
+          </w:p>
+        </w:tc>
+      </w:tr>
+      <w:tr>
+        <w:trPr>
+          <w:cantSplit/>
+          <w:jc w:val="center"/>
+        </w:trPr>
+        <w:tc>
+          <w:tcPr>
+            <w:tcW w:w="2000" w:type="dxa"/>
+            <w:shd w:val="clear" w:color="auto" w:fill="EEF5FA"/>
+            <w:tcMar>
+              <w:top w:w="80" w:type="dxa"/>
+              <w:left w:w="110" w:type="dxa"/>
+              <w:bottom w:w="80" w:type="dxa"/>
+              <w:right w:w="110" w:type="dxa"/>
+            </w:tcMar>
+            <w:vAlign w:val="center"/>
+          </w:tcPr>
+          <w:p>
+            <w:pPr>
+              <w:spacing w:after="20" w:line="252" w:lineRule="auto"/>
+              <w:jc w:val="center"/>
+            </w:pPr>
+            <w:r>
+              <w:rPr>
+                <w:b/>
+                <w:color w:val="1F4E79"/>
+                <w:sz w:val="18"/>
+                <w:szCs w:val="18"/>
+                <w:lang w:eastAsia="ko-KR"/>
+              </w:rPr>
+              <w:t xml:space="preserve">진행 순서</w:t>
+            </w:r>
+          </w:p>
+        </w:tc>
+        <w:tc>
+          <w:tcPr>
+            <w:tcW w:w="7972" w:type="dxa"/>
+            <w:tcMar>
+              <w:top w:w="80" w:type="dxa"/>
+              <w:left w:w="110" w:type="dxa"/>
+              <w:bottom w:w="80" w:type="dxa"/>
+              <w:right w:w="110" w:type="dxa"/>
+            </w:tcMar>
+            <w:vAlign w:val="center"/>
+          </w:tcPr>
+          <w:p>
+            <w:pPr>
+              <w:spacing w:after="20" w:line="252" w:lineRule="auto"/>
+            </w:pPr>
+            <w:r>
+              <w:rPr>
+                <w:sz w:val="18"/>
+                <w:szCs w:val="18"/>
+                <w:lang w:eastAsia="ko-KR"/>
+              </w:rPr>
+              <w:t xml:space="preserve">안건 1~4는 공유(설계한 큰 틀, KG 설계, 근거 검색과 근거 묶음), 안건 5는 논의(LLM 파트 구상)</w:t>
+            </w:r>
+          </w:p>
+        </w:tc>
+      </w:tr>
+    </w:tbl>
+    <w:p>
+      <w:pPr>
+        <w:spacing w:after="60"/>
+        <w:rPr>
+          <w:lang w:eastAsia="ko-KR"/>
+        </w:rPr>
+      </w:pPr>
+    </w:p>
+    <w:tbl>
+      <w:tblPr>
+        <w:tblW w:w="9972" w:type="dxa"/>
+        <w:jc w:val="center"/>
+        <w:tblBorders>
+          <w:top w:val="single" w:sz="5" w:space="0" w:color="A6A6A6"/>
+          <w:left w:val="single" w:sz="5" w:space="0" w:color="A6A6A6"/>
+          <w:bottom w:val="single" w:sz="5" w:space="0" w:color="A6A6A6"/>
+          <w:right w:val="single" w:sz="5" w:space="0" w:color="A6A6A6"/>
+          <w:insideH w:val="single" w:sz="5" w:space="0" w:color="A6A6A6"/>
+          <w:insideV w:val="single" w:sz="5" w:space="0" w:color="A6A6A6"/>
+        </w:tblBorders>
+        <w:tblLayout w:type="fixed"/>
+        <w:tblLook w:val="04A0" w:firstRow="1" w:lastRow="0" w:firstColumn="1" w:lastColumn="0" w:noHBand="0" w:noVBand="1"/>
+      </w:tblPr>
+      <w:tblGrid>
+        <w:gridCol w:w="900"/>
+        <w:gridCol w:w="5272"/>
+        <w:gridCol w:w="1400"/>
+        <w:gridCol w:w="2400"/>
+      </w:tblGrid>
+      <w:tr>
+        <w:trPr>
+          <w:cantSplit/>
+          <w:tblHeader/>
+          <w:jc w:val="center"/>
+        </w:trPr>
+        <w:tc>
+          <w:tcPr>
+            <w:tcW w:w="900" w:type="dxa"/>
+            <w:shd w:val="clear" w:color="auto" w:fill="D9EAF7"/>
+            <w:tcMar>
+              <w:top w:w="80" w:type="dxa"/>
+              <w:left w:w="110" w:type="dxa"/>
+              <w:bottom w:w="80" w:type="dxa"/>
+              <w:right w:w="110" w:type="dxa"/>
+            </w:tcMar>
+            <w:vAlign w:val="center"/>
+          </w:tcPr>
+          <w:p>
+            <w:pPr>
+              <w:spacing w:after="20" w:line="252" w:lineRule="auto"/>
+              <w:jc w:val="center"/>
+            </w:pPr>
+            <w:r>
+              <w:rPr>
+                <w:b/>
+                <w:sz w:val="18"/>
+                <w:szCs w:val="18"/>
+                <w:lang w:eastAsia="ko-KR"/>
+              </w:rPr>
+              <w:t xml:space="preserve">안건</w:t>
+            </w:r>
+          </w:p>
+        </w:tc>
+        <w:tc>
+          <w:tcPr>
+            <w:tcW w:w="5272" w:type="dxa"/>
+            <w:shd w:val="clear" w:color="auto" w:fill="D9EAF7"/>
+            <w:tcMar>
+              <w:top w:w="80" w:type="dxa"/>
+              <w:left w:w="110" w:type="dxa"/>
+              <w:bottom w:w="80" w:type="dxa"/>
+              <w:right w:w="110" w:type="dxa"/>
+            </w:tcMar>
+            <w:vAlign w:val="center"/>
+          </w:tcPr>
+          <w:p>
+            <w:pPr>
+              <w:spacing w:after="20" w:line="252" w:lineRule="auto"/>
+              <w:jc w:val="center"/>
+            </w:pPr>
+            <w:r>
+              <w:rPr>
+                <w:b/>
+                <w:sz w:val="18"/>
+                <w:szCs w:val="18"/>
+                <w:lang w:eastAsia="ko-KR"/>
+              </w:rPr>
+              <w:t xml:space="preserve">내용</w:t>
+            </w:r>
+          </w:p>
+        </w:tc>
+        <w:tc>
+          <w:tcPr>
+            <w:tcW w:w="1400" w:type="dxa"/>
+            <w:shd w:val="clear" w:color="auto" w:fill="D9EAF7"/>
+            <w:tcMar>
+              <w:top w:w="80" w:type="dxa"/>
+              <w:left w:w="110" w:type="dxa"/>
+              <w:bottom w:w="80" w:type="dxa"/>
+              <w:right w:w="110" w:type="dxa"/>
+            </w:tcMar>
+            <w:vAlign w:val="center"/>
+          </w:tcPr>
+          <w:p>
+            <w:pPr>
+              <w:spacing w:after="20" w:line="252" w:lineRule="auto"/>
+              <w:jc w:val="center"/>
+            </w:pPr>
+            <w:r>
+              <w:rPr>
+                <w:b/>
+                <w:sz w:val="18"/>
+                <w:szCs w:val="18"/>
+                <w:lang w:eastAsia="ko-KR"/>
+              </w:rPr>
+              <w:t xml:space="preserve">구분</w:t>
+            </w:r>
+          </w:p>
+        </w:tc>
+        <w:tc>
+          <w:tcPr>
+            <w:tcW w:w="2400" w:type="dxa"/>
+            <w:shd w:val="clear" w:color="auto" w:fill="D9EAF7"/>
+            <w:tcMar>
+              <w:top w:w="80" w:type="dxa"/>
+              <w:left w:w="110" w:type="dxa"/>
+              <w:bottom w:w="80" w:type="dxa"/>
+              <w:right w:w="110" w:type="dxa"/>
+            </w:tcMar>
+            <w:vAlign w:val="center"/>
+          </w:tcPr>
+          <w:p>
+            <w:pPr>
+              <w:spacing w:after="20" w:line="252" w:lineRule="auto"/>
+              <w:jc w:val="center"/>
+            </w:pPr>
+            <w:r>
+              <w:rPr>
+                <w:b/>
+                <w:sz w:val="18"/>
+                <w:szCs w:val="18"/>
+                <w:lang w:eastAsia="ko-KR"/>
+              </w:rPr>
+              <w:t xml:space="preserve">자료</w:t>
+            </w:r>
+          </w:p>
+        </w:tc>
+      </w:tr>
+      <w:tr>
+        <w:trPr>
+          <w:cantSplit/>
+          <w:jc w:val="center"/>
+        </w:trPr>
+        <w:tc>
+          <w:tcPr>
+            <w:tcW w:w="900" w:type="dxa"/>
+            <w:shd w:val="clear" w:color="auto" w:fill="EEF5FA"/>
+            <w:tcMar>
+              <w:top w:w="80" w:type="dxa"/>
+              <w:left w:w="110" w:type="dxa"/>
+              <w:bottom w:w="80" w:type="dxa"/>
+              <w:right w:w="110" w:type="dxa"/>
+            </w:tcMar>
+            <w:vAlign w:val="center"/>
+          </w:tcPr>
+          <w:p>
+            <w:pPr>
+              <w:spacing w:after="20" w:line="252" w:lineRule="auto"/>
+              <w:jc w:val="center"/>
+            </w:pPr>
+            <w:r>
+              <w:rPr>
+                <w:b/>
+                <w:color w:val="1F4E79"/>
+                <w:sz w:val="18"/>
+                <w:szCs w:val="18"/>
+                <w:lang w:eastAsia="ko-KR"/>
+              </w:rPr>
+              <w:t xml:space="preserve">1</w:t>
+            </w:r>
+          </w:p>
+        </w:tc>
+        <w:tc>
+          <w:tcPr>
+            <w:tcW w:w="5272" w:type="dxa"/>
+            <w:tcMar>
+              <w:top w:w="80" w:type="dxa"/>
+              <w:left w:w="110" w:type="dxa"/>
+              <w:bottom w:w="80" w:type="dxa"/>
+              <w:right w:w="110" w:type="dxa"/>
+            </w:tcMar>
+            <w:vAlign w:val="center"/>
+          </w:tcPr>
+          <w:p>
+            <w:pPr>
+              <w:spacing w:after="20" w:line="252" w:lineRule="auto"/>
+            </w:pPr>
+            <w:r>
+              <w:rPr>
+                <w:sz w:val="18"/>
+                <w:szCs w:val="18"/>
+                <w:lang w:eastAsia="ko-KR"/>
+              </w:rPr>
+              <w:t xml:space="preserve">연구 배경과 질문(CQ)</w:t>
+            </w:r>
+          </w:p>
+        </w:tc>
+        <w:tc>
+          <w:tcPr>
+            <w:tcW w:w="1400" w:type="dxa"/>
+            <w:tcMar>
+              <w:top w:w="80" w:type="dxa"/>
+              <w:left w:w="110" w:type="dxa"/>
+              <w:bottom w:w="80" w:type="dxa"/>
+              <w:right w:w="110" w:type="dxa"/>
+            </w:tcMar>
+            <w:vAlign w:val="center"/>
+          </w:tcPr>
+          <w:p>
+            <w:pPr>
+              <w:spacing w:after="20" w:line="252" w:lineRule="auto"/>
+            </w:pPr>
+            <w:r>
+              <w:rPr>
+                <w:sz w:val="18"/>
+                <w:szCs w:val="18"/>
+                <w:lang w:eastAsia="ko-KR"/>
+              </w:rPr>
+              <w:t xml:space="preserve">공유</w:t>
+            </w:r>
+          </w:p>
+        </w:tc>
+        <w:tc>
+          <w:tcPr>
+            <w:tcW w:w="2400" w:type="dxa"/>
+            <w:tcMar>
+              <w:top w:w="80" w:type="dxa"/>
+              <w:left w:w="110" w:type="dxa"/>
+              <w:bottom w:w="80" w:type="dxa"/>
+              <w:right w:w="110" w:type="dxa"/>
+            </w:tcMar>
+            <w:vAlign w:val="center"/>
+          </w:tcPr>
+          <w:p>
+            <w:pPr>
+              <w:spacing w:after="20" w:line="252" w:lineRule="auto"/>
+            </w:pPr>
+            <w:r>
+              <w:rPr>
+                <w:sz w:val="18"/>
+                <w:szCs w:val="18"/>
+                <w:lang w:eastAsia="ko-KR"/>
+              </w:rPr>
+              <w:t xml:space="preserve">1절</w:t>
+            </w:r>
+          </w:p>
+        </w:tc>
+      </w:tr>
+      <w:tr>
+        <w:trPr>
+          <w:cantSplit/>
+          <w:jc w:val="center"/>
+        </w:trPr>
+        <w:tc>
+          <w:tcPr>
+            <w:tcW w:w="900" w:type="dxa"/>
+            <w:shd w:val="clear" w:color="auto" w:fill="EEF5FA"/>
+            <w:tcMar>
+              <w:top w:w="80" w:type="dxa"/>
+              <w:left w:w="110" w:type="dxa"/>
+              <w:bottom w:w="80" w:type="dxa"/>
+              <w:right w:w="110" w:type="dxa"/>
+            </w:tcMar>
+            <w:vAlign w:val="center"/>
+          </w:tcPr>
+          <w:p>
+            <w:pPr>
+              <w:spacing w:after="20" w:line="252" w:lineRule="auto"/>
+              <w:jc w:val="center"/>
+            </w:pPr>
+            <w:r>
+              <w:rPr>
+                <w:b/>
+                <w:color w:val="1F4E79"/>
+                <w:sz w:val="18"/>
+                <w:szCs w:val="18"/>
+                <w:lang w:eastAsia="ko-KR"/>
+              </w:rPr>
+              <w:t xml:space="preserve">2</w:t>
+            </w:r>
+          </w:p>
+        </w:tc>
+        <w:tc>
+          <w:tcPr>
+            <w:tcW w:w="5272" w:type="dxa"/>
+            <w:tcMar>
+              <w:top w:w="80" w:type="dxa"/>
+              <w:left w:w="110" w:type="dxa"/>
+              <w:bottom w:w="80" w:type="dxa"/>
+              <w:right w:w="110" w:type="dxa"/>
+            </w:tcMar>
+            <w:vAlign w:val="center"/>
+          </w:tcPr>
+          <w:p>
+            <w:pPr>
+              <w:spacing w:after="20" w:line="252" w:lineRule="auto"/>
+            </w:pPr>
+            <w:r>
+              <w:rPr>
+                <w:sz w:val="18"/>
+                <w:szCs w:val="18"/>
+                <w:lang w:eastAsia="ko-KR"/>
+              </w:rPr>
+              <w:t xml:space="preserve">설계한 큰 틀</w:t>
+            </w:r>
+          </w:p>
+        </w:tc>
+        <w:tc>
+          <w:tcPr>
+            <w:tcW w:w="1400" w:type="dxa"/>
+            <w:tcMar>
+              <w:top w:w="80" w:type="dxa"/>
+              <w:left w:w="110" w:type="dxa"/>
+              <w:bottom w:w="80" w:type="dxa"/>
+              <w:right w:w="110" w:type="dxa"/>
+            </w:tcMar>
+            <w:vAlign w:val="center"/>
+          </w:tcPr>
+          <w:p>
+            <w:pPr>
+              <w:spacing w:after="20" w:line="252" w:lineRule="auto"/>
+            </w:pPr>
+            <w:r>
+              <w:rPr>
+                <w:sz w:val="18"/>
+                <w:szCs w:val="18"/>
+                <w:lang w:eastAsia="ko-KR"/>
+              </w:rPr>
+              <w:t xml:space="preserve">공유</w:t>
+            </w:r>
+          </w:p>
+        </w:tc>
+        <w:tc>
+          <w:tcPr>
+            <w:tcW w:w="2400" w:type="dxa"/>
+            <w:tcMar>
+              <w:top w:w="80" w:type="dxa"/>
+              <w:left w:w="110" w:type="dxa"/>
+              <w:bottom w:w="80" w:type="dxa"/>
+              <w:right w:w="110" w:type="dxa"/>
+            </w:tcMar>
+            <w:vAlign w:val="center"/>
+          </w:tcPr>
+          <w:p>
+            <w:pPr>
+              <w:spacing w:after="20" w:line="252" w:lineRule="auto"/>
+            </w:pPr>
+            <w:r>
+              <w:rPr>
+                <w:sz w:val="18"/>
+                <w:szCs w:val="18"/>
+                <w:lang w:eastAsia="ko-KR"/>
+              </w:rPr>
+              <w:t xml:space="preserve">2절</w:t>
+            </w:r>
+          </w:p>
+        </w:tc>
+      </w:tr>
+      <w:tr>
+        <w:trPr>
+          <w:cantSplit/>
+          <w:jc w:val="center"/>
+        </w:trPr>
+        <w:tc>
+          <w:tcPr>
+            <w:tcW w:w="900" w:type="dxa"/>
+            <w:shd w:val="clear" w:color="auto" w:fill="EEF5FA"/>
+            <w:tcMar>
+              <w:top w:w="80" w:type="dxa"/>
+              <w:left w:w="110" w:type="dxa"/>
+              <w:bottom w:w="80" w:type="dxa"/>
+              <w:right w:w="110" w:type="dxa"/>
+            </w:tcMar>
+            <w:vAlign w:val="center"/>
+          </w:tcPr>
+          <w:p>
+            <w:pPr>
+              <w:spacing w:after="20" w:line="252" w:lineRule="auto"/>
+              <w:jc w:val="center"/>
+            </w:pPr>
+            <w:r>
+              <w:rPr>
+                <w:b/>
+                <w:color w:val="1F4E79"/>
+                <w:sz w:val="18"/>
+                <w:szCs w:val="18"/>
+                <w:lang w:eastAsia="ko-KR"/>
+              </w:rPr>
+              <w:t xml:space="preserve">3</w:t>
+            </w:r>
+          </w:p>
+        </w:tc>
+        <w:tc>
+          <w:tcPr>
+            <w:tcW w:w="5272" w:type="dxa"/>
+            <w:tcMar>
+              <w:top w:w="80" w:type="dxa"/>
+              <w:left w:w="110" w:type="dxa"/>
+              <w:bottom w:w="80" w:type="dxa"/>
+              <w:right w:w="110" w:type="dxa"/>
+            </w:tcMar>
+            <w:vAlign w:val="center"/>
+          </w:tcPr>
+          <w:p>
+            <w:pPr>
+              <w:spacing w:after="20" w:line="252" w:lineRule="auto"/>
+            </w:pPr>
+            <w:r>
+              <w:rPr>
+                <w:sz w:val="18"/>
+                <w:szCs w:val="18"/>
+                <w:lang w:eastAsia="ko-KR"/>
+              </w:rPr>
+              <w:t xml:space="preserve">댐 운영에 적용한 KG 설계</w:t>
+            </w:r>
+          </w:p>
+        </w:tc>
+        <w:tc>
+          <w:tcPr>
+            <w:tcW w:w="1400" w:type="dxa"/>
+            <w:tcMar>
+              <w:top w:w="80" w:type="dxa"/>
+              <w:left w:w="110" w:type="dxa"/>
+              <w:bottom w:w="80" w:type="dxa"/>
+              <w:right w:w="110" w:type="dxa"/>
+            </w:tcMar>
+            <w:vAlign w:val="center"/>
+          </w:tcPr>
+          <w:p>
+            <w:pPr>
+              <w:spacing w:after="20" w:line="252" w:lineRule="auto"/>
+            </w:pPr>
+            <w:r>
+              <w:rPr>
+                <w:sz w:val="18"/>
+                <w:szCs w:val="18"/>
+                <w:lang w:eastAsia="ko-KR"/>
+              </w:rPr>
+              <w:t xml:space="preserve">공유</w:t>
+            </w:r>
+          </w:p>
+        </w:tc>
+        <w:tc>
+          <w:tcPr>
+            <w:tcW w:w="2400" w:type="dxa"/>
+            <w:tcMar>
+              <w:top w:w="80" w:type="dxa"/>
+              <w:left w:w="110" w:type="dxa"/>
+              <w:bottom w:w="80" w:type="dxa"/>
+              <w:right w:w="110" w:type="dxa"/>
+            </w:tcMar>
+            <w:vAlign w:val="center"/>
+          </w:tcPr>
+          <w:p>
+            <w:pPr>
+              <w:spacing w:after="20" w:line="252" w:lineRule="auto"/>
+            </w:pPr>
+            <w:r>
+              <w:rPr>
+                <w:sz w:val="18"/>
+                <w:szCs w:val="18"/>
+                <w:lang w:eastAsia="ko-KR"/>
+              </w:rPr>
+              <w:t xml:space="preserve">3절</w:t>
+            </w:r>
+          </w:p>
+        </w:tc>
+      </w:tr>
+      <w:tr>
+        <w:trPr>
+          <w:cantSplit/>
+          <w:jc w:val="center"/>
+        </w:trPr>
+        <w:tc>
+          <w:tcPr>
+            <w:tcW w:w="900" w:type="dxa"/>
+            <w:shd w:val="clear" w:color="auto" w:fill="EEF5FA"/>
+            <w:tcMar>
+              <w:top w:w="80" w:type="dxa"/>
+              <w:left w:w="110" w:type="dxa"/>
+              <w:bottom w:w="80" w:type="dxa"/>
+              <w:right w:w="110" w:type="dxa"/>
+            </w:tcMar>
+            <w:vAlign w:val="center"/>
+          </w:tcPr>
+          <w:p>
+            <w:pPr>
+              <w:spacing w:after="20" w:line="252" w:lineRule="auto"/>
+              <w:jc w:val="center"/>
+            </w:pPr>
+            <w:r>
+              <w:rPr>
+                <w:b/>
+                <w:color w:val="1F4E79"/>
+                <w:sz w:val="18"/>
+                <w:szCs w:val="18"/>
+                <w:lang w:eastAsia="ko-KR"/>
+              </w:rPr>
+              <w:t xml:space="preserve">4</w:t>
+            </w:r>
+          </w:p>
+        </w:tc>
+        <w:tc>
+          <w:tcPr>
+            <w:tcW w:w="5272" w:type="dxa"/>
+            <w:tcMar>
+              <w:top w:w="80" w:type="dxa"/>
+              <w:left w:w="110" w:type="dxa"/>
+              <w:bottom w:w="80" w:type="dxa"/>
+              <w:right w:w="110" w:type="dxa"/>
+            </w:tcMar>
+            <w:vAlign w:val="center"/>
+          </w:tcPr>
+          <w:p>
+            <w:pPr>
+              <w:spacing w:after="20" w:line="252" w:lineRule="auto"/>
+            </w:pPr>
+            <w:r>
+              <w:rPr>
+                <w:sz w:val="18"/>
+                <w:szCs w:val="18"/>
+                <w:lang w:eastAsia="ko-KR"/>
+              </w:rPr>
+              <w:t xml:space="preserve">근거 검색과 근거 묶음</w:t>
+            </w:r>
+          </w:p>
+        </w:tc>
+        <w:tc>
+          <w:tcPr>
+            <w:tcW w:w="1400" w:type="dxa"/>
+            <w:tcMar>
+              <w:top w:w="80" w:type="dxa"/>
+              <w:left w:w="110" w:type="dxa"/>
+              <w:bottom w:w="80" w:type="dxa"/>
+              <w:right w:w="110" w:type="dxa"/>
+            </w:tcMar>
+            <w:vAlign w:val="center"/>
+          </w:tcPr>
+          <w:p>
+            <w:pPr>
+              <w:spacing w:after="20" w:line="252" w:lineRule="auto"/>
+            </w:pPr>
+            <w:r>
+              <w:rPr>
+                <w:sz w:val="18"/>
+                <w:szCs w:val="18"/>
+                <w:lang w:eastAsia="ko-KR"/>
+              </w:rPr>
+              <w:t xml:space="preserve">공유</w:t>
+            </w:r>
+          </w:p>
+        </w:tc>
+        <w:tc>
+          <w:tcPr>
+            <w:tcW w:w="2400" w:type="dxa"/>
+            <w:tcMar>
+              <w:top w:w="80" w:type="dxa"/>
+              <w:left w:w="110" w:type="dxa"/>
+              <w:bottom w:w="80" w:type="dxa"/>
+              <w:right w:w="110" w:type="dxa"/>
+            </w:tcMar>
+            <w:vAlign w:val="center"/>
+          </w:tcPr>
+          <w:p>
+            <w:pPr>
+              <w:spacing w:after="20" w:line="252" w:lineRule="auto"/>
+            </w:pPr>
+            <w:r>
+              <w:rPr>
+                <w:sz w:val="18"/>
+                <w:szCs w:val="18"/>
+                <w:lang w:eastAsia="ko-KR"/>
+              </w:rPr>
+              <w:t xml:space="preserve">4절</w:t>
+            </w:r>
+          </w:p>
+        </w:tc>
+      </w:tr>
+      <w:tr>
+        <w:trPr>
+          <w:cantSplit/>
+          <w:jc w:val="center"/>
+        </w:trPr>
+        <w:tc>
+          <w:tcPr>
+            <w:tcW w:w="900" w:type="dxa"/>
+            <w:shd w:val="clear" w:color="auto" w:fill="EEF5FA"/>
+            <w:tcMar>
+              <w:top w:w="80" w:type="dxa"/>
+              <w:left w:w="110" w:type="dxa"/>
+              <w:bottom w:w="80" w:type="dxa"/>
+              <w:right w:w="110" w:type="dxa"/>
+            </w:tcMar>
+            <w:vAlign w:val="center"/>
+          </w:tcPr>
+          <w:p>
+            <w:pPr>
+              <w:spacing w:after="20" w:line="252" w:lineRule="auto"/>
+              <w:jc w:val="center"/>
+            </w:pPr>
+            <w:r>
+              <w:rPr>
+                <w:b/>
+                <w:color w:val="1F4E79"/>
+                <w:sz w:val="18"/>
+                <w:szCs w:val="18"/>
+                <w:lang w:eastAsia="ko-KR"/>
+              </w:rPr>
+              <w:t xml:space="preserve">5</w:t>
+            </w:r>
+          </w:p>
+        </w:tc>
+        <w:tc>
+          <w:tcPr>
+            <w:tcW w:w="5272" w:type="dxa"/>
+            <w:tcMar>
+              <w:top w:w="80" w:type="dxa"/>
+              <w:left w:w="110" w:type="dxa"/>
+              <w:bottom w:w="80" w:type="dxa"/>
+              <w:right w:w="110" w:type="dxa"/>
+            </w:tcMar>
+            <w:vAlign w:val="center"/>
+          </w:tcPr>
+          <w:p>
+            <w:pPr>
+              <w:spacing w:after="20" w:line="252" w:lineRule="auto"/>
+            </w:pPr>
+            <w:r>
+              <w:rPr>
+                <w:sz w:val="18"/>
+                <w:szCs w:val="18"/>
+                <w:lang w:eastAsia="ko-KR"/>
+              </w:rPr>
+              <w:t xml:space="preserve">LLM 파트 구상과 논의 사항</w:t>
+            </w:r>
+          </w:p>
+        </w:tc>
+        <w:tc>
+          <w:tcPr>
+            <w:tcW w:w="1400" w:type="dxa"/>
+            <w:tcMar>
+              <w:top w:w="80" w:type="dxa"/>
+              <w:left w:w="110" w:type="dxa"/>
+              <w:bottom w:w="80" w:type="dxa"/>
+              <w:right w:w="110" w:type="dxa"/>
+            </w:tcMar>
+            <w:vAlign w:val="center"/>
+          </w:tcPr>
+          <w:p>
+            <w:pPr>
+              <w:spacing w:after="20" w:line="252" w:lineRule="auto"/>
+            </w:pPr>
+            <w:r>
+              <w:rPr>
+                <w:sz w:val="18"/>
+                <w:szCs w:val="18"/>
+                <w:lang w:eastAsia="ko-KR"/>
+              </w:rPr>
+              <w:t xml:space="preserve">논의</w:t>
+            </w:r>
+          </w:p>
+        </w:tc>
+        <w:tc>
+          <w:tcPr>
+            <w:tcW w:w="2400" w:type="dxa"/>
+            <w:tcMar>
+              <w:top w:w="80" w:type="dxa"/>
+              <w:left w:w="110" w:type="dxa"/>
+              <w:bottom w:w="80" w:type="dxa"/>
+              <w:right w:w="110" w:type="dxa"/>
+            </w:tcMar>
+            <w:vAlign w:val="center"/>
+          </w:tcPr>
+          <w:p>
+            <w:pPr>
+              <w:spacing w:after="20" w:line="252" w:lineRule="auto"/>
+            </w:pPr>
+            <w:r>
+              <w:rPr>
+                <w:sz w:val="18"/>
+                <w:szCs w:val="18"/>
+                <w:lang w:eastAsia="ko-KR"/>
+              </w:rPr>
+              <w:t xml:space="preserve">5절</w:t>
+            </w:r>
+          </w:p>
+        </w:tc>
+      </w:tr>
+    </w:tbl>
+    <w:p>
+      <w:pPr>
+        <w:spacing w:after="60"/>
+        <w:rPr>
+          <w:lang w:eastAsia="ko-KR"/>
+        </w:rPr>
+      </w:pPr>
+    </w:p>
+    <w:p>
+      <w:pPr>
+        <w:keepNext/>
+        <w:spacing w:before="240"/>
+        <w:rPr>
+          <w:lang w:eastAsia="ko-KR"/>
+        </w:rPr>
+      </w:pPr>
+      <w:r>
+        <w:rPr>
+          <w:b/>
+          <w:color w:val="1F4E79"/>
+          <w:sz w:val="25"/>
+          <w:szCs w:val="25"/>
+          <w:lang w:eastAsia="ko-KR"/>
+        </w:rPr>
+        <w:t xml:space="preserve">연구 배경 (참고)</w:t>
       </w:r>
     </w:p>
     <w:p>
@@ -79,11 +1068,11 @@
       </w:pPr>
       <w:r>
         <w:rPr>
-          <w:sz w:val="20"/>
-          <w:szCs w:val="20"/>
+          <w:sz w:val="19"/>
+          <w:szCs w:val="19"/>
           <w:lang w:eastAsia="ko-KR"/>
         </w:rPr>
-        <w:t xml:space="preserve">댐 운영자는 현재의 수문·기상 상태를 보고 방류 등을 판단한다. 이때 과거의 운영행위, 그 방류를 허가한 승인, 현행 운영기준(홍수기 제한수위)이 필요한데, 이 정보는 승인 기록, 측정 시계열, 규정 문서에 나뉘어 있다. LLM 단독 답변은 근거를 확인할 수 없으므로, 흩어진 자료를 지식그래프(KG)로 연결하고, 질문에 필요한 근거를 찾아 LLM에 주어 근거 위에서 답하게 하는 구조(RAG)를 만든다.</w:t>
+        <w:t xml:space="preserve">댐 운영자는 현재의 수문·기상 상태를 보고 방류 등을 판단한다. 이때 과거의 운영행위, 그 방류를 허가한 승인, 현행 운영기준(홍수기 제한수위)이 필요한데, 이 정보는 승인 기록, 측정 시계열, 규정 문서에 나뉘어 있다. LLM 단독 답변은 근거를 확인할 수 없으므로, 흩어진 자료를 지식그래프(KG)로 연결하고 질문에 필요한 근거를 찾아 LLM에 주어 근거 위에서 답하게 하는 구조(RAG)를 만든다. 대상은 한강수계 4개 댐(충주·소양강·횡성·광동), 방류 승인 80건(2010~2021), K-water 시간별 수문기상 자료 50.8만 행, 연계운영규정 별표3이다.</w:t>
       </w:r>
     </w:p>
     <w:tbl>
@@ -416,22 +1405,6 @@
           <w:lang w:eastAsia="ko-KR"/>
         </w:rPr>
       </w:pPr>
-    </w:p>
-    <w:p>
-      <w:pPr>
-        <w:spacing w:before="60" w:after="120"/>
-        <w:rPr>
-          <w:lang w:eastAsia="ko-KR"/>
-        </w:rPr>
-      </w:pPr>
-      <w:r>
-        <w:rPr>
-          <w:sz w:val="19"/>
-          <w:szCs w:val="19"/>
-          <w:lang w:eastAsia="ko-KR"/>
-        </w:rPr>
-        <w:t xml:space="preserve">대상은 한강수계 4개 댐(충주·소양강·횡성·광동), 방류 승인 80건(2010~2021), K-water 시간별 수문기상 자료 50.8만 행, 연계운영규정 별표3이다.</w:t>
-      </w:r>
     </w:p>
     <w:p>
       <w:pPr>

--- a/lab_meeting/2026.10.15_교수님 회의자료.docx
+++ b/lab_meeting/2026.10.15_교수님 회의자료.docx
@@ -19,7 +19,7 @@
         </w:rPr>
         <w:t xml:space="preserve">댐 운영 판단 지원을 위한 KG 기반 RAG</w:t>
         <w:br/>
-        <w:t xml:space="preserve">구축 현황과 LLM 파트 논의</w:t>
+        <w:t xml:space="preserve">구조 공유와 LLM 파트 논의</w:t>
       </w:r>
     </w:p>
     <w:p>
@@ -37,7 +37,7 @@
           <w:szCs w:val="23"/>
           <w:lang w:eastAsia="ko-KR"/>
         </w:rPr>
-        <w:t xml:space="preserve">설계한 큰 틀 · 댐 운영 적용 · 근거 묶음 · LLM 파트 논의 사항</w:t>
+        <w:t xml:space="preserve">설계한 구조 · 근거 검색과 근거 묶음 · LLM 파트에서 생각해 볼 것</w:t>
       </w:r>
     </w:p>
     <w:p>
@@ -53,7 +53,7 @@
           <w:color w:val="646464"/>
           <w:lang w:eastAsia="ko-KR"/>
         </w:rPr>
-        <w:t xml:space="preserve">2026.10.15 자문 회의 · 국민대학교</w:t>
+        <w:t xml:space="preserve">2026.10.15 · 국민대학교</w:t>
       </w:r>
     </w:p>
     <w:p>
@@ -86,8 +86,8 @@
         <w:tblLook w:val="04A0" w:firstRow="1" w:lastRow="0" w:firstColumn="1" w:lastColumn="0" w:noHBand="0" w:noVBand="1"/>
       </w:tblPr>
       <w:tblGrid>
-        <w:gridCol w:w="2000"/>
-        <w:gridCol w:w="7972"/>
+        <w:gridCol w:w="2300"/>
+        <w:gridCol w:w="7672"/>
       </w:tblGrid>
       <w:tr>
         <w:trPr>
@@ -97,7 +97,7 @@
         </w:trPr>
         <w:tc>
           <w:tcPr>
-            <w:tcW w:w="2000" w:type="dxa"/>
+            <w:tcW w:w="2300" w:type="dxa"/>
             <w:shd w:val="clear" w:color="auto" w:fill="D9EAF7"/>
             <w:tcMar>
               <w:top w:w="80" w:type="dxa"/>
@@ -125,7 +125,7 @@
         </w:tc>
         <w:tc>
           <w:tcPr>
-            <w:tcW w:w="7972" w:type="dxa"/>
+            <w:tcW w:w="7672" w:type="dxa"/>
             <w:shd w:val="clear" w:color="auto" w:fill="D9EAF7"/>
             <w:tcMar>
               <w:top w:w="80" w:type="dxa"/>
@@ -159,7 +159,7 @@
         </w:trPr>
         <w:tc>
           <w:tcPr>
-            <w:tcW w:w="2000" w:type="dxa"/>
+            <w:tcW w:w="2300" w:type="dxa"/>
             <w:shd w:val="clear" w:color="auto" w:fill="EEF5FA"/>
             <w:tcMar>
               <w:top w:w="80" w:type="dxa"/>
@@ -188,7 +188,7 @@
         </w:tc>
         <w:tc>
           <w:tcPr>
-            <w:tcW w:w="7972" w:type="dxa"/>
+            <w:tcW w:w="7672" w:type="dxa"/>
             <w:tcMar>
               <w:top w:w="80" w:type="dxa"/>
               <w:left w:w="110" w:type="dxa"/>
@@ -207,7 +207,7 @@
                 <w:szCs w:val="18"/>
                 <w:lang w:eastAsia="ko-KR"/>
               </w:rPr>
-              <w:t xml:space="preserve">지금까지 설계한 KG 기반 RAG 구조(근거 검색까지)를 공유하고, 아직 정하지 못한 LLM 파트(질문 해석, 답변 생성, 평가)의 설계 방향에 대해 자문을 구한다.</w:t>
+              <w:t xml:space="preserve">지금까지 만든 KG 기반 RAG 구조(근거 검색까지)를 공유하고, 아직 정하지 못한 LLM 파트(질문 해석, 답변 생성, 평가)에 대해 인공지능 연구팀의 생각과 조언을 듣는다.</w:t>
             </w:r>
           </w:p>
         </w:tc>
@@ -219,7 +219,7 @@
         </w:trPr>
         <w:tc>
           <w:tcPr>
-            <w:tcW w:w="2000" w:type="dxa"/>
+            <w:tcW w:w="2300" w:type="dxa"/>
             <w:shd w:val="clear" w:color="auto" w:fill="EEF5FA"/>
             <w:tcMar>
               <w:top w:w="80" w:type="dxa"/>
@@ -242,13 +242,13 @@
                 <w:szCs w:val="18"/>
                 <w:lang w:eastAsia="ko-KR"/>
               </w:rPr>
-              <w:t xml:space="preserve">논의하고 싶은 것</w:t>
+              <w:t xml:space="preserve">이야기 나누고 싶은 것</w:t>
             </w:r>
           </w:p>
         </w:tc>
         <w:tc>
           <w:tcPr>
-            <w:tcW w:w="7972" w:type="dxa"/>
+            <w:tcW w:w="7672" w:type="dxa"/>
             <w:tcMar>
               <w:top w:w="80" w:type="dxa"/>
               <w:left w:w="110" w:type="dxa"/>
@@ -267,7 +267,7 @@
                 <w:szCs w:val="18"/>
                 <w:lang w:eastAsia="ko-KR"/>
               </w:rPr>
-              <w:t xml:space="preserve">① 질문 해석(의도 추출) 방식 ② 근거 묶음의 형식과 길이 ③ 근거와 판단을 분리해 답하게 하는 방법 ④ 비교·계산의 신뢰성 ⑤ 모델 선택 ⑥ 평가 설계 (5절)</w:t>
+              <w:t xml:space="preserve">① 질문 해석(의도 추출) ② 근거 묶음의 형식과 길이 ③ 근거와 판단을 나누어 답하게 하는 방법 ④ 비교·계산의 신뢰성 ⑤ 모델 선택 ⑥ 평가 설계 (5절)</w:t>
             </w:r>
           </w:p>
         </w:tc>
@@ -279,7 +279,7 @@
         </w:trPr>
         <w:tc>
           <w:tcPr>
-            <w:tcW w:w="2000" w:type="dxa"/>
+            <w:tcW w:w="2300" w:type="dxa"/>
             <w:shd w:val="clear" w:color="auto" w:fill="EEF5FA"/>
             <w:tcMar>
               <w:top w:w="80" w:type="dxa"/>
@@ -308,7 +308,7 @@
         </w:tc>
         <w:tc>
           <w:tcPr>
-            <w:tcW w:w="7972" w:type="dxa"/>
+            <w:tcW w:w="7672" w:type="dxa"/>
             <w:tcMar>
               <w:top w:w="80" w:type="dxa"/>
               <w:left w:w="110" w:type="dxa"/>
@@ -327,7 +327,7 @@
                 <w:szCs w:val="18"/>
                 <w:lang w:eastAsia="ko-KR"/>
               </w:rPr>
-              <w:t xml:space="preserve">안건 1~4는 공유(설계한 큰 틀, KG 설계, 근거 검색과 근거 묶음), 안건 5는 논의(LLM 파트 구상)</w:t>
+              <w:t xml:space="preserve">안건 1~4는 구조 공유(배경과 질문, 큰 틀, KG 설계, 근거 검색), 안건 5는 LLM 파트 논의</w:t>
             </w:r>
           </w:p>
         </w:tc>
@@ -976,7 +976,7 @@
                 <w:szCs w:val="18"/>
                 <w:lang w:eastAsia="ko-KR"/>
               </w:rPr>
-              <w:t xml:space="preserve">LLM 파트 구상과 논의 사항</w:t>
+              <w:t xml:space="preserve">LLM 파트에서 생각해 볼 것</w:t>
             </w:r>
           </w:p>
         </w:tc>
@@ -1056,7 +1056,7 @@
           <w:szCs w:val="25"/>
           <w:lang w:eastAsia="ko-KR"/>
         </w:rPr>
-        <w:t xml:space="preserve">연구 배경 (참고)</w:t>
+        <w:t xml:space="preserve">연구 배경</w:t>
       </w:r>
     </w:p>
     <w:p>
@@ -1091,8 +1091,8 @@
         <w:tblLook w:val="04A0" w:firstRow="1" w:lastRow="0" w:firstColumn="1" w:lastColumn="0" w:noHBand="0" w:noVBand="1"/>
       </w:tblPr>
       <w:tblGrid>
-        <w:gridCol w:w="1700"/>
-        <w:gridCol w:w="8272"/>
+        <w:gridCol w:w="1500"/>
+        <w:gridCol w:w="8472"/>
       </w:tblGrid>
       <w:tr>
         <w:trPr>
@@ -1102,7 +1102,7 @@
         </w:trPr>
         <w:tc>
           <w:tcPr>
-            <w:tcW w:w="1700" w:type="dxa"/>
+            <w:tcW w:w="1500" w:type="dxa"/>
             <w:shd w:val="clear" w:color="auto" w:fill="D9EAF7"/>
             <w:tcMar>
               <w:top w:w="80" w:type="dxa"/>
@@ -1124,13 +1124,13 @@
                 <w:szCs w:val="18"/>
                 <w:lang w:eastAsia="ko-KR"/>
               </w:rPr>
-              <w:t xml:space="preserve"/>
+              <w:t xml:space="preserve">번호</w:t>
             </w:r>
           </w:p>
         </w:tc>
         <w:tc>
           <w:tcPr>
-            <w:tcW w:w="8272" w:type="dxa"/>
+            <w:tcW w:w="8472" w:type="dxa"/>
             <w:shd w:val="clear" w:color="auto" w:fill="D9EAF7"/>
             <w:tcMar>
               <w:top w:w="80" w:type="dxa"/>
@@ -1164,7 +1164,7 @@
         </w:trPr>
         <w:tc>
           <w:tcPr>
-            <w:tcW w:w="1700" w:type="dxa"/>
+            <w:tcW w:w="1500" w:type="dxa"/>
             <w:shd w:val="clear" w:color="auto" w:fill="EEF5FA"/>
             <w:tcMar>
               <w:top w:w="80" w:type="dxa"/>
@@ -1193,7 +1193,7 @@
         </w:tc>
         <w:tc>
           <w:tcPr>
-            <w:tcW w:w="8272" w:type="dxa"/>
+            <w:tcW w:w="8472" w:type="dxa"/>
             <w:tcMar>
               <w:top w:w="80" w:type="dxa"/>
               <w:left w:w="110" w:type="dxa"/>
@@ -1212,7 +1212,7 @@
                 <w:szCs w:val="18"/>
                 <w:lang w:eastAsia="ko-KR"/>
               </w:rPr>
-              <w:t xml:space="preserve">특정 댐의 현재 수문·기상 상태와 현행 운영기준을 확인하고, 선택된 과거 사례의 상태·운영행위·승인·근거를 함께 추적하여 운영 판단을 지원할 수 있는가?</w:t>
+              <w:t xml:space="preserve">특정 댐의 현재 수문·기상 상태와 현행 운영기준을 확인하고, 선택된 과거 시점 또는 사례의 수문·기상 상태, 실제 운영행위, 방류 승인내용 및 관련 근거자료를 함께 추적하여 현재 운영 판단을 지원할 수 있는가?</w:t>
             </w:r>
           </w:p>
         </w:tc>
@@ -1224,7 +1224,7 @@
         </w:trPr>
         <w:tc>
           <w:tcPr>
-            <w:tcW w:w="1700" w:type="dxa"/>
+            <w:tcW w:w="1500" w:type="dxa"/>
             <w:shd w:val="clear" w:color="auto" w:fill="EEF5FA"/>
             <w:tcMar>
               <w:top w:w="80" w:type="dxa"/>
@@ -1247,13 +1247,13 @@
                 <w:szCs w:val="18"/>
                 <w:lang w:eastAsia="ko-KR"/>
               </w:rPr>
-              <w:t xml:space="preserve">CQ1 · CQ2</w:t>
+              <w:t xml:space="preserve">CQ1</w:t>
             </w:r>
           </w:p>
         </w:tc>
         <w:tc>
           <w:tcPr>
-            <w:tcW w:w="8272" w:type="dxa"/>
+            <w:tcW w:w="8472" w:type="dxa"/>
             <w:tcMar>
               <w:top w:w="80" w:type="dxa"/>
               <w:left w:w="110" w:type="dxa"/>
@@ -1272,7 +1272,7 @@
                 <w:szCs w:val="18"/>
                 <w:lang w:eastAsia="ko-KR"/>
               </w:rPr>
-              <w:t xml:space="preserve">현재 수문·기상 상태 / 과거 시점의 수문·기상 상태</w:t>
+              <w:t xml:space="preserve">대상 댐의 현재 또는 기준시점의 강우, 수위, 유입량, 방류량 등 수문·기상 상태는 무엇인가?</w:t>
             </w:r>
           </w:p>
         </w:tc>
@@ -1284,7 +1284,7 @@
         </w:trPr>
         <w:tc>
           <w:tcPr>
-            <w:tcW w:w="1700" w:type="dxa"/>
+            <w:tcW w:w="1500" w:type="dxa"/>
             <w:shd w:val="clear" w:color="auto" w:fill="EEF5FA"/>
             <w:tcMar>
               <w:top w:w="80" w:type="dxa"/>
@@ -1307,13 +1307,13 @@
                 <w:szCs w:val="18"/>
                 <w:lang w:eastAsia="ko-KR"/>
               </w:rPr>
-              <w:t xml:space="preserve">CQ3 · CQ4</w:t>
+              <w:t xml:space="preserve">CQ2</w:t>
             </w:r>
           </w:p>
         </w:tc>
         <w:tc>
           <w:tcPr>
-            <w:tcW w:w="8272" w:type="dxa"/>
+            <w:tcW w:w="8472" w:type="dxa"/>
             <w:tcMar>
               <w:top w:w="80" w:type="dxa"/>
               <w:left w:w="110" w:type="dxa"/>
@@ -1332,7 +1332,7 @@
                 <w:szCs w:val="18"/>
                 <w:lang w:eastAsia="ko-KR"/>
               </w:rPr>
-              <w:t xml:space="preserve">과거 운영행위 / 과거 방류 승인과 승인 내용</w:t>
+              <w:t xml:space="preserve">선택된 과거 시점 또는 사례에서 대상 댐의 강우, 수위, 유입량, 방류량 등 수문·기상 상태는 어떠했는가?</w:t>
             </w:r>
           </w:p>
         </w:tc>
@@ -1344,7 +1344,7 @@
         </w:trPr>
         <w:tc>
           <w:tcPr>
-            <w:tcW w:w="1700" w:type="dxa"/>
+            <w:tcW w:w="1500" w:type="dxa"/>
             <w:shd w:val="clear" w:color="auto" w:fill="EEF5FA"/>
             <w:tcMar>
               <w:top w:w="80" w:type="dxa"/>
@@ -1367,13 +1367,13 @@
                 <w:szCs w:val="18"/>
                 <w:lang w:eastAsia="ko-KR"/>
               </w:rPr>
-              <w:t xml:space="preserve">CQ5 · CQ6</w:t>
+              <w:t xml:space="preserve">CQ3</w:t>
             </w:r>
           </w:p>
         </w:tc>
         <w:tc>
           <w:tcPr>
-            <w:tcW w:w="8272" w:type="dxa"/>
+            <w:tcW w:w="8472" w:type="dxa"/>
             <w:tcMar>
               <w:top w:w="80" w:type="dxa"/>
               <w:left w:w="110" w:type="dxa"/>
@@ -1392,7 +1392,187 @@
                 <w:szCs w:val="18"/>
                 <w:lang w:eastAsia="ko-KR"/>
               </w:rPr>
-              <w:t xml:space="preserve">현재 운영기준(홍수기 제한수위) / 위 정보의 공식 근거</w:t>
+              <w:t xml:space="preserve">해당 과거 시점 또는 사례에서 실제로 수행된 댐 운영행위는 무엇이었는가?</w:t>
+            </w:r>
+          </w:p>
+        </w:tc>
+      </w:tr>
+      <w:tr>
+        <w:trPr>
+          <w:cantSplit/>
+          <w:jc w:val="center"/>
+        </w:trPr>
+        <w:tc>
+          <w:tcPr>
+            <w:tcW w:w="1500" w:type="dxa"/>
+            <w:shd w:val="clear" w:color="auto" w:fill="EEF5FA"/>
+            <w:tcMar>
+              <w:top w:w="80" w:type="dxa"/>
+              <w:left w:w="110" w:type="dxa"/>
+              <w:bottom w:w="80" w:type="dxa"/>
+              <w:right w:w="110" w:type="dxa"/>
+            </w:tcMar>
+            <w:vAlign w:val="center"/>
+          </w:tcPr>
+          <w:p>
+            <w:pPr>
+              <w:spacing w:after="20" w:line="252" w:lineRule="auto"/>
+              <w:jc w:val="center"/>
+            </w:pPr>
+            <w:r>
+              <w:rPr>
+                <w:b/>
+                <w:color w:val="1F4E79"/>
+                <w:sz w:val="18"/>
+                <w:szCs w:val="18"/>
+                <w:lang w:eastAsia="ko-KR"/>
+              </w:rPr>
+              <w:t xml:space="preserve">CQ4</w:t>
+            </w:r>
+          </w:p>
+        </w:tc>
+        <w:tc>
+          <w:tcPr>
+            <w:tcW w:w="8472" w:type="dxa"/>
+            <w:tcMar>
+              <w:top w:w="80" w:type="dxa"/>
+              <w:left w:w="110" w:type="dxa"/>
+              <w:bottom w:w="80" w:type="dxa"/>
+              <w:right w:w="110" w:type="dxa"/>
+            </w:tcMar>
+            <w:vAlign w:val="center"/>
+          </w:tcPr>
+          <w:p>
+            <w:pPr>
+              <w:spacing w:after="20" w:line="252" w:lineRule="auto"/>
+            </w:pPr>
+            <w:r>
+              <w:rPr>
+                <w:sz w:val="18"/>
+                <w:szCs w:val="18"/>
+                <w:lang w:eastAsia="ko-KR"/>
+              </w:rPr>
+              <w:t xml:space="preserve">해당 과거 시점 또는 사례에서 어떤 방류 승인이 있었으며, 그 승인내용은 무엇인가?</w:t>
+            </w:r>
+          </w:p>
+        </w:tc>
+      </w:tr>
+      <w:tr>
+        <w:trPr>
+          <w:cantSplit/>
+          <w:jc w:val="center"/>
+        </w:trPr>
+        <w:tc>
+          <w:tcPr>
+            <w:tcW w:w="1500" w:type="dxa"/>
+            <w:shd w:val="clear" w:color="auto" w:fill="EEF5FA"/>
+            <w:tcMar>
+              <w:top w:w="80" w:type="dxa"/>
+              <w:left w:w="110" w:type="dxa"/>
+              <w:bottom w:w="80" w:type="dxa"/>
+              <w:right w:w="110" w:type="dxa"/>
+            </w:tcMar>
+            <w:vAlign w:val="center"/>
+          </w:tcPr>
+          <w:p>
+            <w:pPr>
+              <w:spacing w:after="20" w:line="252" w:lineRule="auto"/>
+              <w:jc w:val="center"/>
+            </w:pPr>
+            <w:r>
+              <w:rPr>
+                <w:b/>
+                <w:color w:val="1F4E79"/>
+                <w:sz w:val="18"/>
+                <w:szCs w:val="18"/>
+                <w:lang w:eastAsia="ko-KR"/>
+              </w:rPr>
+              <w:t xml:space="preserve">CQ5</w:t>
+            </w:r>
+          </w:p>
+        </w:tc>
+        <w:tc>
+          <w:tcPr>
+            <w:tcW w:w="8472" w:type="dxa"/>
+            <w:tcMar>
+              <w:top w:w="80" w:type="dxa"/>
+              <w:left w:w="110" w:type="dxa"/>
+              <w:bottom w:w="80" w:type="dxa"/>
+              <w:right w:w="110" w:type="dxa"/>
+            </w:tcMar>
+            <w:vAlign w:val="center"/>
+          </w:tcPr>
+          <w:p>
+            <w:pPr>
+              <w:spacing w:after="20" w:line="252" w:lineRule="auto"/>
+            </w:pPr>
+            <w:r>
+              <w:rPr>
+                <w:sz w:val="18"/>
+                <w:szCs w:val="18"/>
+                <w:lang w:eastAsia="ko-KR"/>
+              </w:rPr>
+              <w:t xml:space="preserve">현재 대상 댐에 적용되는 운영기준은 무엇이며, 현재 운영 판단과 관련된 기준값은 무엇인가?</w:t>
+            </w:r>
+          </w:p>
+        </w:tc>
+      </w:tr>
+      <w:tr>
+        <w:trPr>
+          <w:cantSplit/>
+          <w:jc w:val="center"/>
+        </w:trPr>
+        <w:tc>
+          <w:tcPr>
+            <w:tcW w:w="1500" w:type="dxa"/>
+            <w:shd w:val="clear" w:color="auto" w:fill="EEF5FA"/>
+            <w:tcMar>
+              <w:top w:w="80" w:type="dxa"/>
+              <w:left w:w="110" w:type="dxa"/>
+              <w:bottom w:w="80" w:type="dxa"/>
+              <w:right w:w="110" w:type="dxa"/>
+            </w:tcMar>
+            <w:vAlign w:val="center"/>
+          </w:tcPr>
+          <w:p>
+            <w:pPr>
+              <w:spacing w:after="20" w:line="252" w:lineRule="auto"/>
+              <w:jc w:val="center"/>
+            </w:pPr>
+            <w:r>
+              <w:rPr>
+                <w:b/>
+                <w:color w:val="1F4E79"/>
+                <w:sz w:val="18"/>
+                <w:szCs w:val="18"/>
+                <w:lang w:eastAsia="ko-KR"/>
+              </w:rPr>
+              <w:t xml:space="preserve">CQ6</w:t>
+            </w:r>
+          </w:p>
+        </w:tc>
+        <w:tc>
+          <w:tcPr>
+            <w:tcW w:w="8472" w:type="dxa"/>
+            <w:tcMar>
+              <w:top w:w="80" w:type="dxa"/>
+              <w:left w:w="110" w:type="dxa"/>
+              <w:bottom w:w="80" w:type="dxa"/>
+              <w:right w:w="110" w:type="dxa"/>
+            </w:tcMar>
+            <w:vAlign w:val="center"/>
+          </w:tcPr>
+          <w:p>
+            <w:pPr>
+              <w:spacing w:after="20" w:line="252" w:lineRule="auto"/>
+            </w:pPr>
+            <w:r>
+              <w:rPr>
+                <w:sz w:val="18"/>
+                <w:szCs w:val="18"/>
+                <w:lang w:eastAsia="ko-KR"/>
+              </w:rPr>
+              <w:t xml:space="preserve">각 수문·기상 상태, 운영행위, 승인내용 및 운영기준을 확인할 수 있는 공식 자료 또는 근거문서는 무엇인가?</w:t>
             </w:r>
           </w:p>
         </w:tc>
@@ -1495,7 +1675,7 @@
           <w:szCs w:val="20"/>
           <w:lang w:eastAsia="ko-KR"/>
         </w:rPr>
-        <w:t xml:space="preserve">KG 구축의 각 단계는 근거 문헌(DDKG, OntoDSMS, Noy &amp; McGuinness, Li)의 방법에서 원리를 가져왔고, 문헌에 없는 기준은 연구자가 정하지 않았다.</w:t>
+        <w:t xml:space="preserve">KG 구축: 원자료 4종을 6단계(전처리 → 구조화 자료 매핑 → 문서 자료 추출 → 관계 연결 → 검증 → 저장)로 처리한다. 모든 단계는 정해진 규칙으로 동작하며, 자료에 적힌 값만 쓰고 연구자가 임의로 정한 기준은 넣지 않았다.</w:t>
       </w:r>
     </w:p>
     <w:p>
@@ -1512,7 +1692,7 @@
           <w:szCs w:val="20"/>
           <w:lang w:eastAsia="ko-KR"/>
         </w:rPr>
-        <w:t xml:space="preserve">근거 검색은 정해진 규칙의 코드로 자동화했다. 같은 입력이면 같은 결과가 나오고, 실행된 질의를 확인할 수 있다.</w:t>
+        <w:t xml:space="preserve">값과 구조를 나눈다: KG에는 개체와 관계, 값을 찾아가는 키만 두고, 측정값(50.8만 행)과 규정 원문은 각각의 저장소에 둔다.</w:t>
       </w:r>
     </w:p>
     <w:p>
@@ -1529,7 +1709,24 @@
           <w:szCs w:val="20"/>
           <w:lang w:eastAsia="ko-KR"/>
         </w:rPr>
-        <w:t xml:space="preserve">LLM은 두 곳만 맡는다: 질문 해석(의도·댐·시점 추출)과 답변 생성. 비교·유사 판단은 코드가 아니라 LLM이 하되, 답변에서 근거와 판단을 나누어 표시한다.</w:t>
+        <w:t xml:space="preserve">질문 응답: LLM은 두 곳만 맡는다. 질문 해석(의도·댐·시점 추출)과 답변 생성이다. 그 사이의 근거 검색은 코드로 자동화했다(같은 입력이면 같은 결과).</w:t>
+      </w:r>
+    </w:p>
+    <w:p>
+      <w:pPr>
+        <w:pStyle w:val="a0"/>
+        <w:spacing w:after="60"/>
+        <w:rPr>
+          <w:lang w:eastAsia="ko-KR"/>
+        </w:rPr>
+      </w:pPr>
+      <w:r>
+        <w:rPr>
+          <w:sz w:val="20"/>
+          <w:szCs w:val="20"/>
+          <w:lang w:eastAsia="ko-KR"/>
+        </w:rPr>
+        <w:t xml:space="preserve">비교·유사 판단은 코드가 아니라 LLM이 하고, 답변에서 근거와 판단을 나누어 표시한다.</w:t>
       </w:r>
     </w:p>
     <w:p>
@@ -2080,7 +2277,7 @@
           <w:szCs w:val="19"/>
           <w:lang w:eastAsia="ko-KR"/>
         </w:rPr>
-        <w:t xml:space="preserve">KG는 개체 264개, 관계 418개이고, 값 자체(측정값, 규정 원문)는 넣지 않고 찾아가는 키(stationCode, sourceLocator)만 둔다. 구조 검사 5개 항목을 통과했다. 검증 중 승인에서 댐으로 가는 경로가 없어 승인 80건 중 63건만 댐에서 도달 가능한 문제를 발견하여, Approval–concernsDam–Dam 관계를 추가했다(80건 모두 도달).</w:t>
+        <w:t xml:space="preserve">KG는 개체 264개, 관계 418개이다. 구조 검사 5개 항목을 통과했다. 검증 중 승인에서 댐으로 가는 경로가 없어 승인 80건 중 63건만 댐에서 도달 가능한 문제를 발견하여, Approval–concernsDam–Dam 관계를 추가했다(80건 모두 도달).</w:t>
       </w:r>
     </w:p>
     <w:p>
@@ -2097,28 +2294,141 @@
         <w:t xml:space="preserve">4. 근거 검색과 근거 묶음</w:t>
       </w:r>
     </w:p>
+    <w:p>
+      <w:pPr>
+        <w:spacing w:before="60" w:after="120"/>
+        <w:rPr>
+          <w:lang w:eastAsia="ko-KR"/>
+        </w:rPr>
+      </w:pPr>
+      <w:r>
+        <w:rPr>
+          <w:sz w:val="19"/>
+          <w:szCs w:val="19"/>
+          <w:lang w:eastAsia="ko-KR"/>
+        </w:rPr>
+        <w:t xml:space="preserve">LLM이 질문에서 뽑아 준 의도와 값을 받아, 코드가 KG와 저장소에서 근거를 모아 하나의 근거 묶음으로 만든다. 여기서 의도는 질문이 CQ1~CQ6 중 무엇을 묻는지를 뜻하며, 질문 하나가 여러 CQ를 함께 물으면 의도가 여러 개이다.</w:t>
+      </w:r>
+    </w:p>
     <w:tbl>
       <w:tblPr>
         <w:tblW w:w="9972" w:type="dxa"/>
         <w:jc w:val="center"/>
+        <w:tblBorders>
+          <w:top w:val="single" w:sz="5" w:space="0" w:color="A6A6A6"/>
+          <w:left w:val="single" w:sz="5" w:space="0" w:color="A6A6A6"/>
+          <w:bottom w:val="single" w:sz="5" w:space="0" w:color="A6A6A6"/>
+          <w:right w:val="single" w:sz="5" w:space="0" w:color="A6A6A6"/>
+          <w:insideH w:val="single" w:sz="5" w:space="0" w:color="A6A6A6"/>
+          <w:insideV w:val="single" w:sz="5" w:space="0" w:color="A6A6A6"/>
+        </w:tblBorders>
         <w:tblLayout w:type="fixed"/>
+        <w:tblLook w:val="04A0" w:firstRow="1" w:lastRow="0" w:firstColumn="1" w:lastColumn="0" w:noHBand="0" w:noVBand="1"/>
       </w:tblPr>
       <w:tblGrid>
-        <w:gridCol w:w="2268"/>
-        <w:gridCol w:w="300"/>
-        <w:gridCol w:w="2268"/>
-        <w:gridCol w:w="300"/>
-        <w:gridCol w:w="2268"/>
-        <w:gridCol w:w="300"/>
-        <w:gridCol w:w="2268"/>
+        <w:gridCol w:w="1700"/>
+        <w:gridCol w:w="4572"/>
+        <w:gridCol w:w="3700"/>
       </w:tblGrid>
       <w:tr>
         <w:trPr>
           <w:cantSplit/>
+          <w:tblHeader/>
+          <w:jc w:val="center"/>
         </w:trPr>
         <w:tc>
           <w:tcPr>
-            <w:tcW w:w="2268" w:type="dxa"/>
+            <w:tcW w:w="1700" w:type="dxa"/>
+            <w:shd w:val="clear" w:color="auto" w:fill="D9EAF7"/>
+            <w:tcMar>
+              <w:top w:w="80" w:type="dxa"/>
+              <w:left w:w="110" w:type="dxa"/>
+              <w:bottom w:w="80" w:type="dxa"/>
+              <w:right w:w="110" w:type="dxa"/>
+            </w:tcMar>
+            <w:vAlign w:val="center"/>
+          </w:tcPr>
+          <w:p>
+            <w:pPr>
+              <w:spacing w:after="20" w:line="252" w:lineRule="auto"/>
+              <w:jc w:val="center"/>
+            </w:pPr>
+            <w:r>
+              <w:rPr>
+                <w:b/>
+                <w:sz w:val="18"/>
+                <w:szCs w:val="18"/>
+                <w:lang w:eastAsia="ko-KR"/>
+              </w:rPr>
+              <w:t xml:space="preserve">단계</w:t>
+            </w:r>
+          </w:p>
+        </w:tc>
+        <w:tc>
+          <w:tcPr>
+            <w:tcW w:w="4572" w:type="dxa"/>
+            <w:shd w:val="clear" w:color="auto" w:fill="D9EAF7"/>
+            <w:tcMar>
+              <w:top w:w="80" w:type="dxa"/>
+              <w:left w:w="110" w:type="dxa"/>
+              <w:bottom w:w="80" w:type="dxa"/>
+              <w:right w:w="110" w:type="dxa"/>
+            </w:tcMar>
+            <w:vAlign w:val="center"/>
+          </w:tcPr>
+          <w:p>
+            <w:pPr>
+              <w:spacing w:after="20" w:line="252" w:lineRule="auto"/>
+              <w:jc w:val="center"/>
+            </w:pPr>
+            <w:r>
+              <w:rPr>
+                <w:b/>
+                <w:sz w:val="18"/>
+                <w:szCs w:val="18"/>
+                <w:lang w:eastAsia="ko-KR"/>
+              </w:rPr>
+              <w:t xml:space="preserve">하는 일</w:t>
+            </w:r>
+          </w:p>
+        </w:tc>
+        <w:tc>
+          <w:tcPr>
+            <w:tcW w:w="3700" w:type="dxa"/>
+            <w:shd w:val="clear" w:color="auto" w:fill="D9EAF7"/>
+            <w:tcMar>
+              <w:top w:w="80" w:type="dxa"/>
+              <w:left w:w="110" w:type="dxa"/>
+              <w:bottom w:w="80" w:type="dxa"/>
+              <w:right w:w="110" w:type="dxa"/>
+            </w:tcMar>
+            <w:vAlign w:val="center"/>
+          </w:tcPr>
+          <w:p>
+            <w:pPr>
+              <w:spacing w:after="20" w:line="252" w:lineRule="auto"/>
+              <w:jc w:val="center"/>
+            </w:pPr>
+            <w:r>
+              <w:rPr>
+                <w:b/>
+                <w:sz w:val="18"/>
+                <w:szCs w:val="18"/>
+                <w:lang w:eastAsia="ko-KR"/>
+              </w:rPr>
+              <w:t xml:space="preserve">충주댐 예시 질문의 경우</w:t>
+            </w:r>
+          </w:p>
+        </w:tc>
+      </w:tr>
+      <w:tr>
+        <w:trPr>
+          <w:cantSplit/>
+          <w:jc w:val="center"/>
+        </w:trPr>
+        <w:tc>
+          <w:tcPr>
+            <w:tcW w:w="1700" w:type="dxa"/>
             <w:shd w:val="clear" w:color="auto" w:fill="EEF5FA"/>
             <w:tcMar>
               <w:top w:w="80" w:type="dxa"/>
@@ -2135,6 +2445,8 @@
             </w:pPr>
             <w:r>
               <w:rPr>
+                <w:b/>
+                <w:color w:val="1F4E79"/>
                 <w:sz w:val="18"/>
                 <w:szCs w:val="18"/>
                 <w:lang w:eastAsia="ko-KR"/>
@@ -2142,38 +2454,10 @@
               <w:t xml:space="preserve">① 입력 확인</w:t>
             </w:r>
           </w:p>
-          <w:p>
-            <w:pPr>
-              <w:spacing w:after="20" w:line="252" w:lineRule="auto"/>
-              <w:jc w:val="center"/>
-            </w:pPr>
-            <w:r>
-              <w:rPr>
-                <w:sz w:val="18"/>
-                <w:szCs w:val="18"/>
-                <w:lang w:eastAsia="ko-KR"/>
-              </w:rPr>
-              <w:t xml:space="preserve">의도·댐·시점</w:t>
-            </w:r>
-          </w:p>
-          <w:p>
-            <w:pPr>
-              <w:spacing w:after="20" w:line="252" w:lineRule="auto"/>
-              <w:jc w:val="center"/>
-            </w:pPr>
-            <w:r>
-              <w:rPr>
-                <w:sz w:val="18"/>
-                <w:szCs w:val="18"/>
-                <w:lang w:eastAsia="ko-KR"/>
-              </w:rPr>
-              <w:t xml:space="preserve">범위 검사</w:t>
-            </w:r>
-          </w:p>
         </w:tc>
         <w:tc>
           <w:tcPr>
-            <w:tcW w:w="300" w:type="dxa"/>
+            <w:tcW w:w="4572" w:type="dxa"/>
             <w:tcMar>
               <w:top w:w="80" w:type="dxa"/>
               <w:left w:w="110" w:type="dxa"/>
@@ -2185,7 +2469,6 @@
           <w:p>
             <w:pPr>
               <w:spacing w:after="20" w:line="252" w:lineRule="auto"/>
-              <w:jc w:val="center"/>
             </w:pPr>
             <w:r>
               <w:rPr>
@@ -2193,13 +2476,44 @@
                 <w:szCs w:val="18"/>
                 <w:lang w:eastAsia="ko-KR"/>
               </w:rPr>
-              <w:t xml:space="preserve">→</w:t>
+              <w:t xml:space="preserve">LLM이 넘긴 의도·댐·시점이 허용 범위인지 확인하고 표기를 맞춘다</w:t>
             </w:r>
           </w:p>
         </w:tc>
         <w:tc>
           <w:tcPr>
-            <w:tcW w:w="2268" w:type="dxa"/>
+            <w:tcW w:w="3700" w:type="dxa"/>
+            <w:tcMar>
+              <w:top w:w="80" w:type="dxa"/>
+              <w:left w:w="110" w:type="dxa"/>
+              <w:bottom w:w="80" w:type="dxa"/>
+              <w:right w:w="110" w:type="dxa"/>
+            </w:tcMar>
+            <w:vAlign w:val="center"/>
+          </w:tcPr>
+          <w:p>
+            <w:pPr>
+              <w:spacing w:after="20" w:line="252" w:lineRule="auto"/>
+            </w:pPr>
+            <w:r>
+              <w:rPr>
+                <w:sz w:val="18"/>
+                <w:szCs w:val="18"/>
+                <w:lang w:eastAsia="ko-KR"/>
+              </w:rPr>
+              <w:t xml:space="preserve">“충주” → “충주댐”. KG에 없는 댐(예: 팔당댐)은 범위 밖으로 거절</w:t>
+            </w:r>
+          </w:p>
+        </w:tc>
+      </w:tr>
+      <w:tr>
+        <w:trPr>
+          <w:cantSplit/>
+          <w:jc w:val="center"/>
+        </w:trPr>
+        <w:tc>
+          <w:tcPr>
+            <w:tcW w:w="1700" w:type="dxa"/>
             <w:shd w:val="clear" w:color="auto" w:fill="EEF5FA"/>
             <w:tcMar>
               <w:top w:w="80" w:type="dxa"/>
@@ -2216,6 +2530,8 @@
             </w:pPr>
             <w:r>
               <w:rPr>
+                <w:b/>
+                <w:color w:val="1F4E79"/>
                 <w:sz w:val="18"/>
                 <w:szCs w:val="18"/>
                 <w:lang w:eastAsia="ko-KR"/>
@@ -2223,38 +2539,10 @@
               <w:t xml:space="preserve">② KG 조회</w:t>
             </w:r>
           </w:p>
-          <w:p>
-            <w:pPr>
-              <w:spacing w:after="20" w:line="252" w:lineRule="auto"/>
-              <w:jc w:val="center"/>
-            </w:pPr>
-            <w:r>
-              <w:rPr>
-                <w:sz w:val="18"/>
-                <w:szCs w:val="18"/>
-                <w:lang w:eastAsia="ko-KR"/>
-              </w:rPr>
-              <w:t xml:space="preserve">의도별 Cypher</w:t>
-            </w:r>
-          </w:p>
-          <w:p>
-            <w:pPr>
-              <w:spacing w:after="20" w:line="252" w:lineRule="auto"/>
-              <w:jc w:val="center"/>
-            </w:pPr>
-            <w:r>
-              <w:rPr>
-                <w:sz w:val="18"/>
-                <w:szCs w:val="18"/>
-                <w:lang w:eastAsia="ko-KR"/>
-              </w:rPr>
-              <w:t xml:space="preserve">질의 틀</w:t>
-            </w:r>
-          </w:p>
         </w:tc>
         <w:tc>
           <w:tcPr>
-            <w:tcW w:w="300" w:type="dxa"/>
+            <w:tcW w:w="4572" w:type="dxa"/>
             <w:tcMar>
               <w:top w:w="80" w:type="dxa"/>
               <w:left w:w="110" w:type="dxa"/>
@@ -2266,7 +2554,6 @@
           <w:p>
             <w:pPr>
               <w:spacing w:after="20" w:line="252" w:lineRule="auto"/>
-              <w:jc w:val="center"/>
             </w:pPr>
             <w:r>
               <w:rPr>
@@ -2274,13 +2561,57 @@
                 <w:szCs w:val="18"/>
                 <w:lang w:eastAsia="ko-KR"/>
               </w:rPr>
-              <w:t xml:space="preserve">→</w:t>
+              <w:t xml:space="preserve">의도마다 정해진 질의로 KG의 관계를 따라가 개체와, 값을 찾아가는 키를 가져온다 (LLM이 질의를 쓰지 않는다)</w:t>
             </w:r>
           </w:p>
         </w:tc>
         <w:tc>
           <w:tcPr>
-            <w:tcW w:w="2268" w:type="dxa"/>
+            <w:tcW w:w="3700" w:type="dxa"/>
+            <w:tcMar>
+              <w:top w:w="80" w:type="dxa"/>
+              <w:left w:w="110" w:type="dxa"/>
+              <w:bottom w:w="80" w:type="dxa"/>
+              <w:right w:w="110" w:type="dxa"/>
+            </w:tcMar>
+            <w:vAlign w:val="center"/>
+          </w:tcPr>
+          <w:p>
+            <w:pPr>
+              <w:spacing w:after="20" w:line="252" w:lineRule="auto"/>
+            </w:pPr>
+            <w:r>
+              <w:rPr>
+                <w:sz w:val="18"/>
+                <w:szCs w:val="18"/>
+                <w:lang w:eastAsia="ko-KR"/>
+              </w:rPr>
+              <w:t xml:space="preserve">CQ3: 충주댐의 운영행위 14개와 각 승인</w:t>
+            </w:r>
+          </w:p>
+          <w:p>
+            <w:pPr>
+              <w:spacing w:after="20" w:line="252" w:lineRule="auto"/>
+            </w:pPr>
+            <w:r>
+              <w:rPr>
+                <w:sz w:val="18"/>
+                <w:szCs w:val="18"/>
+                <w:lang w:eastAsia="ko-KR"/>
+              </w:rPr>
+              <w:t xml:space="preserve">CQ5: 제한수위 138.0 EL.m</w:t>
+            </w:r>
+          </w:p>
+        </w:tc>
+      </w:tr>
+      <w:tr>
+        <w:trPr>
+          <w:cantSplit/>
+          <w:jc w:val="center"/>
+        </w:trPr>
+        <w:tc>
+          <w:tcPr>
+            <w:tcW w:w="1700" w:type="dxa"/>
             <w:shd w:val="clear" w:color="auto" w:fill="EEF5FA"/>
             <w:tcMar>
               <w:top w:w="80" w:type="dxa"/>
@@ -2297,6 +2628,8 @@
             </w:pPr>
             <w:r>
               <w:rPr>
+                <w:b/>
+                <w:color w:val="1F4E79"/>
                 <w:sz w:val="18"/>
                 <w:szCs w:val="18"/>
                 <w:lang w:eastAsia="ko-KR"/>
@@ -2304,24 +2637,10 @@
               <w:t xml:space="preserve">③ 저장소 조회</w:t>
             </w:r>
           </w:p>
-          <w:p>
-            <w:pPr>
-              <w:spacing w:after="20" w:line="252" w:lineRule="auto"/>
-              <w:jc w:val="center"/>
-            </w:pPr>
-            <w:r>
-              <w:rPr>
-                <w:sz w:val="18"/>
-                <w:szCs w:val="18"/>
-                <w:lang w:eastAsia="ko-KR"/>
-              </w:rPr>
-              <w:t xml:space="preserve">측정값 · 원문</w:t>
-            </w:r>
-          </w:p>
         </w:tc>
         <w:tc>
           <w:tcPr>
-            <w:tcW w:w="300" w:type="dxa"/>
+            <w:tcW w:w="4572" w:type="dxa"/>
             <w:tcMar>
               <w:top w:w="80" w:type="dxa"/>
               <w:left w:w="110" w:type="dxa"/>
@@ -2333,7 +2652,6 @@
           <w:p>
             <w:pPr>
               <w:spacing w:after="20" w:line="252" w:lineRule="auto"/>
-              <w:jc w:val="center"/>
             </w:pPr>
             <w:r>
               <w:rPr>
@@ -2341,13 +2659,57 @@
                 <w:szCs w:val="18"/>
                 <w:lang w:eastAsia="ko-KR"/>
               </w:rPr>
-              <w:t xml:space="preserve">→</w:t>
+              <w:t xml:space="preserve">키로 측정값과 규정 원문을 읽는다. 측정값은 시각으로 조회하고, 정각이 아닌 시각은 앞뒤 정시 2행을 그대로 준다</w:t>
             </w:r>
           </w:p>
         </w:tc>
         <w:tc>
           <w:tcPr>
-            <w:tcW w:w="2268" w:type="dxa"/>
+            <w:tcW w:w="3700" w:type="dxa"/>
+            <w:tcMar>
+              <w:top w:w="80" w:type="dxa"/>
+              <w:left w:w="110" w:type="dxa"/>
+              <w:bottom w:w="80" w:type="dxa"/>
+              <w:right w:w="110" w:type="dxa"/>
+            </w:tcMar>
+            <w:vAlign w:val="center"/>
+          </w:tcPr>
+          <w:p>
+            <w:pPr>
+              <w:spacing w:after="20" w:line="252" w:lineRule="auto"/>
+            </w:pPr>
+            <w:r>
+              <w:rPr>
+                <w:sz w:val="18"/>
+                <w:szCs w:val="18"/>
+                <w:lang w:eastAsia="ko-KR"/>
+              </w:rPr>
+              <w:t xml:space="preserve">현재 상태 = 저장된 가장 최근 시각(2026-09-28 23:00)</w:t>
+            </w:r>
+          </w:p>
+          <w:p>
+            <w:pPr>
+              <w:spacing w:after="20" w:line="252" w:lineRule="auto"/>
+            </w:pPr>
+            <w:r>
+              <w:rPr>
+                <w:sz w:val="18"/>
+                <w:szCs w:val="18"/>
+                <w:lang w:eastAsia="ko-KR"/>
+              </w:rPr>
+              <w:t xml:space="preserve">운영행위 시각의 상태, 별표3 원문</w:t>
+            </w:r>
+          </w:p>
+        </w:tc>
+      </w:tr>
+      <w:tr>
+        <w:trPr>
+          <w:cantSplit/>
+          <w:jc w:val="center"/>
+        </w:trPr>
+        <w:tc>
+          <w:tcPr>
+            <w:tcW w:w="1700" w:type="dxa"/>
             <w:shd w:val="clear" w:color="auto" w:fill="EEF5FA"/>
             <w:tcMar>
               <w:top w:w="80" w:type="dxa"/>
@@ -2364,17 +2726,30 @@
             </w:pPr>
             <w:r>
               <w:rPr>
+                <w:b/>
+                <w:color w:val="1F4E79"/>
                 <w:sz w:val="18"/>
                 <w:szCs w:val="18"/>
                 <w:lang w:eastAsia="ko-KR"/>
               </w:rPr>
-              <w:t xml:space="preserve">④ 근거 묶음</w:t>
+              <w:t xml:space="preserve">④ 근거 묶음 구성</w:t>
             </w:r>
           </w:p>
+        </w:tc>
+        <w:tc>
+          <w:tcPr>
+            <w:tcW w:w="4572" w:type="dxa"/>
+            <w:tcMar>
+              <w:top w:w="80" w:type="dxa"/>
+              <w:left w:w="110" w:type="dxa"/>
+              <w:bottom w:w="80" w:type="dxa"/>
+              <w:right w:w="110" w:type="dxa"/>
+            </w:tcMar>
+            <w:vAlign w:val="center"/>
+          </w:tcPr>
           <w:p>
             <w:pPr>
               <w:spacing w:after="20" w:line="252" w:lineRule="auto"/>
-              <w:jc w:val="center"/>
             </w:pPr>
             <w:r>
               <w:rPr>
@@ -2382,13 +2757,24 @@
                 <w:szCs w:val="18"/>
                 <w:lang w:eastAsia="ko-KR"/>
               </w:rPr>
-              <w:t xml:space="preserve">출처 번호 부착</w:t>
+              <w:t xml:space="preserve">찾은 것을 의도별 구역으로 모으고 항목마다 출처 번호를 붙인다. 값은 저장소의 원값이고 계산한 값은 넣지 않는다</w:t>
             </w:r>
           </w:p>
+        </w:tc>
+        <w:tc>
+          <w:tcPr>
+            <w:tcW w:w="3700" w:type="dxa"/>
+            <w:tcMar>
+              <w:top w:w="80" w:type="dxa"/>
+              <w:left w:w="110" w:type="dxa"/>
+              <w:bottom w:w="80" w:type="dxa"/>
+              <w:right w:w="110" w:type="dxa"/>
+            </w:tcMar>
+            <w:vAlign w:val="center"/>
+          </w:tcPr>
           <w:p>
             <w:pPr>
               <w:spacing w:after="20" w:line="252" w:lineRule="auto"/>
-              <w:jc w:val="center"/>
             </w:pPr>
             <w:r>
               <w:rPr>
@@ -2396,7 +2782,7 @@
                 <w:szCs w:val="18"/>
                 <w:lang w:eastAsia="ko-KR"/>
               </w:rPr>
-              <w:t xml:space="preserve">원값 그대로</w:t>
+              <w:t xml:space="preserve">아래 근거 묶음</w:t>
             </w:r>
           </w:p>
         </w:tc>
@@ -2412,57 +2798,6 @@
     </w:p>
     <w:p>
       <w:pPr>
-        <w:pStyle w:val="a0"/>
-        <w:spacing w:after="60"/>
-        <w:rPr>
-          <w:lang w:eastAsia="ko-KR"/>
-        </w:rPr>
-      </w:pPr>
-      <w:r>
-        <w:rPr>
-          <w:sz w:val="20"/>
-          <w:szCs w:val="20"/>
-          <w:lang w:eastAsia="ko-KR"/>
-        </w:rPr>
-        <w:t xml:space="preserve">의도는 CQ1~CQ6이고, 질문 하나가 여러 CQ를 함께 물을 수 있다. 의도마다 Ontology의 관계 경로를 따라가는 Cypher 질의 틀이 미리 정해져 있고, LLM은 질의를 쓰지 않는다.</w:t>
-      </w:r>
-    </w:p>
-    <w:p>
-      <w:pPr>
-        <w:pStyle w:val="a0"/>
-        <w:spacing w:after="60"/>
-        <w:rPr>
-          <w:lang w:eastAsia="ko-KR"/>
-        </w:rPr>
-      </w:pPr>
-      <w:r>
-        <w:rPr>
-          <w:sz w:val="20"/>
-          <w:szCs w:val="20"/>
-          <w:lang w:eastAsia="ko-KR"/>
-        </w:rPr>
-        <w:t xml:space="preserve">측정값은 시각으로 조회한다. 운영 시각이 정각이면 그 시각 1행, 아니면 앞뒤 정시 2행을 그대로 준다(보간·반올림 없음).</w:t>
-      </w:r>
-    </w:p>
-    <w:p>
-      <w:pPr>
-        <w:pStyle w:val="a0"/>
-        <w:spacing w:after="60"/>
-        <w:rPr>
-          <w:lang w:eastAsia="ko-KR"/>
-        </w:rPr>
-      </w:pPr>
-      <w:r>
-        <w:rPr>
-          <w:sz w:val="20"/>
-          <w:szCs w:val="20"/>
-          <w:lang w:eastAsia="ko-KR"/>
-        </w:rPr>
-        <w:t xml:space="preserve">근거 묶음에는 계산한 값을 넣지 않는다. 차이, 유사 여부 같은 해석은 LLM의 몫이다.</w:t>
-      </w:r>
-    </w:p>
-    <w:p>
-      <w:pPr>
         <w:spacing w:before="60" w:after="120"/>
         <w:rPr>
           <w:lang w:eastAsia="ko-KR"/>
@@ -2474,7 +2809,7 @@
           <w:szCs w:val="19"/>
           <w:lang w:eastAsia="ko-KR"/>
         </w:rPr>
-        <w:t xml:space="preserve">예시 질문: “충주댐 현재 수문, 기상 데이터를 가져오고 제한수위와 비교한 후에, 이와 비슷한 수문상태일 때의 승인 및 운영 행위가 있었으면 알려줘.”   →   LLM이 넘기는 값</w:t>
+        <w:t xml:space="preserve">예시 질문: “충주댐 현재 수문, 기상 데이터를 가져오고 제한수위와 비교한 후에, 이와 비슷한 수문상태일 때의 승인 및 운영 행위가 있었으면 알려줘.” 이 질문은 CQ1~CQ6을 모두 묻는 경우이고, LLM이 넘기는 값은 다음과 같다.</w:t>
       </w:r>
     </w:p>
     <w:tbl>
@@ -2548,7 +2883,7 @@
           <w:szCs w:val="19"/>
           <w:lang w:eastAsia="ko-KR"/>
         </w:rPr>
-        <w:t xml:space="preserve">근거 묶음 (발췌, 운영행위 14개 중 일부):</w:t>
+        <w:t xml:space="preserve">근거 묶음 (발췌, 운영행위 14개 중 일부)</w:t>
       </w:r>
     </w:p>
     <w:tbl>
@@ -2749,6 +3084,473 @@
         </w:rPr>
       </w:pPr>
     </w:p>
+    <w:tbl>
+      <w:tblPr>
+        <w:tblW w:w="9972" w:type="dxa"/>
+        <w:jc w:val="center"/>
+        <w:tblBorders>
+          <w:top w:val="single" w:sz="5" w:space="0" w:color="A6A6A6"/>
+          <w:left w:val="single" w:sz="5" w:space="0" w:color="A6A6A6"/>
+          <w:bottom w:val="single" w:sz="5" w:space="0" w:color="A6A6A6"/>
+          <w:right w:val="single" w:sz="5" w:space="0" w:color="A6A6A6"/>
+          <w:insideH w:val="single" w:sz="5" w:space="0" w:color="A6A6A6"/>
+          <w:insideV w:val="single" w:sz="5" w:space="0" w:color="A6A6A6"/>
+        </w:tblBorders>
+        <w:tblLayout w:type="fixed"/>
+        <w:tblLook w:val="04A0" w:firstRow="1" w:lastRow="0" w:firstColumn="1" w:lastColumn="0" w:noHBand="0" w:noVBand="1"/>
+      </w:tblPr>
+      <w:tblGrid>
+        <w:gridCol w:w="2500"/>
+        <w:gridCol w:w="2486"/>
+        <w:gridCol w:w="2300"/>
+        <w:gridCol w:w="2686"/>
+      </w:tblGrid>
+      <w:tr>
+        <w:trPr>
+          <w:cantSplit/>
+          <w:tblHeader/>
+          <w:jc w:val="center"/>
+        </w:trPr>
+        <w:tc>
+          <w:tcPr>
+            <w:tcW w:w="2500" w:type="dxa"/>
+            <w:shd w:val="clear" w:color="auto" w:fill="D9EAF7"/>
+            <w:tcMar>
+              <w:top w:w="80" w:type="dxa"/>
+              <w:left w:w="110" w:type="dxa"/>
+              <w:bottom w:w="80" w:type="dxa"/>
+              <w:right w:w="110" w:type="dxa"/>
+            </w:tcMar>
+            <w:vAlign w:val="center"/>
+          </w:tcPr>
+          <w:p>
+            <w:pPr>
+              <w:spacing w:after="20" w:line="252" w:lineRule="auto"/>
+              <w:jc w:val="center"/>
+            </w:pPr>
+            <w:r>
+              <w:rPr>
+                <w:b/>
+                <w:sz w:val="17"/>
+                <w:szCs w:val="17"/>
+                <w:lang w:eastAsia="ko-KR"/>
+              </w:rPr>
+              <w:t xml:space="preserve">표시</w:t>
+            </w:r>
+          </w:p>
+        </w:tc>
+        <w:tc>
+          <w:tcPr>
+            <w:tcW w:w="2486" w:type="dxa"/>
+            <w:shd w:val="clear" w:color="auto" w:fill="D9EAF7"/>
+            <w:tcMar>
+              <w:top w:w="80" w:type="dxa"/>
+              <w:left w:w="110" w:type="dxa"/>
+              <w:bottom w:w="80" w:type="dxa"/>
+              <w:right w:w="110" w:type="dxa"/>
+            </w:tcMar>
+            <w:vAlign w:val="center"/>
+          </w:tcPr>
+          <w:p>
+            <w:pPr>
+              <w:spacing w:after="20" w:line="252" w:lineRule="auto"/>
+              <w:jc w:val="center"/>
+            </w:pPr>
+            <w:r>
+              <w:rPr>
+                <w:b/>
+                <w:sz w:val="17"/>
+                <w:szCs w:val="17"/>
+                <w:lang w:eastAsia="ko-KR"/>
+              </w:rPr>
+              <w:t xml:space="preserve">뜻</w:t>
+            </w:r>
+          </w:p>
+        </w:tc>
+        <w:tc>
+          <w:tcPr>
+            <w:tcW w:w="2300" w:type="dxa"/>
+            <w:shd w:val="clear" w:color="auto" w:fill="D9EAF7"/>
+            <w:tcMar>
+              <w:top w:w="80" w:type="dxa"/>
+              <w:left w:w="110" w:type="dxa"/>
+              <w:bottom w:w="80" w:type="dxa"/>
+              <w:right w:w="110" w:type="dxa"/>
+            </w:tcMar>
+            <w:vAlign w:val="center"/>
+          </w:tcPr>
+          <w:p>
+            <w:pPr>
+              <w:spacing w:after="20" w:line="252" w:lineRule="auto"/>
+              <w:jc w:val="center"/>
+            </w:pPr>
+            <w:r>
+              <w:rPr>
+                <w:b/>
+                <w:sz w:val="17"/>
+                <w:szCs w:val="17"/>
+                <w:lang w:eastAsia="ko-KR"/>
+              </w:rPr>
+              <w:t xml:space="preserve">표시</w:t>
+            </w:r>
+          </w:p>
+        </w:tc>
+        <w:tc>
+          <w:tcPr>
+            <w:tcW w:w="2686" w:type="dxa"/>
+            <w:shd w:val="clear" w:color="auto" w:fill="D9EAF7"/>
+            <w:tcMar>
+              <w:top w:w="80" w:type="dxa"/>
+              <w:left w:w="110" w:type="dxa"/>
+              <w:bottom w:w="80" w:type="dxa"/>
+              <w:right w:w="110" w:type="dxa"/>
+            </w:tcMar>
+            <w:vAlign w:val="center"/>
+          </w:tcPr>
+          <w:p>
+            <w:pPr>
+              <w:spacing w:after="20" w:line="252" w:lineRule="auto"/>
+              <w:jc w:val="center"/>
+            </w:pPr>
+            <w:r>
+              <w:rPr>
+                <w:b/>
+                <w:sz w:val="17"/>
+                <w:szCs w:val="17"/>
+                <w:lang w:eastAsia="ko-KR"/>
+              </w:rPr>
+              <w:t xml:space="preserve">뜻</w:t>
+            </w:r>
+          </w:p>
+        </w:tc>
+      </w:tr>
+      <w:tr>
+        <w:trPr>
+          <w:cantSplit/>
+          <w:jc w:val="center"/>
+        </w:trPr>
+        <w:tc>
+          <w:tcPr>
+            <w:tcW w:w="2500" w:type="dxa"/>
+            <w:tcMar>
+              <w:top w:w="80" w:type="dxa"/>
+              <w:left w:w="110" w:type="dxa"/>
+              <w:bottom w:w="80" w:type="dxa"/>
+              <w:right w:w="110" w:type="dxa"/>
+            </w:tcMar>
+            <w:vAlign w:val="center"/>
+          </w:tcPr>
+          <w:p>
+            <w:pPr>
+              <w:spacing w:after="20" w:line="252" w:lineRule="auto"/>
+            </w:pPr>
+            <w:r>
+              <w:rPr>
+                <w:sz w:val="17"/>
+                <w:szCs w:val="17"/>
+                <w:lang w:eastAsia="ko-KR"/>
+              </w:rPr>
+              <w:t xml:space="preserve">[MEA:관측소코드:시각]</w:t>
+            </w:r>
+          </w:p>
+        </w:tc>
+        <w:tc>
+          <w:tcPr>
+            <w:tcW w:w="2486" w:type="dxa"/>
+            <w:tcMar>
+              <w:top w:w="80" w:type="dxa"/>
+              <w:left w:w="110" w:type="dxa"/>
+              <w:bottom w:w="80" w:type="dxa"/>
+              <w:right w:w="110" w:type="dxa"/>
+            </w:tcMar>
+            <w:vAlign w:val="center"/>
+          </w:tcPr>
+          <w:p>
+            <w:pPr>
+              <w:spacing w:after="20" w:line="252" w:lineRule="auto"/>
+            </w:pPr>
+            <w:r>
+              <w:rPr>
+                <w:sz w:val="17"/>
+                <w:szCs w:val="17"/>
+                <w:lang w:eastAsia="ko-KR"/>
+              </w:rPr>
+              <w:t xml:space="preserve">측정값 한 행 (측정자료 저장소)</w:t>
+            </w:r>
+          </w:p>
+        </w:tc>
+        <w:tc>
+          <w:tcPr>
+            <w:tcW w:w="2300" w:type="dxa"/>
+            <w:tcMar>
+              <w:top w:w="80" w:type="dxa"/>
+              <w:left w:w="110" w:type="dxa"/>
+              <w:bottom w:w="80" w:type="dxa"/>
+              <w:right w:w="110" w:type="dxa"/>
+            </w:tcMar>
+            <w:vAlign w:val="center"/>
+          </w:tcPr>
+          <w:p>
+            <w:pPr>
+              <w:spacing w:after="20" w:line="252" w:lineRule="auto"/>
+            </w:pPr>
+            <w:r>
+              <w:rPr>
+                <w:sz w:val="17"/>
+                <w:szCs w:val="17"/>
+                <w:lang w:eastAsia="ko-KR"/>
+              </w:rPr>
+              <w:t xml:space="preserve">[APR:순차번호]</w:t>
+            </w:r>
+          </w:p>
+        </w:tc>
+        <w:tc>
+          <w:tcPr>
+            <w:tcW w:w="2686" w:type="dxa"/>
+            <w:tcMar>
+              <w:top w:w="80" w:type="dxa"/>
+              <w:left w:w="110" w:type="dxa"/>
+              <w:bottom w:w="80" w:type="dxa"/>
+              <w:right w:w="110" w:type="dxa"/>
+            </w:tcMar>
+            <w:vAlign w:val="center"/>
+          </w:tcPr>
+          <w:p>
+            <w:pPr>
+              <w:spacing w:after="20" w:line="252" w:lineRule="auto"/>
+            </w:pPr>
+            <w:r>
+              <w:rPr>
+                <w:sz w:val="17"/>
+                <w:szCs w:val="17"/>
+                <w:lang w:eastAsia="ko-KR"/>
+              </w:rPr>
+              <w:t xml:space="preserve">방류 승인 한 건</w:t>
+            </w:r>
+          </w:p>
+        </w:tc>
+      </w:tr>
+      <w:tr>
+        <w:trPr>
+          <w:cantSplit/>
+          <w:jc w:val="center"/>
+        </w:trPr>
+        <w:tc>
+          <w:tcPr>
+            <w:tcW w:w="2500" w:type="dxa"/>
+            <w:tcMar>
+              <w:top w:w="80" w:type="dxa"/>
+              <w:left w:w="110" w:type="dxa"/>
+              <w:bottom w:w="80" w:type="dxa"/>
+              <w:right w:w="110" w:type="dxa"/>
+            </w:tcMar>
+            <w:vAlign w:val="center"/>
+          </w:tcPr>
+          <w:p>
+            <w:pPr>
+              <w:spacing w:after="20" w:line="252" w:lineRule="auto"/>
+            </w:pPr>
+            <w:r>
+              <w:rPr>
+                <w:sz w:val="17"/>
+                <w:szCs w:val="17"/>
+                <w:lang w:eastAsia="ko-KR"/>
+              </w:rPr>
+              <w:t xml:space="preserve">[OPR:승인번호:순번]</w:t>
+            </w:r>
+          </w:p>
+        </w:tc>
+        <w:tc>
+          <w:tcPr>
+            <w:tcW w:w="2486" w:type="dxa"/>
+            <w:tcMar>
+              <w:top w:w="80" w:type="dxa"/>
+              <w:left w:w="110" w:type="dxa"/>
+              <w:bottom w:w="80" w:type="dxa"/>
+              <w:right w:w="110" w:type="dxa"/>
+            </w:tcMar>
+            <w:vAlign w:val="center"/>
+          </w:tcPr>
+          <w:p>
+            <w:pPr>
+              <w:spacing w:after="20" w:line="252" w:lineRule="auto"/>
+            </w:pPr>
+            <w:r>
+              <w:rPr>
+                <w:sz w:val="17"/>
+                <w:szCs w:val="17"/>
+                <w:lang w:eastAsia="ko-KR"/>
+              </w:rPr>
+              <w:t xml:space="preserve">운영행위 (비고에서 읽은 방류 조작)</w:t>
+            </w:r>
+          </w:p>
+        </w:tc>
+        <w:tc>
+          <w:tcPr>
+            <w:tcW w:w="2300" w:type="dxa"/>
+            <w:tcMar>
+              <w:top w:w="80" w:type="dxa"/>
+              <w:left w:w="110" w:type="dxa"/>
+              <w:bottom w:w="80" w:type="dxa"/>
+              <w:right w:w="110" w:type="dxa"/>
+            </w:tcMar>
+            <w:vAlign w:val="center"/>
+          </w:tcPr>
+          <w:p>
+            <w:pPr>
+              <w:spacing w:after="20" w:line="252" w:lineRule="auto"/>
+            </w:pPr>
+            <w:r>
+              <w:rPr>
+                <w:sz w:val="17"/>
+                <w:szCs w:val="17"/>
+                <w:lang w:eastAsia="ko-KR"/>
+              </w:rPr>
+              <w:t xml:space="preserve">[CRI:번호]</w:t>
+            </w:r>
+          </w:p>
+        </w:tc>
+        <w:tc>
+          <w:tcPr>
+            <w:tcW w:w="2686" w:type="dxa"/>
+            <w:tcMar>
+              <w:top w:w="80" w:type="dxa"/>
+              <w:left w:w="110" w:type="dxa"/>
+              <w:bottom w:w="80" w:type="dxa"/>
+              <w:right w:w="110" w:type="dxa"/>
+            </w:tcMar>
+            <w:vAlign w:val="center"/>
+          </w:tcPr>
+          <w:p>
+            <w:pPr>
+              <w:spacing w:after="20" w:line="252" w:lineRule="auto"/>
+            </w:pPr>
+            <w:r>
+              <w:rPr>
+                <w:sz w:val="17"/>
+                <w:szCs w:val="17"/>
+                <w:lang w:eastAsia="ko-KR"/>
+              </w:rPr>
+              <w:t xml:space="preserve">운영기준 (제한수위)</w:t>
+            </w:r>
+          </w:p>
+        </w:tc>
+      </w:tr>
+      <w:tr>
+        <w:trPr>
+          <w:cantSplit/>
+          <w:jc w:val="center"/>
+        </w:trPr>
+        <w:tc>
+          <w:tcPr>
+            <w:tcW w:w="2500" w:type="dxa"/>
+            <w:tcMar>
+              <w:top w:w="80" w:type="dxa"/>
+              <w:left w:w="110" w:type="dxa"/>
+              <w:bottom w:w="80" w:type="dxa"/>
+              <w:right w:w="110" w:type="dxa"/>
+            </w:tcMar>
+            <w:vAlign w:val="center"/>
+          </w:tcPr>
+          <w:p>
+            <w:pPr>
+              <w:spacing w:after="20" w:line="252" w:lineRule="auto"/>
+            </w:pPr>
+            <w:r>
+              <w:rPr>
+                <w:sz w:val="17"/>
+                <w:szCs w:val="17"/>
+                <w:lang w:eastAsia="ko-KR"/>
+              </w:rPr>
+              <w:t xml:space="preserve">[EVI:…]</w:t>
+            </w:r>
+          </w:p>
+        </w:tc>
+        <w:tc>
+          <w:tcPr>
+            <w:tcW w:w="2486" w:type="dxa"/>
+            <w:tcMar>
+              <w:top w:w="80" w:type="dxa"/>
+              <w:left w:w="110" w:type="dxa"/>
+              <w:bottom w:w="80" w:type="dxa"/>
+              <w:right w:w="110" w:type="dxa"/>
+            </w:tcMar>
+            <w:vAlign w:val="center"/>
+          </w:tcPr>
+          <w:p>
+            <w:pPr>
+              <w:spacing w:after="20" w:line="252" w:lineRule="auto"/>
+            </w:pPr>
+            <w:r>
+              <w:rPr>
+                <w:sz w:val="17"/>
+                <w:szCs w:val="17"/>
+                <w:lang w:eastAsia="ko-KR"/>
+              </w:rPr>
+              <w:t xml:space="preserve">근거자료 (승인 기록, 측정자료, 별표3)</w:t>
+            </w:r>
+          </w:p>
+        </w:tc>
+        <w:tc>
+          <w:tcPr>
+            <w:tcW w:w="2300" w:type="dxa"/>
+            <w:tcMar>
+              <w:top w:w="80" w:type="dxa"/>
+              <w:left w:w="110" w:type="dxa"/>
+              <w:bottom w:w="80" w:type="dxa"/>
+              <w:right w:w="110" w:type="dxa"/>
+            </w:tcMar>
+            <w:vAlign w:val="center"/>
+          </w:tcPr>
+          <w:p>
+            <w:pPr>
+              <w:spacing w:after="20" w:line="252" w:lineRule="auto"/>
+            </w:pPr>
+            <w:r>
+              <w:rPr>
+                <w:sz w:val="17"/>
+                <w:szCs w:val="17"/>
+                <w:lang w:eastAsia="ko-KR"/>
+              </w:rPr>
+              <w:t xml:space="preserve">[근거 N]</w:t>
+            </w:r>
+          </w:p>
+        </w:tc>
+        <w:tc>
+          <w:tcPr>
+            <w:tcW w:w="2686" w:type="dxa"/>
+            <w:tcMar>
+              <w:top w:w="80" w:type="dxa"/>
+              <w:left w:w="110" w:type="dxa"/>
+              <w:bottom w:w="80" w:type="dxa"/>
+              <w:right w:w="110" w:type="dxa"/>
+            </w:tcMar>
+            <w:vAlign w:val="center"/>
+          </w:tcPr>
+          <w:p>
+            <w:pPr>
+              <w:spacing w:after="20" w:line="252" w:lineRule="auto"/>
+            </w:pPr>
+            <w:r>
+              <w:rPr>
+                <w:sz w:val="17"/>
+                <w:szCs w:val="17"/>
+                <w:lang w:eastAsia="ko-KR"/>
+              </w:rPr>
+              <w:t xml:space="preserve">의도(CQ)별 구역</w:t>
+            </w:r>
+          </w:p>
+        </w:tc>
+      </w:tr>
+    </w:tbl>
+    <w:p>
+      <w:pPr>
+        <w:spacing w:after="60"/>
+        <w:rPr>
+          <w:lang w:eastAsia="ko-KR"/>
+        </w:rPr>
+      </w:pPr>
+    </w:p>
     <w:p>
       <w:pPr>
         <w:spacing w:before="60" w:after="120"/>
@@ -2762,7 +3564,7 @@
           <w:szCs w:val="19"/>
           <w:lang w:eastAsia="ko-KR"/>
         </w:rPr>
-        <w:t xml:space="preserve">묶음의 길이는 댐마다 다르다 (전체 질문 기준, 별표3 원문 포함): 충주댐 약 9,200자(운영행위 14개, 승인 15건), 소양강댐 약 5,600자(운영행위 5개, 승인 6건), 횡성댐 약 12,300자(운영행위 22개, 승인 24건), 광동댐 약 13,000자(운영행위 27개, 승인 35건).</w:t>
+        <w:t xml:space="preserve">이 묶음이 LLM의 입력이 되며, 묶음의 길이는 댐마다 다르다 (전체 질문 기준, 별표3 원문 포함): 충주댐 약 9,200자(운영행위 14개), 소양강댐 약 5,600자(운영행위 5개), 횡성댐 약 12,300자(운영행위 22개), 광동댐 약 13,000자(운영행위 27개). 묶음에는 비교 결과나 계산값이 없고 원값과 출처 번호만 있어서, 비교·해석은 LLM이 하고 그 판단이 어느 출처에서 나왔는지 따라갈 수 있다.</w:t>
       </w:r>
     </w:p>
     <w:p>
@@ -2878,7 +3680,7 @@
         <w:rPr>
           <w:lang w:eastAsia="ko-KR"/>
         </w:rPr>
-        <w:t xml:space="preserve">5. LLM 파트에서 논의하고 싶은 사항</w:t>
+        <w:t xml:space="preserve">5. LLM 파트에서 생각해 볼 것</w:t>
       </w:r>
     </w:p>
     <w:p>
@@ -2894,7 +3696,7 @@
           <w:szCs w:val="19"/>
           <w:lang w:eastAsia="ko-KR"/>
         </w:rPr>
-        <w:t xml:space="preserve">구조와 근거 검색은 구현했고, LLM이 맡는 두 곳(질문 해석, 답변 생성)의 설계가 남아 있다. 새 구조에서의 실제 모델 실행은 서버 환경 문제로 아직 하지 못했고(이전 구조에서는 Qwen3-8B로 실행해 본 경험이 있음), 아래는 실행 전 설계 단계의 질문이다.</w:t>
+        <w:t xml:space="preserve">구조와 근거 검색은 구현했고, LLM이 맡는 두 곳(질문 해석, 답변 생성)과 평가의 설계가 남아 있다. 새 구조에서의 실제 모델 실행은 서버 환경 문제로 아직 하지 못했고(이전 구조에서는 Qwen3-8B로 실행해 본 경험이 있음), 아래는 실행 전 단계의 고민이다. 인공지능 연구팀의 생각과 조언을 듣고 싶다.</w:t>
       </w:r>
     </w:p>
     <w:tbl>
@@ -3003,7 +3805,7 @@
                 <w:szCs w:val="17"/>
                 <w:lang w:eastAsia="ko-KR"/>
               </w:rPr>
-              <w:t xml:space="preserve">논의하고 싶은 점</w:t>
+              <w:t xml:space="preserve">생각해 보고 싶은 점</w:t>
             </w:r>
           </w:p>
         </w:tc>
@@ -3079,7 +3881,7 @@
                 <w:szCs w:val="17"/>
                 <w:lang w:eastAsia="ko-KR"/>
               </w:rPr>
-              <w:t xml:space="preserve">프롬프트로 CQ1~CQ6 중 해당하는 것을 모두 고르고 댐·시점을 JSON으로 출력. 목록 밖 값은 코드가 정규화하거나 거부 (Zhang의 세 가지 통제 중 코드 쪽)</w:t>
+              <w:t xml:space="preserve">프롬프트로 CQ1~CQ6 중 해당하는 것을 모두 고르고 댐·시점을 JSON으로 출력. 목록 밖 값은 코드가 정규화하거나 거부</w:t>
             </w:r>
           </w:p>
         </w:tc>
@@ -3373,7 +4175,7 @@
                 <w:szCs w:val="17"/>
                 <w:lang w:eastAsia="ko-KR"/>
               </w:rPr>
-              <w:t xml:space="preserve">차이, 유사 여부는 LLM이 근거의 원값을 보고 직접 판단. 연구자 지정 기준(거리 계산 등)은 두지 않음</w:t>
+              <w:t xml:space="preserve">차이, 유사 여부는 LLM이 근거의 원값을 보고 직접 판단. 연구자가 정한 기준(거리 계산 등)은 두지 않음</w:t>
             </w:r>
           </w:p>
         </w:tc>
@@ -3411,7 +4213,7 @@
                 <w:szCs w:val="17"/>
                 <w:lang w:eastAsia="ko-KR"/>
               </w:rPr>
-              <w:t xml:space="preserve">• 계산만 도구 호출(function calling)에 맡기는 방안이 “연구자 판단 배제” 원칙과 양립하는지</w:t>
+              <w:t xml:space="preserve">• 계산만 도구 호출(function calling)에 맡기는 방안이 “연구자 판단을 넣지 않는다”는 원칙과 양립하는지</w:t>
             </w:r>
           </w:p>
         </w:tc>
@@ -3594,7 +4396,7 @@
                 <w:szCs w:val="17"/>
                 <w:lang w:eastAsia="ko-KR"/>
               </w:rPr>
-              <w:t xml:space="preserve">• 지표 구성과 비교 기준선의 적절성</w:t>
+              <w:t xml:space="preserve">• 지표 구성과 비교 기준선이 적절한지</w:t>
             </w:r>
           </w:p>
           <w:p>
@@ -3670,7 +4472,7 @@
                 <w:szCs w:val="19"/>
                 <w:lang w:eastAsia="ko-KR"/>
               </w:rPr>
-              <w:t xml:space="preserve">우선 정하고 싶은 것 (제안)</w:t>
+              <w:t xml:space="preserve">먼저 의견을 듣고 싶은 것 (제안)</w:t>
             </w:r>
           </w:p>
         </w:tc>
@@ -3695,7 +4497,7 @@
                 <w:szCs w:val="19"/>
                 <w:lang w:eastAsia="ko-KR"/>
               </w:rPr>
-              <w:t xml:space="preserve">위 6개 중 LLM 파트의 평가 설계(지표와 비교 기준선)를 먼저 정하고 싶습니다. 구조는 이미 구현되어 있으므로 평가 설계가 정해지면 바로 실행할 수 있습니다.</w:t>
+              <w:t xml:space="preserve">위 6개 중 평가 설계(지표와 비교 기준선)에 대한 생각을 먼저 듣고 싶다. 구조는 이미 구현되어 있으므로 평가 설계가 정해지면 바로 실행할 수 있다.</w:t>
             </w:r>
           </w:p>
         </w:tc>

--- a/lab_meeting/2026.10.15_교수님 회의자료.docx
+++ b/lab_meeting/2026.10.15_교수님 회의자료.docx
@@ -267,7 +267,7 @@
                 <w:szCs w:val="18"/>
                 <w:lang w:eastAsia="ko-KR"/>
               </w:rPr>
-              <w:t xml:space="preserve">① 질문 해석(의도 추출) ② 근거 묶음의 형식과 길이 ③ 근거와 판단을 나누어 답하게 하는 방법 ④ 비교·계산의 신뢰성 ⑤ 모델 선택 ⑥ 평가 설계 (5절)</w:t>
+              <w:t xml:space="preserve">① 질문 해석 ② 근거 묶음 전달 ③ 근거와 판단을 나눈 답변 ④ 모델 선택 ⑤ 평가 (5절)</w:t>
             </w:r>
           </w:p>
         </w:tc>
@@ -1072,7 +1072,7 @@
           <w:szCs w:val="19"/>
           <w:lang w:eastAsia="ko-KR"/>
         </w:rPr>
-        <w:t xml:space="preserve">댐 운영자는 현재의 수문·기상 상태를 보고 방류 등을 판단한다. 이때 과거의 운영행위, 그 방류를 허가한 승인, 현행 운영기준(홍수기 제한수위)이 필요한데, 이 정보는 승인 기록, 측정 시계열, 규정 문서에 나뉘어 있다. LLM 단독 답변은 근거를 확인할 수 없으므로, 흩어진 자료를 지식그래프(KG)로 연결하고 질문에 필요한 근거를 찾아 LLM에 주어 근거 위에서 답하게 하는 구조(RAG)를 만든다. 대상은 한강수계 4개 댐(충주·소양강·횡성·광동), 방류 승인 80건(2010~2021), K-water 시간별 수문기상 자료 50.8만 행, 연계운영규정 별표3이다.</w:t>
+        <w:t xml:space="preserve">댐 운영자는 현재의 수문·기상 상태를 보고 방류 등을 판단한다. 이때 과거의 운영행위, 그 방류를 허가한 승인, 현행 운영기준(홍수기 제한수위)이 필요한데, 이 정보는 승인 기록, 측정 시계열, 규정 문서에 나뉘어 있다. LLM 단독 답변은 근거를 확인할 수 없으므로, 흩어진 자료를 지식그래프(KG)로 연결하고 질문에 필요한 근거를 찾아 LLM에 주어 근거 위에서 답하게 하는 구조(RAG)를 만든다.</w:t>
       </w:r>
     </w:p>
     <w:tbl>
@@ -1675,7 +1675,7 @@
           <w:szCs w:val="20"/>
           <w:lang w:eastAsia="ko-KR"/>
         </w:rPr>
-        <w:t xml:space="preserve">KG 구축: 원자료 4종을 6단계(전처리 → 구조화 자료 매핑 → 문서 자료 추출 → 관계 연결 → 검증 → 저장)로 처리한다. 모든 단계는 정해진 규칙으로 동작하며, 자료에 적힌 값만 쓰고 연구자가 임의로 정한 기준은 넣지 않았다.</w:t>
+        <w:t xml:space="preserve">KG 구축: 원자료 4종을 6단계(전처리 → 구조화 자료 매핑 → 문서 자료 추출 → 관계 연결 → 검증 → 저장)로 처리한다. 모든 단계는 정해진 규칙으로 동작한다.</w:t>
       </w:r>
     </w:p>
     <w:p>
@@ -1745,6 +1745,22 @@
     </w:p>
     <w:p>
       <w:pPr>
+        <w:spacing w:before="60" w:after="120"/>
+        <w:rPr>
+          <w:lang w:eastAsia="ko-KR"/>
+        </w:rPr>
+      </w:pPr>
+      <w:r>
+        <w:rPr>
+          <w:sz w:val="19"/>
+          <w:szCs w:val="19"/>
+          <w:lang w:eastAsia="ko-KR"/>
+        </w:rPr>
+        <w:t xml:space="preserve">KG는 Class(대상의 종류), 개체(Entity, Class에 속한 실제 대상), Data Property(개체가 가진 값), 관계(개체 사이의 연결)로 이루어진다. 아래 그림은 충주댐 승인 1368 한 건이 KG에 어떻게 들어갔는지를 보여 준다.</w:t>
+      </w:r>
+    </w:p>
+    <w:p>
+      <w:pPr>
         <w:keepNext/>
         <w:spacing w:before="60" w:after="40"/>
         <w:jc w:val="center"/>
@@ -1752,7 +1768,7 @@
       <w:r>
         <w:drawing>
           <wp:inline distT="0" distB="0" distL="0" distR="0">
-            <wp:extent cx="4826000" cy="3667760"/>
+            <wp:extent cx="6096000" cy="4267200"/>
             <wp:docPr id="2" name="KG 예시" descr="KG 예시"/>
             <wp:cNvGraphicFramePr>
               <a:graphicFrameLocks xmlns:a="http://schemas.openxmlformats.org/drawingml/2006/main" noChangeAspect="1"/>
@@ -1773,7 +1789,7 @@
                   <pic:spPr>
                     <a:xfrm>
                       <a:off x="0" y="0"/>
-                      <a:ext cx="4826000" cy="3667760"/>
+                      <a:ext cx="6096000" cy="4267200"/>
                     </a:xfrm>
                     <a:prstGeom prst="rect">
                       <a:avLst/>
@@ -1801,7 +1817,23 @@
           <w:szCs w:val="18"/>
           <w:lang w:eastAsia="ko-KR"/>
         </w:rPr>
-        <w:t xml:space="preserve">그림 2. 충주댐 예시로 본 KG 구조 (Class 6개, Relation 9개)</w:t>
+        <w:t xml:space="preserve">그림 2. 충주댐 승인 1368로 본 KG의 개체, Data Property, 관계</w:t>
+      </w:r>
+    </w:p>
+    <w:p>
+      <w:pPr>
+        <w:spacing w:before="60" w:after="120"/>
+        <w:rPr>
+          <w:lang w:eastAsia="ko-KR"/>
+        </w:rPr>
+      </w:pPr>
+      <w:r>
+        <w:rPr>
+          <w:sz w:val="19"/>
+          <w:szCs w:val="19"/>
+          <w:lang w:eastAsia="ko-KR"/>
+        </w:rPr>
+        <w:t xml:space="preserve">원본 자료가 KG에 들어간 방식은 다음과 같다.</w:t>
       </w:r>
     </w:p>
     <w:tbl>
@@ -1820,9 +1852,8 @@
         <w:tblLook w:val="04A0" w:firstRow="1" w:lastRow="0" w:firstColumn="1" w:lastColumn="0" w:noHBand="0" w:noVBand="1"/>
       </w:tblPr>
       <w:tblGrid>
-        <w:gridCol w:w="2400"/>
-        <w:gridCol w:w="4572"/>
         <w:gridCol w:w="3000"/>
+        <w:gridCol w:w="6972"/>
       </w:tblGrid>
       <w:tr>
         <w:trPr>
@@ -1830,62 +1861,6 @@
           <w:tblHeader/>
           <w:jc w:val="center"/>
         </w:trPr>
-        <w:tc>
-          <w:tcPr>
-            <w:tcW w:w="2400" w:type="dxa"/>
-            <w:shd w:val="clear" w:color="auto" w:fill="D9EAF7"/>
-            <w:tcMar>
-              <w:top w:w="80" w:type="dxa"/>
-              <w:left w:w="110" w:type="dxa"/>
-              <w:bottom w:w="80" w:type="dxa"/>
-              <w:right w:w="110" w:type="dxa"/>
-            </w:tcMar>
-            <w:vAlign w:val="center"/>
-          </w:tcPr>
-          <w:p>
-            <w:pPr>
-              <w:spacing w:after="20" w:line="252" w:lineRule="auto"/>
-              <w:jc w:val="center"/>
-            </w:pPr>
-            <w:r>
-              <w:rPr>
-                <w:b/>
-                <w:sz w:val="18"/>
-                <w:szCs w:val="18"/>
-                <w:lang w:eastAsia="ko-KR"/>
-              </w:rPr>
-              <w:t xml:space="preserve">자료</w:t>
-            </w:r>
-          </w:p>
-        </w:tc>
-        <w:tc>
-          <w:tcPr>
-            <w:tcW w:w="4572" w:type="dxa"/>
-            <w:shd w:val="clear" w:color="auto" w:fill="D9EAF7"/>
-            <w:tcMar>
-              <w:top w:w="80" w:type="dxa"/>
-              <w:left w:w="110" w:type="dxa"/>
-              <w:bottom w:w="80" w:type="dxa"/>
-              <w:right w:w="110" w:type="dxa"/>
-            </w:tcMar>
-            <w:vAlign w:val="center"/>
-          </w:tcPr>
-          <w:p>
-            <w:pPr>
-              <w:spacing w:after="20" w:line="252" w:lineRule="auto"/>
-              <w:jc w:val="center"/>
-            </w:pPr>
-            <w:r>
-              <w:rPr>
-                <w:b/>
-                <w:sz w:val="18"/>
-                <w:szCs w:val="18"/>
-                <w:lang w:eastAsia="ko-KR"/>
-              </w:rPr>
-              <w:t xml:space="preserve">KG에 들어간 것</w:t>
-            </w:r>
-          </w:p>
-        </w:tc>
         <w:tc>
           <w:tcPr>
             <w:tcW w:w="3000" w:type="dxa"/>
@@ -1910,7 +1885,35 @@
                 <w:szCs w:val="18"/>
                 <w:lang w:eastAsia="ko-KR"/>
               </w:rPr>
-              <w:t xml:space="preserve">KG 밖 저장소</w:t>
+              <w:t xml:space="preserve">원본 자료</w:t>
+            </w:r>
+          </w:p>
+        </w:tc>
+        <w:tc>
+          <w:tcPr>
+            <w:tcW w:w="6972" w:type="dxa"/>
+            <w:shd w:val="clear" w:color="auto" w:fill="D9EAF7"/>
+            <w:tcMar>
+              <w:top w:w="80" w:type="dxa"/>
+              <w:left w:w="110" w:type="dxa"/>
+              <w:bottom w:w="80" w:type="dxa"/>
+              <w:right w:w="110" w:type="dxa"/>
+            </w:tcMar>
+            <w:vAlign w:val="center"/>
+          </w:tcPr>
+          <w:p>
+            <w:pPr>
+              <w:spacing w:after="20" w:line="252" w:lineRule="auto"/>
+              <w:jc w:val="center"/>
+            </w:pPr>
+            <w:r>
+              <w:rPr>
+                <w:b/>
+                <w:sz w:val="18"/>
+                <w:szCs w:val="18"/>
+                <w:lang w:eastAsia="ko-KR"/>
+              </w:rPr>
+              <w:t xml:space="preserve">KG에 들어간 모습</w:t>
             </w:r>
           </w:p>
         </w:tc>
@@ -1922,7 +1925,7 @@
         </w:trPr>
         <w:tc>
           <w:tcPr>
-            <w:tcW w:w="2400" w:type="dxa"/>
+            <w:tcW w:w="3000" w:type="dxa"/>
             <w:shd w:val="clear" w:color="auto" w:fill="EEF5FA"/>
             <w:tcMar>
               <w:top w:w="80" w:type="dxa"/>
@@ -1945,13 +1948,29 @@
                 <w:szCs w:val="18"/>
                 <w:lang w:eastAsia="ko-KR"/>
               </w:rPr>
-              <w:t xml:space="preserve">방류 승인 기록 (80건)</w:t>
+              <w:t xml:space="preserve">방류 승인 기록의 한 행</w:t>
+            </w:r>
+          </w:p>
+          <w:p>
+            <w:pPr>
+              <w:spacing w:after="20" w:line="252" w:lineRule="auto"/>
+              <w:jc w:val="center"/>
+            </w:pPr>
+            <w:r>
+              <w:rPr>
+                <w:b/>
+                <w:color w:val="1F4E79"/>
+                <w:sz w:val="18"/>
+                <w:szCs w:val="18"/>
+                <w:lang w:eastAsia="ko-KR"/>
+              </w:rPr>
+              <w:t xml:space="preserve">(순차번호 1368, 충주, 2012-08-24, 방류시작 15:00, 접수방류량 2000)</w:t>
             </w:r>
           </w:p>
         </w:tc>
         <w:tc>
           <w:tcPr>
-            <w:tcW w:w="4572" w:type="dxa"/>
+            <w:tcW w:w="6972" w:type="dxa"/>
             <w:tcMar>
               <w:top w:w="80" w:type="dxa"/>
               <w:left w:w="110" w:type="dxa"/>
@@ -1970,13 +1989,90 @@
                 <w:szCs w:val="18"/>
                 <w:lang w:eastAsia="ko-KR"/>
               </w:rPr>
-              <w:t xml:space="preserve">Approval 80, Operation 68 (비고 문장에서 규칙으로 추출), 근거자료 80</w:t>
+              <w:t xml:space="preserve">Approval 개체 APR:1368: 승인일과 승인 내용을 Data Property로 갖는다.</w:t>
+            </w:r>
+          </w:p>
+          <w:p>
+            <w:pPr>
+              <w:spacing w:after="20" w:line="252" w:lineRule="auto"/>
+            </w:pPr>
+            <w:r>
+              <w:rPr>
+                <w:sz w:val="18"/>
+                <w:szCs w:val="18"/>
+                <w:lang w:eastAsia="ko-KR"/>
+              </w:rPr>
+              <w:t xml:space="preserve">근거자료 개체 EVI:AP:1368: 출처와 위치(“순차번호 1368”)를 갖고, Approval이 supportedBy로 연결된다.</w:t>
+            </w:r>
+          </w:p>
+          <w:p>
+            <w:pPr>
+              <w:spacing w:after="20" w:line="252" w:lineRule="auto"/>
+            </w:pPr>
+            <w:r>
+              <w:rPr>
+                <w:sz w:val="18"/>
+                <w:szCs w:val="18"/>
+                <w:lang w:eastAsia="ko-KR"/>
+              </w:rPr>
+              <w:t xml:space="preserve">승인 기록의 관측소코드와 댐 코드가 같아서 Approval은 충주댐에 concernsDam으로 연결된다.</w:t>
+            </w:r>
+          </w:p>
+        </w:tc>
+      </w:tr>
+      <w:tr>
+        <w:trPr>
+          <w:cantSplit/>
+          <w:jc w:val="center"/>
+        </w:trPr>
+        <w:tc>
+          <w:tcPr>
+            <w:tcW w:w="3000" w:type="dxa"/>
+            <w:shd w:val="clear" w:color="auto" w:fill="EEF5FA"/>
+            <w:tcMar>
+              <w:top w:w="80" w:type="dxa"/>
+              <w:left w:w="110" w:type="dxa"/>
+              <w:bottom w:w="80" w:type="dxa"/>
+              <w:right w:w="110" w:type="dxa"/>
+            </w:tcMar>
+            <w:vAlign w:val="center"/>
+          </w:tcPr>
+          <w:p>
+            <w:pPr>
+              <w:spacing w:after="20" w:line="252" w:lineRule="auto"/>
+              <w:jc w:val="center"/>
+            </w:pPr>
+            <w:r>
+              <w:rPr>
+                <w:b/>
+                <w:color w:val="1F4E79"/>
+                <w:sz w:val="18"/>
+                <w:szCs w:val="18"/>
+                <w:lang w:eastAsia="ko-KR"/>
+              </w:rPr>
+              <w:t xml:space="preserve">같은 행의 비고</w:t>
+            </w:r>
+          </w:p>
+          <w:p>
+            <w:pPr>
+              <w:spacing w:after="20" w:line="252" w:lineRule="auto"/>
+              <w:jc w:val="center"/>
+            </w:pPr>
+            <w:r>
+              <w:rPr>
+                <w:b/>
+                <w:color w:val="1F4E79"/>
+                <w:sz w:val="18"/>
+                <w:szCs w:val="18"/>
+                <w:lang w:eastAsia="ko-KR"/>
+              </w:rPr>
+              <w:t xml:space="preserve">“이내 탄력적 조정”</w:t>
             </w:r>
           </w:p>
         </w:tc>
         <w:tc>
           <w:tcPr>
-            <w:tcW w:w="3000" w:type="dxa"/>
+            <w:tcW w:w="6972" w:type="dxa"/>
             <w:tcMar>
               <w:top w:w="80" w:type="dxa"/>
               <w:left w:w="110" w:type="dxa"/>
@@ -1995,7 +2091,7 @@
                 <w:szCs w:val="18"/>
                 <w:lang w:eastAsia="ko-KR"/>
               </w:rPr>
-              <w:t xml:space="preserve">-</w:t>
+              <w:t xml:space="preserve">Operation 개체 OPR:1368:1: 비고 문구에서 종류(탄력적 방류)를 읽고, 시각은 비고에 시각이 있으면 그 시각, 없으면 방류시작시간(2012-08-24 15:00)으로 한다. Approval이 authorizes로, 충주댐이 performedOnDam으로 연결된다.</w:t>
             </w:r>
           </w:p>
         </w:tc>
@@ -2007,7 +2103,7 @@
         </w:trPr>
         <w:tc>
           <w:tcPr>
-            <w:tcW w:w="2400" w:type="dxa"/>
+            <w:tcW w:w="3000" w:type="dxa"/>
             <w:shd w:val="clear" w:color="auto" w:fill="EEF5FA"/>
             <w:tcMar>
               <w:top w:w="80" w:type="dxa"/>
@@ -2033,10 +2129,26 @@
               <w:t xml:space="preserve">수문기상 시간 자료</w:t>
             </w:r>
           </w:p>
+          <w:p>
+            <w:pPr>
+              <w:spacing w:after="20" w:line="252" w:lineRule="auto"/>
+              <w:jc w:val="center"/>
+            </w:pPr>
+            <w:r>
+              <w:rPr>
+                <w:b/>
+                <w:color w:val="1F4E79"/>
+                <w:sz w:val="18"/>
+                <w:szCs w:val="18"/>
+                <w:lang w:eastAsia="ko-KR"/>
+              </w:rPr>
+              <w:t xml:space="preserve">(충주댐 수위, 시간별 값)</w:t>
+            </w:r>
+          </w:p>
         </w:tc>
         <w:tc>
           <w:tcPr>
-            <w:tcW w:w="4572" w:type="dxa"/>
+            <w:tcW w:w="6972" w:type="dxa"/>
             <w:tcMar>
               <w:top w:w="80" w:type="dxa"/>
               <w:left w:w="110" w:type="dxa"/>
@@ -2055,32 +2167,7 @@
                 <w:szCs w:val="18"/>
                 <w:lang w:eastAsia="ko-KR"/>
               </w:rPr>
-              <w:t xml:space="preserve">댐 × 변수 상태 개체 24개(stationCode)</w:t>
-            </w:r>
-          </w:p>
-        </w:tc>
-        <w:tc>
-          <w:tcPr>
-            <w:tcW w:w="3000" w:type="dxa"/>
-            <w:tcMar>
-              <w:top w:w="80" w:type="dxa"/>
-              <w:left w:w="110" w:type="dxa"/>
-              <w:bottom w:w="80" w:type="dxa"/>
-              <w:right w:w="110" w:type="dxa"/>
-            </w:tcMar>
-            <w:vAlign w:val="center"/>
-          </w:tcPr>
-          <w:p>
-            <w:pPr>
-              <w:spacing w:after="20" w:line="252" w:lineRule="auto"/>
-            </w:pPr>
-            <w:r>
-              <w:rPr>
-                <w:sz w:val="18"/>
-                <w:szCs w:val="18"/>
-                <w:lang w:eastAsia="ko-KR"/>
-              </w:rPr>
-              <w:t xml:space="preserve">측정자료 저장소: 508,246행</w:t>
+              <w:t xml:space="preserve">값은 KG에 넣지 않는다. 댐 × 변수마다 상태 개체 HMS:1003110:수위를 만들고, 변수 종류와 측정값을 찾아가는 키(stationCode = 1003110)만 둔다. 질문이 오면 이 키와 시각으로 측정자료 저장소에서 값을 읽는다.</w:t>
             </w:r>
           </w:p>
         </w:tc>
@@ -2092,7 +2179,7 @@
         </w:trPr>
         <w:tc>
           <w:tcPr>
-            <w:tcW w:w="2400" w:type="dxa"/>
+            <w:tcW w:w="3000" w:type="dxa"/>
             <w:shd w:val="clear" w:color="auto" w:fill="EEF5FA"/>
             <w:tcMar>
               <w:top w:w="80" w:type="dxa"/>
@@ -2115,13 +2202,13 @@
                 <w:szCs w:val="18"/>
                 <w:lang w:eastAsia="ko-KR"/>
               </w:rPr>
-              <w:t xml:space="preserve">연계운영규정 별표3</w:t>
+              <w:t xml:space="preserve">연계운영규정 별표3의 충주댐 행</w:t>
             </w:r>
           </w:p>
         </w:tc>
         <w:tc>
           <w:tcPr>
-            <w:tcW w:w="4572" w:type="dxa"/>
+            <w:tcW w:w="6972" w:type="dxa"/>
             <w:tcMar>
               <w:top w:w="80" w:type="dxa"/>
               <w:left w:w="110" w:type="dxa"/>
@@ -2140,32 +2227,7 @@
                 <w:szCs w:val="18"/>
                 <w:lang w:eastAsia="ko-KR"/>
               </w:rPr>
-              <w:t xml:space="preserve">Criterion 3 (충주·소양강·횡성), 근거자료 1</w:t>
-            </w:r>
-          </w:p>
-        </w:tc>
-        <w:tc>
-          <w:tcPr>
-            <w:tcW w:w="3000" w:type="dxa"/>
-            <w:tcMar>
-              <w:top w:w="80" w:type="dxa"/>
-              <w:left w:w="110" w:type="dxa"/>
-              <w:bottom w:w="80" w:type="dxa"/>
-              <w:right w:w="110" w:type="dxa"/>
-            </w:tcMar>
-            <w:vAlign w:val="center"/>
-          </w:tcPr>
-          <w:p>
-            <w:pPr>
-              <w:spacing w:after="20" w:line="252" w:lineRule="auto"/>
-            </w:pPr>
-            <w:r>
-              <w:rPr>
-                <w:sz w:val="18"/>
-                <w:szCs w:val="18"/>
-                <w:lang w:eastAsia="ko-KR"/>
-              </w:rPr>
-              <w:t xml:space="preserve">문서 저장소: 별표3 원문</w:t>
+              <w:t xml:space="preserve">Criterion 개체 CRI:CR-02: 홍수기 제한수위 138.0 EL.m, 충주댐에 appliesToDam으로 연결된다. 별표3 원문은 문서 저장소에 두고, KG에는 위치(sourceLocator = 별표 3)만 둔다.</w:t>
             </w:r>
           </w:p>
         </w:tc>
@@ -2177,7 +2239,7 @@
         </w:trPr>
         <w:tc>
           <w:tcPr>
-            <w:tcW w:w="2400" w:type="dxa"/>
+            <w:tcW w:w="3000" w:type="dxa"/>
             <w:shd w:val="clear" w:color="auto" w:fill="EEF5FA"/>
             <w:tcMar>
               <w:top w:w="80" w:type="dxa"/>
@@ -2206,7 +2268,7 @@
         </w:tc>
         <w:tc>
           <w:tcPr>
-            <w:tcW w:w="4572" w:type="dxa"/>
+            <w:tcW w:w="6972" w:type="dxa"/>
             <w:tcMar>
               <w:top w:w="80" w:type="dxa"/>
               <w:left w:w="110" w:type="dxa"/>
@@ -2225,32 +2287,7 @@
                 <w:szCs w:val="18"/>
                 <w:lang w:eastAsia="ko-KR"/>
               </w:rPr>
-              <w:t xml:space="preserve">Dam 4</w:t>
-            </w:r>
-          </w:p>
-        </w:tc>
-        <w:tc>
-          <w:tcPr>
-            <w:tcW w:w="3000" w:type="dxa"/>
-            <w:tcMar>
-              <w:top w:w="80" w:type="dxa"/>
-              <w:left w:w="110" w:type="dxa"/>
-              <w:bottom w:w="80" w:type="dxa"/>
-              <w:right w:w="110" w:type="dxa"/>
-            </w:tcMar>
-            <w:vAlign w:val="center"/>
-          </w:tcPr>
-          <w:p>
-            <w:pPr>
-              <w:spacing w:after="20" w:line="252" w:lineRule="auto"/>
-            </w:pPr>
-            <w:r>
-              <w:rPr>
-                <w:sz w:val="18"/>
-                <w:szCs w:val="18"/>
-                <w:lang w:eastAsia="ko-KR"/>
-              </w:rPr>
-              <w:t xml:space="preserve">-</w:t>
+              <w:t xml:space="preserve">Dam 개체 DAM:1003110: 댐 이름(충주댐), 댐 유형(다목적댐).</w:t>
             </w:r>
           </w:p>
         </w:tc>
@@ -2263,22 +2300,6 @@
           <w:lang w:eastAsia="ko-KR"/>
         </w:rPr>
       </w:pPr>
-    </w:p>
-    <w:p>
-      <w:pPr>
-        <w:spacing w:before="60" w:after="120"/>
-        <w:rPr>
-          <w:lang w:eastAsia="ko-KR"/>
-        </w:rPr>
-      </w:pPr>
-      <w:r>
-        <w:rPr>
-          <w:sz w:val="19"/>
-          <w:szCs w:val="19"/>
-          <w:lang w:eastAsia="ko-KR"/>
-        </w:rPr>
-        <w:t xml:space="preserve">KG는 개체 264개, 관계 418개이다. 구조 검사 5개 항목을 통과했다. 검증 중 승인에서 댐으로 가는 경로가 없어 승인 80건 중 63건만 댐에서 도달 가능한 문제를 발견하여, Approval–concernsDam–Dam 관계를 추가했다(80건 모두 도달).</w:t>
-      </w:r>
     </w:p>
     <w:p>
       <w:pPr>
@@ -3696,7 +3717,7 @@
           <w:szCs w:val="19"/>
           <w:lang w:eastAsia="ko-KR"/>
         </w:rPr>
-        <w:t xml:space="preserve">구조와 근거 검색은 구현했고, LLM이 맡는 두 곳(질문 해석, 답변 생성)과 평가의 설계가 남아 있다. 새 구조에서의 실제 모델 실행은 서버 환경 문제로 아직 하지 못했고(이전 구조에서는 Qwen3-8B로 실행해 본 경험이 있음), 아래는 실행 전 단계의 고민이다. 인공지능 연구팀의 생각과 조언을 듣고 싶다.</w:t>
+        <w:t xml:space="preserve">구조와 근거 검색은 구현했고, LLM이 맡는 두 곳(질문 해석, 답변 생성)과 평가의 설계가 남아 있다. 이 부분에서 고민이 필요해 보이는 것을 정리했고, 인공지능 연구팀의 생각과 조언을 듣고 싶다.</w:t>
       </w:r>
     </w:p>
     <w:tbl>
@@ -3715,9 +3736,9 @@
         <w:tblLook w:val="04A0" w:firstRow="1" w:lastRow="0" w:firstColumn="1" w:lastColumn="0" w:noHBand="0" w:noVBand="1"/>
       </w:tblPr>
       <w:tblGrid>
-        <w:gridCol w:w="1700"/>
-        <w:gridCol w:w="3772"/>
-        <w:gridCol w:w="4500"/>
+        <w:gridCol w:w="2000"/>
+        <w:gridCol w:w="4272"/>
+        <w:gridCol w:w="3700"/>
       </w:tblGrid>
       <w:tr>
         <w:trPr>
@@ -3727,7 +3748,7 @@
         </w:trPr>
         <w:tc>
           <w:tcPr>
-            <w:tcW w:w="1700" w:type="dxa"/>
+            <w:tcW w:w="2000" w:type="dxa"/>
             <w:shd w:val="clear" w:color="auto" w:fill="D9EAF7"/>
             <w:tcMar>
               <w:top w:w="80" w:type="dxa"/>
@@ -3745,8 +3766,8 @@
             <w:r>
               <w:rPr>
                 <w:b/>
-                <w:sz w:val="17"/>
-                <w:szCs w:val="17"/>
+                <w:sz w:val="18"/>
+                <w:szCs w:val="18"/>
                 <w:lang w:eastAsia="ko-KR"/>
               </w:rPr>
               <w:t xml:space="preserve">주제</w:t>
@@ -3755,7 +3776,7 @@
         </w:tc>
         <w:tc>
           <w:tcPr>
-            <w:tcW w:w="3772" w:type="dxa"/>
+            <w:tcW w:w="4272" w:type="dxa"/>
             <w:shd w:val="clear" w:color="auto" w:fill="D9EAF7"/>
             <w:tcMar>
               <w:top w:w="80" w:type="dxa"/>
@@ -3773,8 +3794,8 @@
             <w:r>
               <w:rPr>
                 <w:b/>
-                <w:sz w:val="17"/>
-                <w:szCs w:val="17"/>
+                <w:sz w:val="18"/>
+                <w:szCs w:val="18"/>
                 <w:lang w:eastAsia="ko-KR"/>
               </w:rPr>
               <w:t xml:space="preserve">현재 구상</w:t>
@@ -3783,7 +3804,7 @@
         </w:tc>
         <w:tc>
           <w:tcPr>
-            <w:tcW w:w="4500" w:type="dxa"/>
+            <w:tcW w:w="3700" w:type="dxa"/>
             <w:shd w:val="clear" w:color="auto" w:fill="D9EAF7"/>
             <w:tcMar>
               <w:top w:w="80" w:type="dxa"/>
@@ -3801,11 +3822,11 @@
             <w:r>
               <w:rPr>
                 <w:b/>
-                <w:sz w:val="17"/>
-                <w:szCs w:val="17"/>
+                <w:sz w:val="18"/>
+                <w:szCs w:val="18"/>
                 <w:lang w:eastAsia="ko-KR"/>
               </w:rPr>
-              <w:t xml:space="preserve">생각해 보고 싶은 점</w:t>
+              <w:t xml:space="preserve">고민이 필요해 보이는 부분</w:t>
             </w:r>
           </w:p>
         </w:tc>
@@ -3817,7 +3838,7 @@
         </w:trPr>
         <w:tc>
           <w:tcPr>
-            <w:tcW w:w="1700" w:type="dxa"/>
+            <w:tcW w:w="2000" w:type="dxa"/>
             <w:shd w:val="clear" w:color="auto" w:fill="EEF5FA"/>
             <w:tcMar>
               <w:top w:w="80" w:type="dxa"/>
@@ -3836,33 +3857,17 @@
               <w:rPr>
                 <w:b/>
                 <w:color w:val="1F4E79"/>
-                <w:sz w:val="17"/>
-                <w:szCs w:val="17"/>
+                <w:sz w:val="18"/>
+                <w:szCs w:val="18"/>
                 <w:lang w:eastAsia="ko-KR"/>
               </w:rPr>
               <w:t xml:space="preserve">1. 질문 해석</w:t>
             </w:r>
           </w:p>
-          <w:p>
-            <w:pPr>
-              <w:spacing w:after="20" w:line="252" w:lineRule="auto"/>
-              <w:jc w:val="center"/>
-            </w:pPr>
-            <w:r>
-              <w:rPr>
-                <w:b/>
-                <w:color w:val="1F4E79"/>
-                <w:sz w:val="17"/>
-                <w:szCs w:val="17"/>
-                <w:lang w:eastAsia="ko-KR"/>
-              </w:rPr>
-              <w:t xml:space="preserve">(의도 추출)</w:t>
-            </w:r>
-          </w:p>
         </w:tc>
         <w:tc>
           <w:tcPr>
-            <w:tcW w:w="3772" w:type="dxa"/>
+            <w:tcW w:w="4272" w:type="dxa"/>
             <w:tcMar>
               <w:top w:w="80" w:type="dxa"/>
               <w:left w:w="110" w:type="dxa"/>
@@ -3877,17 +3882,17 @@
             </w:pPr>
             <w:r>
               <w:rPr>
-                <w:sz w:val="17"/>
-                <w:szCs w:val="17"/>
+                <w:sz w:val="18"/>
+                <w:szCs w:val="18"/>
                 <w:lang w:eastAsia="ko-KR"/>
               </w:rPr>
-              <w:t xml:space="preserve">프롬프트로 CQ1~CQ6 중 해당하는 것을 모두 고르고 댐·시점을 JSON으로 출력. 목록 밖 값은 코드가 정규화하거나 거부</w:t>
+              <w:t xml:space="preserve">프롬프트로 질문에서 CQ(여러 개 가능)와 댐·시점을 JSON으로 뽑는다</w:t>
             </w:r>
           </w:p>
         </w:tc>
         <w:tc>
           <w:tcPr>
-            <w:tcW w:w="4500" w:type="dxa"/>
+            <w:tcW w:w="3700" w:type="dxa"/>
             <w:tcMar>
               <w:top w:w="80" w:type="dxa"/>
               <w:left w:w="110" w:type="dxa"/>
@@ -3902,24 +3907,11 @@
             </w:pPr>
             <w:r>
               <w:rPr>
-                <w:sz w:val="17"/>
-                <w:szCs w:val="17"/>
+                <w:sz w:val="18"/>
+                <w:szCs w:val="18"/>
                 <w:lang w:eastAsia="ko-KR"/>
               </w:rPr>
-              <w:t xml:space="preserve">• 프롬프트·few-shot으로 충분한지, 미세조정이 필요한지</w:t>
-            </w:r>
-          </w:p>
-          <w:p>
-            <w:pPr>
-              <w:spacing w:after="20" w:line="252" w:lineRule="auto"/>
-            </w:pPr>
-            <w:r>
-              <w:rPr>
-                <w:sz w:val="17"/>
-                <w:szCs w:val="17"/>
-                <w:lang w:eastAsia="ko-KR"/>
-              </w:rPr>
-              <w:t xml:space="preserve">• 여러 의도가 섞인 질문의 오분류에 어떻게 대응할지(재질문, 보수적으로 전체 조회)</w:t>
+              <w:t xml:space="preserve">질문에서 의도와 값을 안정적으로 뽑는 방법</w:t>
             </w:r>
           </w:p>
         </w:tc>
@@ -3931,7 +3923,7 @@
         </w:trPr>
         <w:tc>
           <w:tcPr>
-            <w:tcW w:w="1700" w:type="dxa"/>
+            <w:tcW w:w="2000" w:type="dxa"/>
             <w:shd w:val="clear" w:color="auto" w:fill="EEF5FA"/>
             <w:tcMar>
               <w:top w:w="80" w:type="dxa"/>
@@ -3950,17 +3942,17 @@
               <w:rPr>
                 <w:b/>
                 <w:color w:val="1F4E79"/>
-                <w:sz w:val="17"/>
-                <w:szCs w:val="17"/>
+                <w:sz w:val="18"/>
+                <w:szCs w:val="18"/>
                 <w:lang w:eastAsia="ko-KR"/>
               </w:rPr>
-              <w:t xml:space="preserve">2. 근거 묶음의 형식과 길이</w:t>
+              <w:t xml:space="preserve">2. 근거 묶음 전달</w:t>
             </w:r>
           </w:p>
         </w:tc>
         <w:tc>
           <w:tcPr>
-            <w:tcW w:w="3772" w:type="dxa"/>
+            <w:tcW w:w="4272" w:type="dxa"/>
             <w:tcMar>
               <w:top w:w="80" w:type="dxa"/>
               <w:left w:w="110" w:type="dxa"/>
@@ -3975,17 +3967,17 @@
             </w:pPr>
             <w:r>
               <w:rPr>
-                <w:sz w:val="17"/>
-                <w:szCs w:val="17"/>
+                <w:sz w:val="18"/>
+                <w:szCs w:val="18"/>
                 <w:lang w:eastAsia="ko-KR"/>
               </w:rPr>
-              <w:t xml:space="preserve">태그와 출처 번호가 붙은 텍스트. 댐에 따라 약 5,600~13,000자</w:t>
+              <w:t xml:space="preserve">출처 번호가 붙은 텍스트로 전달한다. 길이는 댐에 따라 약 5,600~13,000자</w:t>
             </w:r>
           </w:p>
         </w:tc>
         <w:tc>
           <w:tcPr>
-            <w:tcW w:w="4500" w:type="dxa"/>
+            <w:tcW w:w="3700" w:type="dxa"/>
             <w:tcMar>
               <w:top w:w="80" w:type="dxa"/>
               <w:left w:w="110" w:type="dxa"/>
@@ -4000,24 +3992,11 @@
             </w:pPr>
             <w:r>
               <w:rPr>
-                <w:sz w:val="17"/>
-                <w:szCs w:val="17"/>
+                <w:sz w:val="18"/>
+                <w:szCs w:val="18"/>
                 <w:lang w:eastAsia="ko-KR"/>
               </w:rPr>
-              <w:t xml:space="preserve">• 텍스트, 표, JSON 중 어떤 형식이 8B급 모델에 유리한지</w:t>
-            </w:r>
-          </w:p>
-          <w:p>
-            <w:pPr>
-              <w:spacing w:after="20" w:line="252" w:lineRule="auto"/>
-            </w:pPr>
-            <w:r>
-              <w:rPr>
-                <w:sz w:val="17"/>
-                <w:szCs w:val="17"/>
-                <w:lang w:eastAsia="ko-KR"/>
-              </w:rPr>
-              <w:t xml:space="preserve">• 길어질 때 전체를 주는 것과 선별·요약의 득실, 근거 순서의 영향</w:t>
+              <w:t xml:space="preserve">길고 정해진 형식의 근거를 LLM이 잘 읽고 쓰게 하는 방법</w:t>
             </w:r>
           </w:p>
         </w:tc>
@@ -4029,7 +4008,7 @@
         </w:trPr>
         <w:tc>
           <w:tcPr>
-            <w:tcW w:w="1700" w:type="dxa"/>
+            <w:tcW w:w="2000" w:type="dxa"/>
             <w:shd w:val="clear" w:color="auto" w:fill="EEF5FA"/>
             <w:tcMar>
               <w:top w:w="80" w:type="dxa"/>
@@ -4048,17 +4027,17 @@
               <w:rPr>
                 <w:b/>
                 <w:color w:val="1F4E79"/>
-                <w:sz w:val="17"/>
-                <w:szCs w:val="17"/>
+                <w:sz w:val="18"/>
+                <w:szCs w:val="18"/>
                 <w:lang w:eastAsia="ko-KR"/>
               </w:rPr>
-              <w:t xml:space="preserve">3. 근거와 판단의 분리</w:t>
+              <w:t xml:space="preserve">3. 근거와 판단을 나눈 답변</w:t>
             </w:r>
           </w:p>
         </w:tc>
         <w:tc>
           <w:tcPr>
-            <w:tcW w:w="3772" w:type="dxa"/>
+            <w:tcW w:w="4272" w:type="dxa"/>
             <w:tcMar>
               <w:top w:w="80" w:type="dxa"/>
               <w:left w:w="110" w:type="dxa"/>
@@ -4073,17 +4052,17 @@
             </w:pPr>
             <w:r>
               <w:rPr>
-                <w:sz w:val="17"/>
-                <w:szCs w:val="17"/>
+                <w:sz w:val="18"/>
+                <w:szCs w:val="18"/>
                 <w:lang w:eastAsia="ko-KR"/>
               </w:rPr>
-              <w:t xml:space="preserve">근거 사용 원칙 세 문장과 [근거]/[판단] 두 부분의 답변 형식을 프롬프트로 지시</w:t>
+              <w:t xml:space="preserve">프롬프트로 [근거]와 [판단]을 나누고 출처 번호를 붙이게 한다. 비교·계산도 LLM이 한다</w:t>
             </w:r>
           </w:p>
         </w:tc>
         <w:tc>
           <w:tcPr>
-            <w:tcW w:w="4500" w:type="dxa"/>
+            <w:tcW w:w="3700" w:type="dxa"/>
             <w:tcMar>
               <w:top w:w="80" w:type="dxa"/>
               <w:left w:w="110" w:type="dxa"/>
@@ -4098,24 +4077,11 @@
             </w:pPr>
             <w:r>
               <w:rPr>
-                <w:sz w:val="17"/>
-                <w:szCs w:val="17"/>
+                <w:sz w:val="18"/>
+                <w:szCs w:val="18"/>
                 <w:lang w:eastAsia="ko-KR"/>
               </w:rPr>
-              <w:t xml:space="preserve">• 프롬프트만으로 지켜지는지, 구조화 출력(JSON 스키마) 같은 강제 방법이 필요한지</w:t>
-            </w:r>
-          </w:p>
-          <w:p>
-            <w:pPr>
-              <w:spacing w:after="20" w:line="252" w:lineRule="auto"/>
-            </w:pPr>
-            <w:r>
-              <w:rPr>
-                <w:sz w:val="17"/>
-                <w:szCs w:val="17"/>
-                <w:lang w:eastAsia="ko-KR"/>
-              </w:rPr>
-              <w:t xml:space="preserve">• 출처 번호가 묶음에 실제로 있는지, 인용한 값이 원값과 같은지를 후처리로 자동 검사할지</w:t>
+              <w:t xml:space="preserve">이 형식과 출처 번호를 LLM이 지키는지, 비교·계산이 맞는지 확인하는 방법</w:t>
             </w:r>
           </w:p>
         </w:tc>
@@ -4127,7 +4093,7 @@
         </w:trPr>
         <w:tc>
           <w:tcPr>
-            <w:tcW w:w="1700" w:type="dxa"/>
+            <w:tcW w:w="2000" w:type="dxa"/>
             <w:shd w:val="clear" w:color="auto" w:fill="EEF5FA"/>
             <w:tcMar>
               <w:top w:w="80" w:type="dxa"/>
@@ -4146,17 +4112,17 @@
               <w:rPr>
                 <w:b/>
                 <w:color w:val="1F4E79"/>
-                <w:sz w:val="17"/>
-                <w:szCs w:val="17"/>
+                <w:sz w:val="18"/>
+                <w:szCs w:val="18"/>
                 <w:lang w:eastAsia="ko-KR"/>
               </w:rPr>
-              <w:t xml:space="preserve">4. 비교·계산의 신뢰성</w:t>
+              <w:t xml:space="preserve">4. 모델</w:t>
             </w:r>
           </w:p>
         </w:tc>
         <w:tc>
           <w:tcPr>
-            <w:tcW w:w="3772" w:type="dxa"/>
+            <w:tcW w:w="4272" w:type="dxa"/>
             <w:tcMar>
               <w:top w:w="80" w:type="dxa"/>
               <w:left w:w="110" w:type="dxa"/>
@@ -4171,17 +4137,17 @@
             </w:pPr>
             <w:r>
               <w:rPr>
-                <w:sz w:val="17"/>
-                <w:szCs w:val="17"/>
+                <w:sz w:val="18"/>
+                <w:szCs w:val="18"/>
                 <w:lang w:eastAsia="ko-KR"/>
               </w:rPr>
-              <w:t xml:space="preserve">차이, 유사 여부는 LLM이 근거의 원값을 보고 직접 판단. 연구자가 정한 기준(거리 계산 등)은 두지 않음</w:t>
+              <w:t xml:space="preserve">아직 정하지 않았다. 시험적으로 로컬 모델을 써 보았다</w:t>
             </w:r>
           </w:p>
         </w:tc>
         <w:tc>
           <w:tcPr>
-            <w:tcW w:w="4500" w:type="dxa"/>
+            <w:tcW w:w="3700" w:type="dxa"/>
             <w:tcMar>
               <w:top w:w="80" w:type="dxa"/>
               <w:left w:w="110" w:type="dxa"/>
@@ -4196,24 +4162,11 @@
             </w:pPr>
             <w:r>
               <w:rPr>
-                <w:sz w:val="17"/>
-                <w:szCs w:val="17"/>
+                <w:sz w:val="18"/>
+                <w:szCs w:val="18"/>
                 <w:lang w:eastAsia="ko-KR"/>
               </w:rPr>
-              <w:t xml:space="preserve">• 산술 오류와 “비슷하다” 판단을 어떻게 검증할지</w:t>
-            </w:r>
-          </w:p>
-          <w:p>
-            <w:pPr>
-              <w:spacing w:after="20" w:line="252" w:lineRule="auto"/>
-            </w:pPr>
-            <w:r>
-              <w:rPr>
-                <w:sz w:val="17"/>
-                <w:szCs w:val="17"/>
-                <w:lang w:eastAsia="ko-KR"/>
-              </w:rPr>
-              <w:t xml:space="preserve">• 계산만 도구 호출(function calling)에 맡기는 방안이 “연구자 판단을 넣지 않는다”는 원칙과 양립하는지</w:t>
+              <w:t xml:space="preserve">이 구조에 어떤 모델이 좋을지</w:t>
             </w:r>
           </w:p>
         </w:tc>
@@ -4225,7 +4178,7 @@
         </w:trPr>
         <w:tc>
           <w:tcPr>
-            <w:tcW w:w="1700" w:type="dxa"/>
+            <w:tcW w:w="2000" w:type="dxa"/>
             <w:shd w:val="clear" w:color="auto" w:fill="EEF5FA"/>
             <w:tcMar>
               <w:top w:w="80" w:type="dxa"/>
@@ -4244,17 +4197,17 @@
               <w:rPr>
                 <w:b/>
                 <w:color w:val="1F4E79"/>
-                <w:sz w:val="17"/>
-                <w:szCs w:val="17"/>
+                <w:sz w:val="18"/>
+                <w:szCs w:val="18"/>
                 <w:lang w:eastAsia="ko-KR"/>
               </w:rPr>
-              <w:t xml:space="preserve">5. 모델</w:t>
+              <w:t xml:space="preserve">5. 평가</w:t>
             </w:r>
           </w:p>
         </w:tc>
         <w:tc>
           <w:tcPr>
-            <w:tcW w:w="3772" w:type="dxa"/>
+            <w:tcW w:w="4272" w:type="dxa"/>
             <w:tcMar>
               <w:top w:w="80" w:type="dxa"/>
               <w:left w:w="110" w:type="dxa"/>
@@ -4269,17 +4222,17 @@
             </w:pPr>
             <w:r>
               <w:rPr>
-                <w:sz w:val="17"/>
-                <w:szCs w:val="17"/>
+                <w:sz w:val="18"/>
+                <w:szCs w:val="18"/>
                 <w:lang w:eastAsia="ko-KR"/>
               </w:rPr>
-              <w:t xml:space="preserve">로컬에서 Qwen3-8B (vLLM). 한 모델이 질문 해석과 답변 생성을 프롬프트만 바꿔 담당</w:t>
+              <w:t xml:space="preserve">질문에 정답이 하나로 정해지지 않는 경우(“비슷한 상태”)가 있다</w:t>
             </w:r>
           </w:p>
         </w:tc>
         <w:tc>
           <w:tcPr>
-            <w:tcW w:w="4500" w:type="dxa"/>
+            <w:tcW w:w="3700" w:type="dxa"/>
             <w:tcMar>
               <w:top w:w="80" w:type="dxa"/>
               <w:left w:w="110" w:type="dxa"/>
@@ -4294,210 +4247,11 @@
             </w:pPr>
             <w:r>
               <w:rPr>
-                <w:sz w:val="17"/>
-                <w:szCs w:val="17"/>
+                <w:sz w:val="18"/>
+                <w:szCs w:val="18"/>
                 <w:lang w:eastAsia="ko-KR"/>
               </w:rPr>
-              <w:t xml:space="preserve">• 8B로 충분한지, 32B급과 비교할 가치가 있는지</w:t>
-            </w:r>
-          </w:p>
-          <w:p>
-            <w:pPr>
-              <w:spacing w:after="20" w:line="252" w:lineRule="auto"/>
-            </w:pPr>
-            <w:r>
-              <w:rPr>
-                <w:sz w:val="17"/>
-                <w:szCs w:val="17"/>
-                <w:lang w:eastAsia="ko-KR"/>
-              </w:rPr>
-              <w:t xml:space="preserve">• 질문 해석과 답변 생성을 다른 모델로 나눌 필요가 있는지</w:t>
-            </w:r>
-          </w:p>
-        </w:tc>
-      </w:tr>
-      <w:tr>
-        <w:trPr>
-          <w:cantSplit/>
-          <w:jc w:val="center"/>
-        </w:trPr>
-        <w:tc>
-          <w:tcPr>
-            <w:tcW w:w="1700" w:type="dxa"/>
-            <w:shd w:val="clear" w:color="auto" w:fill="EEF5FA"/>
-            <w:tcMar>
-              <w:top w:w="80" w:type="dxa"/>
-              <w:left w:w="110" w:type="dxa"/>
-              <w:bottom w:w="80" w:type="dxa"/>
-              <w:right w:w="110" w:type="dxa"/>
-            </w:tcMar>
-            <w:vAlign w:val="center"/>
-          </w:tcPr>
-          <w:p>
-            <w:pPr>
-              <w:spacing w:after="20" w:line="252" w:lineRule="auto"/>
-              <w:jc w:val="center"/>
-            </w:pPr>
-            <w:r>
-              <w:rPr>
-                <w:b/>
-                <w:color w:val="1F4E79"/>
-                <w:sz w:val="17"/>
-                <w:szCs w:val="17"/>
-                <w:lang w:eastAsia="ko-KR"/>
-              </w:rPr>
-              <w:t xml:space="preserve">6. 평가</w:t>
-            </w:r>
-          </w:p>
-        </w:tc>
-        <w:tc>
-          <w:tcPr>
-            <w:tcW w:w="3772" w:type="dxa"/>
-            <w:tcMar>
-              <w:top w:w="80" w:type="dxa"/>
-              <w:left w:w="110" w:type="dxa"/>
-              <w:bottom w:w="80" w:type="dxa"/>
-              <w:right w:w="110" w:type="dxa"/>
-            </w:tcMar>
-            <w:vAlign w:val="center"/>
-          </w:tcPr>
-          <w:p>
-            <w:pPr>
-              <w:spacing w:after="20" w:line="252" w:lineRule="auto"/>
-            </w:pPr>
-            <w:r>
-              <w:rPr>
-                <w:sz w:val="17"/>
-                <w:szCs w:val="17"/>
-                <w:lang w:eastAsia="ko-KR"/>
-              </w:rPr>
-              <w:t xml:space="preserve">정답이 하나로 정해지지 않는 질문(“비슷한 상태”)이 있어 정확도만으로 평가하기 어려움. 후보: 출처 번호 정확도, 값 일치율, 근거 없는 주장 비율, 비교 기준선(KG 없는 RAG, 근거 없는 LLM)</w:t>
-            </w:r>
-          </w:p>
-        </w:tc>
-        <w:tc>
-          <w:tcPr>
-            <w:tcW w:w="4500" w:type="dxa"/>
-            <w:tcMar>
-              <w:top w:w="80" w:type="dxa"/>
-              <w:left w:w="110" w:type="dxa"/>
-              <w:bottom w:w="80" w:type="dxa"/>
-              <w:right w:w="110" w:type="dxa"/>
-            </w:tcMar>
-            <w:vAlign w:val="center"/>
-          </w:tcPr>
-          <w:p>
-            <w:pPr>
-              <w:spacing w:after="20" w:line="252" w:lineRule="auto"/>
-            </w:pPr>
-            <w:r>
-              <w:rPr>
-                <w:sz w:val="17"/>
-                <w:szCs w:val="17"/>
-                <w:lang w:eastAsia="ko-KR"/>
-              </w:rPr>
-              <w:t xml:space="preserve">• 지표 구성과 비교 기준선이 적절한지</w:t>
-            </w:r>
-          </w:p>
-          <w:p>
-            <w:pPr>
-              <w:spacing w:after="20" w:line="252" w:lineRule="auto"/>
-            </w:pPr>
-            <w:r>
-              <w:rPr>
-                <w:sz w:val="17"/>
-                <w:szCs w:val="17"/>
-                <w:lang w:eastAsia="ko-KR"/>
-              </w:rPr>
-              <w:t xml:space="preserve">• 정답이 없는 판단을 평가하는 방법(전문가 평가 등)과 실제 운영기록 확보 방안</w:t>
-            </w:r>
-          </w:p>
-        </w:tc>
-      </w:tr>
-    </w:tbl>
-    <w:p>
-      <w:pPr>
-        <w:spacing w:after="60"/>
-        <w:rPr>
-          <w:lang w:eastAsia="ko-KR"/>
-        </w:rPr>
-      </w:pPr>
-    </w:p>
-    <w:tbl>
-      <w:tblPr>
-        <w:tblW w:w="9972" w:type="dxa"/>
-        <w:jc w:val="center"/>
-        <w:tblBorders>
-          <w:top w:val="single" w:sz="5" w:space="0" w:color="A6A6A6"/>
-          <w:left w:val="single" w:sz="5" w:space="0" w:color="A6A6A6"/>
-          <w:bottom w:val="single" w:sz="5" w:space="0" w:color="A6A6A6"/>
-          <w:right w:val="single" w:sz="5" w:space="0" w:color="A6A6A6"/>
-          <w:insideH w:val="single" w:sz="5" w:space="0" w:color="A6A6A6"/>
-          <w:insideV w:val="single" w:sz="5" w:space="0" w:color="A6A6A6"/>
-        </w:tblBorders>
-        <w:tblLayout w:type="fixed"/>
-        <w:tblLook w:val="04A0" w:firstRow="1" w:lastRow="0" w:firstColumn="1" w:lastColumn="0" w:noHBand="0" w:noVBand="1"/>
-      </w:tblPr>
-      <w:tblGrid>
-        <w:gridCol w:w="2400"/>
-        <w:gridCol w:w="7572"/>
-      </w:tblGrid>
-      <w:tr>
-        <w:trPr>
-          <w:cantSplit/>
-          <w:jc w:val="center"/>
-        </w:trPr>
-        <w:tc>
-          <w:tcPr>
-            <w:tcW w:w="2400" w:type="dxa"/>
-            <w:shd w:val="clear" w:color="auto" w:fill="EEF5FA"/>
-            <w:tcMar>
-              <w:top w:w="80" w:type="dxa"/>
-              <w:left w:w="110" w:type="dxa"/>
-              <w:bottom w:w="80" w:type="dxa"/>
-              <w:right w:w="110" w:type="dxa"/>
-            </w:tcMar>
-            <w:vAlign w:val="center"/>
-          </w:tcPr>
-          <w:p>
-            <w:pPr>
-              <w:spacing w:after="20" w:line="252" w:lineRule="auto"/>
-              <w:jc w:val="center"/>
-            </w:pPr>
-            <w:r>
-              <w:rPr>
-                <w:b/>
-                <w:color w:val="1F4E79"/>
-                <w:sz w:val="19"/>
-                <w:szCs w:val="19"/>
-                <w:lang w:eastAsia="ko-KR"/>
-              </w:rPr>
-              <w:t xml:space="preserve">먼저 의견을 듣고 싶은 것 (제안)</w:t>
-            </w:r>
-          </w:p>
-        </w:tc>
-        <w:tc>
-          <w:tcPr>
-            <w:tcW w:w="7572" w:type="dxa"/>
-            <w:tcMar>
-              <w:top w:w="80" w:type="dxa"/>
-              <w:left w:w="110" w:type="dxa"/>
-              <w:bottom w:w="80" w:type="dxa"/>
-              <w:right w:w="110" w:type="dxa"/>
-            </w:tcMar>
-            <w:vAlign w:val="center"/>
-          </w:tcPr>
-          <w:p>
-            <w:pPr>
-              <w:spacing w:after="20" w:line="252" w:lineRule="auto"/>
-            </w:pPr>
-            <w:r>
-              <w:rPr>
-                <w:sz w:val="19"/>
-                <w:szCs w:val="19"/>
-                <w:lang w:eastAsia="ko-KR"/>
-              </w:rPr>
-              <w:t xml:space="preserve">위 6개 중 평가 설계(지표와 비교 기준선)에 대한 생각을 먼저 듣고 싶다. 구조는 이미 구현되어 있으므로 평가 설계가 정해지면 바로 실행할 수 있다.</w:t>
+              <w:t xml:space="preserve">무엇을 기준으로, 무엇과 비교해서 평가할지</w:t>
             </w:r>
           </w:p>
         </w:tc>

--- a/lab_meeting/2026.10.15_교수님 회의자료.docx
+++ b/lab_meeting/2026.10.15_교수님 회의자료.docx
@@ -1573,6 +1573,2635 @@
                 <w:lang w:eastAsia="ko-KR"/>
               </w:rPr>
               <w:t xml:space="preserve">각 수문·기상 상태, 운영행위, 승인내용 및 운영기준을 확인할 수 있는 공식 자료 또는 근거문서는 무엇인가?</w:t>
+            </w:r>
+          </w:p>
+        </w:tc>
+      </w:tr>
+    </w:tbl>
+    <w:p>
+      <w:pPr>
+        <w:spacing w:after="60"/>
+        <w:rPr>
+          <w:lang w:eastAsia="ko-KR"/>
+        </w:rPr>
+      </w:pPr>
+    </w:p>
+    <w:p>
+      <w:pPr>
+        <w:keepNext/>
+        <w:spacing w:before="240"/>
+        <w:rPr>
+          <w:lang w:eastAsia="ko-KR"/>
+        </w:rPr>
+      </w:pPr>
+      <w:r>
+        <w:rPr>
+          <w:b/>
+          <w:color w:val="1F4E79"/>
+          <w:sz w:val="25"/>
+          <w:szCs w:val="25"/>
+          <w:lang w:eastAsia="ko-KR"/>
+        </w:rPr>
+        <w:t xml:space="preserve">Ontology</w:t>
+      </w:r>
+    </w:p>
+    <w:p>
+      <w:pPr>
+        <w:spacing w:before="60" w:after="120"/>
+        <w:rPr>
+          <w:lang w:eastAsia="ko-KR"/>
+        </w:rPr>
+      </w:pPr>
+      <w:r>
+        <w:rPr>
+          <w:sz w:val="19"/>
+          <w:szCs w:val="19"/>
+          <w:lang w:eastAsia="ko-KR"/>
+        </w:rPr>
+        <w:t xml:space="preserve">위 질문에 답하기 위해 Class 6개, Relation 9개, Data Property를 설계했다.</w:t>
+      </w:r>
+    </w:p>
+    <w:tbl>
+      <w:tblPr>
+        <w:tblW w:w="9972" w:type="dxa"/>
+        <w:jc w:val="center"/>
+        <w:tblBorders>
+          <w:top w:val="single" w:sz="5" w:space="0" w:color="A6A6A6"/>
+          <w:left w:val="single" w:sz="5" w:space="0" w:color="A6A6A6"/>
+          <w:bottom w:val="single" w:sz="5" w:space="0" w:color="A6A6A6"/>
+          <w:right w:val="single" w:sz="5" w:space="0" w:color="A6A6A6"/>
+          <w:insideH w:val="single" w:sz="5" w:space="0" w:color="A6A6A6"/>
+          <w:insideV w:val="single" w:sz="5" w:space="0" w:color="A6A6A6"/>
+        </w:tblBorders>
+        <w:tblLayout w:type="fixed"/>
+        <w:tblLook w:val="04A0" w:firstRow="1" w:lastRow="0" w:firstColumn="1" w:lastColumn="0" w:noHBand="0" w:noVBand="1"/>
+      </w:tblPr>
+      <w:tblGrid>
+        <w:gridCol w:w="2200"/>
+        <w:gridCol w:w="3200"/>
+        <w:gridCol w:w="1700"/>
+        <w:gridCol w:w="2872"/>
+      </w:tblGrid>
+      <w:tr>
+        <w:trPr>
+          <w:cantSplit/>
+          <w:tblHeader/>
+          <w:jc w:val="center"/>
+        </w:trPr>
+        <w:tc>
+          <w:tcPr>
+            <w:tcW w:w="2200" w:type="dxa"/>
+            <w:shd w:val="clear" w:color="auto" w:fill="D9EAF7"/>
+            <w:tcMar>
+              <w:top w:w="80" w:type="dxa"/>
+              <w:left w:w="110" w:type="dxa"/>
+              <w:bottom w:w="80" w:type="dxa"/>
+              <w:right w:w="110" w:type="dxa"/>
+            </w:tcMar>
+            <w:vAlign w:val="center"/>
+          </w:tcPr>
+          <w:p>
+            <w:pPr>
+              <w:spacing w:after="20" w:line="252" w:lineRule="auto"/>
+              <w:jc w:val="center"/>
+            </w:pPr>
+            <w:r>
+              <w:rPr>
+                <w:b/>
+                <w:sz w:val="17"/>
+                <w:szCs w:val="17"/>
+                <w:lang w:eastAsia="ko-KR"/>
+              </w:rPr>
+              <w:t xml:space="preserve">Class</w:t>
+            </w:r>
+          </w:p>
+        </w:tc>
+        <w:tc>
+          <w:tcPr>
+            <w:tcW w:w="3200" w:type="dxa"/>
+            <w:shd w:val="clear" w:color="auto" w:fill="D9EAF7"/>
+            <w:tcMar>
+              <w:top w:w="80" w:type="dxa"/>
+              <w:left w:w="110" w:type="dxa"/>
+              <w:bottom w:w="80" w:type="dxa"/>
+              <w:right w:w="110" w:type="dxa"/>
+            </w:tcMar>
+            <w:vAlign w:val="center"/>
+          </w:tcPr>
+          <w:p>
+            <w:pPr>
+              <w:spacing w:after="20" w:line="252" w:lineRule="auto"/>
+              <w:jc w:val="center"/>
+            </w:pPr>
+            <w:r>
+              <w:rPr>
+                <w:b/>
+                <w:sz w:val="17"/>
+                <w:szCs w:val="17"/>
+                <w:lang w:eastAsia="ko-KR"/>
+              </w:rPr>
+              <w:t xml:space="preserve">의미</w:t>
+            </w:r>
+          </w:p>
+        </w:tc>
+        <w:tc>
+          <w:tcPr>
+            <w:tcW w:w="1700" w:type="dxa"/>
+            <w:shd w:val="clear" w:color="auto" w:fill="D9EAF7"/>
+            <w:tcMar>
+              <w:top w:w="80" w:type="dxa"/>
+              <w:left w:w="110" w:type="dxa"/>
+              <w:bottom w:w="80" w:type="dxa"/>
+              <w:right w:w="110" w:type="dxa"/>
+            </w:tcMar>
+            <w:vAlign w:val="center"/>
+          </w:tcPr>
+          <w:p>
+            <w:pPr>
+              <w:spacing w:after="20" w:line="252" w:lineRule="auto"/>
+              <w:jc w:val="center"/>
+            </w:pPr>
+            <w:r>
+              <w:rPr>
+                <w:b/>
+                <w:sz w:val="17"/>
+                <w:szCs w:val="17"/>
+                <w:lang w:eastAsia="ko-KR"/>
+              </w:rPr>
+              <w:t xml:space="preserve">예</w:t>
+            </w:r>
+          </w:p>
+        </w:tc>
+        <w:tc>
+          <w:tcPr>
+            <w:tcW w:w="2872" w:type="dxa"/>
+            <w:shd w:val="clear" w:color="auto" w:fill="D9EAF7"/>
+            <w:tcMar>
+              <w:top w:w="80" w:type="dxa"/>
+              <w:left w:w="110" w:type="dxa"/>
+              <w:bottom w:w="80" w:type="dxa"/>
+              <w:right w:w="110" w:type="dxa"/>
+            </w:tcMar>
+            <w:vAlign w:val="center"/>
+          </w:tcPr>
+          <w:p>
+            <w:pPr>
+              <w:spacing w:after="20" w:line="252" w:lineRule="auto"/>
+              <w:jc w:val="center"/>
+            </w:pPr>
+            <w:r>
+              <w:rPr>
+                <w:b/>
+                <w:sz w:val="17"/>
+                <w:szCs w:val="17"/>
+                <w:lang w:eastAsia="ko-KR"/>
+              </w:rPr>
+              <w:t xml:space="preserve">어떤 CQ를 표현하기 위해 필요한가</w:t>
+            </w:r>
+          </w:p>
+        </w:tc>
+      </w:tr>
+      <w:tr>
+        <w:trPr>
+          <w:cantSplit/>
+          <w:jc w:val="center"/>
+        </w:trPr>
+        <w:tc>
+          <w:tcPr>
+            <w:tcW w:w="2200" w:type="dxa"/>
+            <w:shd w:val="clear" w:color="auto" w:fill="EEF5FA"/>
+            <w:tcMar>
+              <w:top w:w="80" w:type="dxa"/>
+              <w:left w:w="110" w:type="dxa"/>
+              <w:bottom w:w="80" w:type="dxa"/>
+              <w:right w:w="110" w:type="dxa"/>
+            </w:tcMar>
+            <w:vAlign w:val="center"/>
+          </w:tcPr>
+          <w:p>
+            <w:pPr>
+              <w:spacing w:after="20" w:line="252" w:lineRule="auto"/>
+              <w:jc w:val="center"/>
+            </w:pPr>
+            <w:r>
+              <w:rPr>
+                <w:b/>
+                <w:color w:val="1F4E79"/>
+                <w:sz w:val="17"/>
+                <w:szCs w:val="17"/>
+                <w:lang w:eastAsia="ko-KR"/>
+              </w:rPr>
+              <w:t xml:space="preserve">Dam</w:t>
+            </w:r>
+          </w:p>
+        </w:tc>
+        <w:tc>
+          <w:tcPr>
+            <w:tcW w:w="3200" w:type="dxa"/>
+            <w:tcMar>
+              <w:top w:w="80" w:type="dxa"/>
+              <w:left w:w="110" w:type="dxa"/>
+              <w:bottom w:w="80" w:type="dxa"/>
+              <w:right w:w="110" w:type="dxa"/>
+            </w:tcMar>
+            <w:vAlign w:val="center"/>
+          </w:tcPr>
+          <w:p>
+            <w:pPr>
+              <w:spacing w:after="20" w:line="252" w:lineRule="auto"/>
+            </w:pPr>
+            <w:r>
+              <w:rPr>
+                <w:sz w:val="17"/>
+                <w:szCs w:val="17"/>
+                <w:lang w:eastAsia="ko-KR"/>
+              </w:rPr>
+              <w:t xml:space="preserve">댐 운영 의사결정의 대상이 되는 물리적 시설</w:t>
+            </w:r>
+          </w:p>
+        </w:tc>
+        <w:tc>
+          <w:tcPr>
+            <w:tcW w:w="1700" w:type="dxa"/>
+            <w:tcMar>
+              <w:top w:w="80" w:type="dxa"/>
+              <w:left w:w="110" w:type="dxa"/>
+              <w:bottom w:w="80" w:type="dxa"/>
+              <w:right w:w="110" w:type="dxa"/>
+            </w:tcMar>
+            <w:vAlign w:val="center"/>
+          </w:tcPr>
+          <w:p>
+            <w:pPr>
+              <w:spacing w:after="20" w:line="252" w:lineRule="auto"/>
+            </w:pPr>
+            <w:r>
+              <w:rPr>
+                <w:sz w:val="17"/>
+                <w:szCs w:val="17"/>
+                <w:lang w:eastAsia="ko-KR"/>
+              </w:rPr>
+              <w:t xml:space="preserve">충주댐, 소양강댐</w:t>
+            </w:r>
+          </w:p>
+        </w:tc>
+        <w:tc>
+          <w:tcPr>
+            <w:tcW w:w="2872" w:type="dxa"/>
+            <w:tcMar>
+              <w:top w:w="80" w:type="dxa"/>
+              <w:left w:w="110" w:type="dxa"/>
+              <w:bottom w:w="80" w:type="dxa"/>
+              <w:right w:w="110" w:type="dxa"/>
+            </w:tcMar>
+            <w:vAlign w:val="center"/>
+          </w:tcPr>
+          <w:p>
+            <w:pPr>
+              <w:spacing w:after="20" w:line="252" w:lineRule="auto"/>
+            </w:pPr>
+            <w:r>
+              <w:rPr>
+                <w:sz w:val="17"/>
+                <w:szCs w:val="17"/>
+                <w:lang w:eastAsia="ko-KR"/>
+              </w:rPr>
+              <w:t xml:space="preserve">CQ1~CQ6 전체의 중심 대상</w:t>
+            </w:r>
+          </w:p>
+        </w:tc>
+      </w:tr>
+      <w:tr>
+        <w:trPr>
+          <w:cantSplit/>
+          <w:jc w:val="center"/>
+        </w:trPr>
+        <w:tc>
+          <w:tcPr>
+            <w:tcW w:w="2200" w:type="dxa"/>
+            <w:shd w:val="clear" w:color="auto" w:fill="EEF5FA"/>
+            <w:tcMar>
+              <w:top w:w="80" w:type="dxa"/>
+              <w:left w:w="110" w:type="dxa"/>
+              <w:bottom w:w="80" w:type="dxa"/>
+              <w:right w:w="110" w:type="dxa"/>
+            </w:tcMar>
+            <w:vAlign w:val="center"/>
+          </w:tcPr>
+          <w:p>
+            <w:pPr>
+              <w:spacing w:after="20" w:line="252" w:lineRule="auto"/>
+              <w:jc w:val="center"/>
+            </w:pPr>
+            <w:r>
+              <w:rPr>
+                <w:b/>
+                <w:color w:val="1F4E79"/>
+                <w:sz w:val="17"/>
+                <w:szCs w:val="17"/>
+                <w:lang w:eastAsia="ko-KR"/>
+              </w:rPr>
+              <w:t xml:space="preserve">Hydrometeorological</w:t>
+            </w:r>
+          </w:p>
+          <w:p>
+            <w:pPr>
+              <w:spacing w:after="20" w:line="252" w:lineRule="auto"/>
+              <w:jc w:val="center"/>
+            </w:pPr>
+            <w:r>
+              <w:rPr>
+                <w:b/>
+                <w:color w:val="1F4E79"/>
+                <w:sz w:val="17"/>
+                <w:szCs w:val="17"/>
+                <w:lang w:eastAsia="ko-KR"/>
+              </w:rPr>
+              <w:t xml:space="preserve">State</w:t>
+            </w:r>
+          </w:p>
+        </w:tc>
+        <w:tc>
+          <w:tcPr>
+            <w:tcW w:w="3200" w:type="dxa"/>
+            <w:tcMar>
+              <w:top w:w="80" w:type="dxa"/>
+              <w:left w:w="110" w:type="dxa"/>
+              <w:bottom w:w="80" w:type="dxa"/>
+              <w:right w:w="110" w:type="dxa"/>
+            </w:tcMar>
+            <w:vAlign w:val="center"/>
+          </w:tcPr>
+          <w:p>
+            <w:pPr>
+              <w:spacing w:after="20" w:line="252" w:lineRule="auto"/>
+            </w:pPr>
+            <w:r>
+              <w:rPr>
+                <w:sz w:val="17"/>
+                <w:szCs w:val="17"/>
+                <w:lang w:eastAsia="ko-KR"/>
+              </w:rPr>
+              <w:t xml:space="preserve">댐과 연결되는 수문·기상 상태(강우, 수위, 유입량, 방류량 등) 변수 정보</w:t>
+            </w:r>
+          </w:p>
+        </w:tc>
+        <w:tc>
+          <w:tcPr>
+            <w:tcW w:w="1700" w:type="dxa"/>
+            <w:tcMar>
+              <w:top w:w="80" w:type="dxa"/>
+              <w:left w:w="110" w:type="dxa"/>
+              <w:bottom w:w="80" w:type="dxa"/>
+              <w:right w:w="110" w:type="dxa"/>
+            </w:tcMar>
+            <w:vAlign w:val="center"/>
+          </w:tcPr>
+          <w:p>
+            <w:pPr>
+              <w:spacing w:after="20" w:line="252" w:lineRule="auto"/>
+            </w:pPr>
+            <w:r>
+              <w:rPr>
+                <w:sz w:val="17"/>
+                <w:szCs w:val="17"/>
+                <w:lang w:eastAsia="ko-KR"/>
+              </w:rPr>
+              <w:t xml:space="preserve">충주댐_강우량</w:t>
+            </w:r>
+          </w:p>
+        </w:tc>
+        <w:tc>
+          <w:tcPr>
+            <w:tcW w:w="2872" w:type="dxa"/>
+            <w:tcMar>
+              <w:top w:w="80" w:type="dxa"/>
+              <w:left w:w="110" w:type="dxa"/>
+              <w:bottom w:w="80" w:type="dxa"/>
+              <w:right w:w="110" w:type="dxa"/>
+            </w:tcMar>
+            <w:vAlign w:val="center"/>
+          </w:tcPr>
+          <w:p>
+            <w:pPr>
+              <w:spacing w:after="20" w:line="252" w:lineRule="auto"/>
+            </w:pPr>
+            <w:r>
+              <w:rPr>
+                <w:sz w:val="17"/>
+                <w:szCs w:val="17"/>
+                <w:lang w:eastAsia="ko-KR"/>
+              </w:rPr>
+              <w:t xml:space="preserve">CQ1·CQ2의 현재·과거 수문·기상 상태</w:t>
+            </w:r>
+          </w:p>
+        </w:tc>
+      </w:tr>
+      <w:tr>
+        <w:trPr>
+          <w:cantSplit/>
+          <w:jc w:val="center"/>
+        </w:trPr>
+        <w:tc>
+          <w:tcPr>
+            <w:tcW w:w="2200" w:type="dxa"/>
+            <w:shd w:val="clear" w:color="auto" w:fill="EEF5FA"/>
+            <w:tcMar>
+              <w:top w:w="80" w:type="dxa"/>
+              <w:left w:w="110" w:type="dxa"/>
+              <w:bottom w:w="80" w:type="dxa"/>
+              <w:right w:w="110" w:type="dxa"/>
+            </w:tcMar>
+            <w:vAlign w:val="center"/>
+          </w:tcPr>
+          <w:p>
+            <w:pPr>
+              <w:spacing w:after="20" w:line="252" w:lineRule="auto"/>
+              <w:jc w:val="center"/>
+            </w:pPr>
+            <w:r>
+              <w:rPr>
+                <w:b/>
+                <w:color w:val="1F4E79"/>
+                <w:sz w:val="17"/>
+                <w:szCs w:val="17"/>
+                <w:lang w:eastAsia="ko-KR"/>
+              </w:rPr>
+              <w:t xml:space="preserve">Operation</w:t>
+            </w:r>
+          </w:p>
+        </w:tc>
+        <w:tc>
+          <w:tcPr>
+            <w:tcW w:w="3200" w:type="dxa"/>
+            <w:tcMar>
+              <w:top w:w="80" w:type="dxa"/>
+              <w:left w:w="110" w:type="dxa"/>
+              <w:bottom w:w="80" w:type="dxa"/>
+              <w:right w:w="110" w:type="dxa"/>
+            </w:tcMar>
+            <w:vAlign w:val="center"/>
+          </w:tcPr>
+          <w:p>
+            <w:pPr>
+              <w:spacing w:after="20" w:line="252" w:lineRule="auto"/>
+            </w:pPr>
+            <w:r>
+              <w:rPr>
+                <w:sz w:val="17"/>
+                <w:szCs w:val="17"/>
+                <w:lang w:eastAsia="ko-KR"/>
+              </w:rPr>
+              <w:t xml:space="preserve">실제로 수행된 댐 운영행위</w:t>
+            </w:r>
+          </w:p>
+        </w:tc>
+        <w:tc>
+          <w:tcPr>
+            <w:tcW w:w="1700" w:type="dxa"/>
+            <w:tcMar>
+              <w:top w:w="80" w:type="dxa"/>
+              <w:left w:w="110" w:type="dxa"/>
+              <w:bottom w:w="80" w:type="dxa"/>
+              <w:right w:w="110" w:type="dxa"/>
+            </w:tcMar>
+            <w:vAlign w:val="center"/>
+          </w:tcPr>
+          <w:p>
+            <w:pPr>
+              <w:spacing w:after="20" w:line="252" w:lineRule="auto"/>
+            </w:pPr>
+            <w:r>
+              <w:rPr>
+                <w:sz w:val="17"/>
+                <w:szCs w:val="17"/>
+                <w:lang w:eastAsia="ko-KR"/>
+              </w:rPr>
+              <w:t xml:space="preserve">방류, 수문 개방</w:t>
+            </w:r>
+          </w:p>
+        </w:tc>
+        <w:tc>
+          <w:tcPr>
+            <w:tcW w:w="2872" w:type="dxa"/>
+            <w:tcMar>
+              <w:top w:w="80" w:type="dxa"/>
+              <w:left w:w="110" w:type="dxa"/>
+              <w:bottom w:w="80" w:type="dxa"/>
+              <w:right w:w="110" w:type="dxa"/>
+            </w:tcMar>
+            <w:vAlign w:val="center"/>
+          </w:tcPr>
+          <w:p>
+            <w:pPr>
+              <w:spacing w:after="20" w:line="252" w:lineRule="auto"/>
+            </w:pPr>
+            <w:r>
+              <w:rPr>
+                <w:sz w:val="17"/>
+                <w:szCs w:val="17"/>
+                <w:lang w:eastAsia="ko-KR"/>
+              </w:rPr>
+              <w:t xml:space="preserve">CQ3의 실제 운영행위 (승인과 구분)</w:t>
+            </w:r>
+          </w:p>
+        </w:tc>
+      </w:tr>
+      <w:tr>
+        <w:trPr>
+          <w:cantSplit/>
+          <w:jc w:val="center"/>
+        </w:trPr>
+        <w:tc>
+          <w:tcPr>
+            <w:tcW w:w="2200" w:type="dxa"/>
+            <w:shd w:val="clear" w:color="auto" w:fill="EEF5FA"/>
+            <w:tcMar>
+              <w:top w:w="80" w:type="dxa"/>
+              <w:left w:w="110" w:type="dxa"/>
+              <w:bottom w:w="80" w:type="dxa"/>
+              <w:right w:w="110" w:type="dxa"/>
+            </w:tcMar>
+            <w:vAlign w:val="center"/>
+          </w:tcPr>
+          <w:p>
+            <w:pPr>
+              <w:spacing w:after="20" w:line="252" w:lineRule="auto"/>
+              <w:jc w:val="center"/>
+            </w:pPr>
+            <w:r>
+              <w:rPr>
+                <w:b/>
+                <w:color w:val="1F4E79"/>
+                <w:sz w:val="17"/>
+                <w:szCs w:val="17"/>
+                <w:lang w:eastAsia="ko-KR"/>
+              </w:rPr>
+              <w:t xml:space="preserve">Approval</w:t>
+            </w:r>
+          </w:p>
+        </w:tc>
+        <w:tc>
+          <w:tcPr>
+            <w:tcW w:w="3200" w:type="dxa"/>
+            <w:tcMar>
+              <w:top w:w="80" w:type="dxa"/>
+              <w:left w:w="110" w:type="dxa"/>
+              <w:bottom w:w="80" w:type="dxa"/>
+              <w:right w:w="110" w:type="dxa"/>
+            </w:tcMar>
+            <w:vAlign w:val="center"/>
+          </w:tcPr>
+          <w:p>
+            <w:pPr>
+              <w:spacing w:after="20" w:line="252" w:lineRule="auto"/>
+            </w:pPr>
+            <w:r>
+              <w:rPr>
+                <w:sz w:val="17"/>
+                <w:szCs w:val="17"/>
+                <w:lang w:eastAsia="ko-KR"/>
+              </w:rPr>
+              <w:t xml:space="preserve">운영행위(방류/수문 운영 등)에 대한 승인</w:t>
+            </w:r>
+          </w:p>
+        </w:tc>
+        <w:tc>
+          <w:tcPr>
+            <w:tcW w:w="1700" w:type="dxa"/>
+            <w:tcMar>
+              <w:top w:w="80" w:type="dxa"/>
+              <w:left w:w="110" w:type="dxa"/>
+              <w:bottom w:w="80" w:type="dxa"/>
+              <w:right w:w="110" w:type="dxa"/>
+            </w:tcMar>
+            <w:vAlign w:val="center"/>
+          </w:tcPr>
+          <w:p>
+            <w:pPr>
+              <w:spacing w:after="20" w:line="252" w:lineRule="auto"/>
+            </w:pPr>
+            <w:r>
+              <w:rPr>
+                <w:sz w:val="17"/>
+                <w:szCs w:val="17"/>
+                <w:lang w:eastAsia="ko-KR"/>
+              </w:rPr>
+              <w:t xml:space="preserve">방류 승인</w:t>
+            </w:r>
+          </w:p>
+        </w:tc>
+        <w:tc>
+          <w:tcPr>
+            <w:tcW w:w="2872" w:type="dxa"/>
+            <w:tcMar>
+              <w:top w:w="80" w:type="dxa"/>
+              <w:left w:w="110" w:type="dxa"/>
+              <w:bottom w:w="80" w:type="dxa"/>
+              <w:right w:w="110" w:type="dxa"/>
+            </w:tcMar>
+            <w:vAlign w:val="center"/>
+          </w:tcPr>
+          <w:p>
+            <w:pPr>
+              <w:spacing w:after="20" w:line="252" w:lineRule="auto"/>
+            </w:pPr>
+            <w:r>
+              <w:rPr>
+                <w:sz w:val="17"/>
+                <w:szCs w:val="17"/>
+                <w:lang w:eastAsia="ko-KR"/>
+              </w:rPr>
+              <w:t xml:space="preserve">CQ4의 방류 승인과 승인내용</w:t>
+            </w:r>
+          </w:p>
+        </w:tc>
+      </w:tr>
+      <w:tr>
+        <w:trPr>
+          <w:cantSplit/>
+          <w:jc w:val="center"/>
+        </w:trPr>
+        <w:tc>
+          <w:tcPr>
+            <w:tcW w:w="2200" w:type="dxa"/>
+            <w:shd w:val="clear" w:color="auto" w:fill="EEF5FA"/>
+            <w:tcMar>
+              <w:top w:w="80" w:type="dxa"/>
+              <w:left w:w="110" w:type="dxa"/>
+              <w:bottom w:w="80" w:type="dxa"/>
+              <w:right w:w="110" w:type="dxa"/>
+            </w:tcMar>
+            <w:vAlign w:val="center"/>
+          </w:tcPr>
+          <w:p>
+            <w:pPr>
+              <w:spacing w:after="20" w:line="252" w:lineRule="auto"/>
+              <w:jc w:val="center"/>
+            </w:pPr>
+            <w:r>
+              <w:rPr>
+                <w:b/>
+                <w:color w:val="1F4E79"/>
+                <w:sz w:val="17"/>
+                <w:szCs w:val="17"/>
+                <w:lang w:eastAsia="ko-KR"/>
+              </w:rPr>
+              <w:t xml:space="preserve">Criterion</w:t>
+            </w:r>
+          </w:p>
+        </w:tc>
+        <w:tc>
+          <w:tcPr>
+            <w:tcW w:w="3200" w:type="dxa"/>
+            <w:tcMar>
+              <w:top w:w="80" w:type="dxa"/>
+              <w:left w:w="110" w:type="dxa"/>
+              <w:bottom w:w="80" w:type="dxa"/>
+              <w:right w:w="110" w:type="dxa"/>
+            </w:tcMar>
+            <w:vAlign w:val="center"/>
+          </w:tcPr>
+          <w:p>
+            <w:pPr>
+              <w:spacing w:after="20" w:line="252" w:lineRule="auto"/>
+            </w:pPr>
+            <w:r>
+              <w:rPr>
+                <w:sz w:val="17"/>
+                <w:szCs w:val="17"/>
+                <w:lang w:eastAsia="ko-KR"/>
+              </w:rPr>
+              <w:t xml:space="preserve">특정 Dam에 적용되는 운영기준</w:t>
+            </w:r>
+          </w:p>
+        </w:tc>
+        <w:tc>
+          <w:tcPr>
+            <w:tcW w:w="1700" w:type="dxa"/>
+            <w:tcMar>
+              <w:top w:w="80" w:type="dxa"/>
+              <w:left w:w="110" w:type="dxa"/>
+              <w:bottom w:w="80" w:type="dxa"/>
+              <w:right w:w="110" w:type="dxa"/>
+            </w:tcMar>
+            <w:vAlign w:val="center"/>
+          </w:tcPr>
+          <w:p>
+            <w:pPr>
+              <w:spacing w:after="20" w:line="252" w:lineRule="auto"/>
+            </w:pPr>
+            <w:r>
+              <w:rPr>
+                <w:sz w:val="17"/>
+                <w:szCs w:val="17"/>
+                <w:lang w:eastAsia="ko-KR"/>
+              </w:rPr>
+              <w:t xml:space="preserve">홍수기 제한수위</w:t>
+            </w:r>
+          </w:p>
+        </w:tc>
+        <w:tc>
+          <w:tcPr>
+            <w:tcW w:w="2872" w:type="dxa"/>
+            <w:tcMar>
+              <w:top w:w="80" w:type="dxa"/>
+              <w:left w:w="110" w:type="dxa"/>
+              <w:bottom w:w="80" w:type="dxa"/>
+              <w:right w:w="110" w:type="dxa"/>
+            </w:tcMar>
+            <w:vAlign w:val="center"/>
+          </w:tcPr>
+          <w:p>
+            <w:pPr>
+              <w:spacing w:after="20" w:line="252" w:lineRule="auto"/>
+            </w:pPr>
+            <w:r>
+              <w:rPr>
+                <w:sz w:val="17"/>
+                <w:szCs w:val="17"/>
+                <w:lang w:eastAsia="ko-KR"/>
+              </w:rPr>
+              <w:t xml:space="preserve">CQ5의 현재 운영기준과 기준값</w:t>
+            </w:r>
+          </w:p>
+        </w:tc>
+      </w:tr>
+      <w:tr>
+        <w:trPr>
+          <w:cantSplit/>
+          <w:jc w:val="center"/>
+        </w:trPr>
+        <w:tc>
+          <w:tcPr>
+            <w:tcW w:w="2200" w:type="dxa"/>
+            <w:shd w:val="clear" w:color="auto" w:fill="EEF5FA"/>
+            <w:tcMar>
+              <w:top w:w="80" w:type="dxa"/>
+              <w:left w:w="110" w:type="dxa"/>
+              <w:bottom w:w="80" w:type="dxa"/>
+              <w:right w:w="110" w:type="dxa"/>
+            </w:tcMar>
+            <w:vAlign w:val="center"/>
+          </w:tcPr>
+          <w:p>
+            <w:pPr>
+              <w:spacing w:after="20" w:line="252" w:lineRule="auto"/>
+              <w:jc w:val="center"/>
+            </w:pPr>
+            <w:r>
+              <w:rPr>
+                <w:b/>
+                <w:color w:val="1F4E79"/>
+                <w:sz w:val="17"/>
+                <w:szCs w:val="17"/>
+                <w:lang w:eastAsia="ko-KR"/>
+              </w:rPr>
+              <w:t xml:space="preserve">EvidenceSource</w:t>
+            </w:r>
+          </w:p>
+        </w:tc>
+        <w:tc>
+          <w:tcPr>
+            <w:tcW w:w="3200" w:type="dxa"/>
+            <w:tcMar>
+              <w:top w:w="80" w:type="dxa"/>
+              <w:left w:w="110" w:type="dxa"/>
+              <w:bottom w:w="80" w:type="dxa"/>
+              <w:right w:w="110" w:type="dxa"/>
+            </w:tcMar>
+            <w:vAlign w:val="center"/>
+          </w:tcPr>
+          <w:p>
+            <w:pPr>
+              <w:spacing w:after="20" w:line="252" w:lineRule="auto"/>
+            </w:pPr>
+            <w:r>
+              <w:rPr>
+                <w:sz w:val="17"/>
+                <w:szCs w:val="17"/>
+                <w:lang w:eastAsia="ko-KR"/>
+              </w:rPr>
+              <w:t xml:space="preserve">상태·운영·승인·기준을 확인할 수 있는 공식 근거자료</w:t>
+            </w:r>
+          </w:p>
+        </w:tc>
+        <w:tc>
+          <w:tcPr>
+            <w:tcW w:w="1700" w:type="dxa"/>
+            <w:tcMar>
+              <w:top w:w="80" w:type="dxa"/>
+              <w:left w:w="110" w:type="dxa"/>
+              <w:bottom w:w="80" w:type="dxa"/>
+              <w:right w:w="110" w:type="dxa"/>
+            </w:tcMar>
+            <w:vAlign w:val="center"/>
+          </w:tcPr>
+          <w:p>
+            <w:pPr>
+              <w:spacing w:after="20" w:line="252" w:lineRule="auto"/>
+            </w:pPr>
+            <w:r>
+              <w:rPr>
+                <w:sz w:val="17"/>
+                <w:szCs w:val="17"/>
+                <w:lang w:eastAsia="ko-KR"/>
+              </w:rPr>
+              <w:t xml:space="preserve">규정, 운영기록, 승인자료, 측정자료</w:t>
+            </w:r>
+          </w:p>
+        </w:tc>
+        <w:tc>
+          <w:tcPr>
+            <w:tcW w:w="2872" w:type="dxa"/>
+            <w:tcMar>
+              <w:top w:w="80" w:type="dxa"/>
+              <w:left w:w="110" w:type="dxa"/>
+              <w:bottom w:w="80" w:type="dxa"/>
+              <w:right w:w="110" w:type="dxa"/>
+            </w:tcMar>
+            <w:vAlign w:val="center"/>
+          </w:tcPr>
+          <w:p>
+            <w:pPr>
+              <w:spacing w:after="20" w:line="252" w:lineRule="auto"/>
+            </w:pPr>
+            <w:r>
+              <w:rPr>
+                <w:sz w:val="17"/>
+                <w:szCs w:val="17"/>
+                <w:lang w:eastAsia="ko-KR"/>
+              </w:rPr>
+              <w:t xml:space="preserve">CQ6의 각 정보의 공식 근거</w:t>
+            </w:r>
+          </w:p>
+        </w:tc>
+      </w:tr>
+    </w:tbl>
+    <w:p>
+      <w:pPr>
+        <w:spacing w:after="60"/>
+        <w:rPr>
+          <w:lang w:eastAsia="ko-KR"/>
+        </w:rPr>
+      </w:pPr>
+    </w:p>
+    <w:tbl>
+      <w:tblPr>
+        <w:tblW w:w="9972" w:type="dxa"/>
+        <w:jc w:val="center"/>
+        <w:tblBorders>
+          <w:top w:val="single" w:sz="5" w:space="0" w:color="A6A6A6"/>
+          <w:left w:val="single" w:sz="5" w:space="0" w:color="A6A6A6"/>
+          <w:bottom w:val="single" w:sz="5" w:space="0" w:color="A6A6A6"/>
+          <w:right w:val="single" w:sz="5" w:space="0" w:color="A6A6A6"/>
+          <w:insideH w:val="single" w:sz="5" w:space="0" w:color="A6A6A6"/>
+          <w:insideV w:val="single" w:sz="5" w:space="0" w:color="A6A6A6"/>
+        </w:tblBorders>
+        <w:tblLayout w:type="fixed"/>
+        <w:tblLook w:val="04A0" w:firstRow="1" w:lastRow="0" w:firstColumn="1" w:lastColumn="0" w:noHBand="0" w:noVBand="1"/>
+      </w:tblPr>
+      <w:tblGrid>
+        <w:gridCol w:w="2000"/>
+        <w:gridCol w:w="2500"/>
+        <w:gridCol w:w="2200"/>
+        <w:gridCol w:w="3272"/>
+      </w:tblGrid>
+      <w:tr>
+        <w:trPr>
+          <w:cantSplit/>
+          <w:tblHeader/>
+          <w:jc w:val="center"/>
+        </w:trPr>
+        <w:tc>
+          <w:tcPr>
+            <w:tcW w:w="2000" w:type="dxa"/>
+            <w:shd w:val="clear" w:color="auto" w:fill="D9EAF7"/>
+            <w:tcMar>
+              <w:top w:w="80" w:type="dxa"/>
+              <w:left w:w="110" w:type="dxa"/>
+              <w:bottom w:w="80" w:type="dxa"/>
+              <w:right w:w="110" w:type="dxa"/>
+            </w:tcMar>
+            <w:vAlign w:val="center"/>
+          </w:tcPr>
+          <w:p>
+            <w:pPr>
+              <w:spacing w:after="20" w:line="252" w:lineRule="auto"/>
+              <w:jc w:val="center"/>
+            </w:pPr>
+            <w:r>
+              <w:rPr>
+                <w:b/>
+                <w:sz w:val="17"/>
+                <w:szCs w:val="17"/>
+                <w:lang w:eastAsia="ko-KR"/>
+              </w:rPr>
+              <w:t xml:space="preserve">Subject</w:t>
+            </w:r>
+          </w:p>
+        </w:tc>
+        <w:tc>
+          <w:tcPr>
+            <w:tcW w:w="2500" w:type="dxa"/>
+            <w:shd w:val="clear" w:color="auto" w:fill="D9EAF7"/>
+            <w:tcMar>
+              <w:top w:w="80" w:type="dxa"/>
+              <w:left w:w="110" w:type="dxa"/>
+              <w:bottom w:w="80" w:type="dxa"/>
+              <w:right w:w="110" w:type="dxa"/>
+            </w:tcMar>
+            <w:vAlign w:val="center"/>
+          </w:tcPr>
+          <w:p>
+            <w:pPr>
+              <w:spacing w:after="20" w:line="252" w:lineRule="auto"/>
+              <w:jc w:val="center"/>
+            </w:pPr>
+            <w:r>
+              <w:rPr>
+                <w:b/>
+                <w:sz w:val="17"/>
+                <w:szCs w:val="17"/>
+                <w:lang w:eastAsia="ko-KR"/>
+              </w:rPr>
+              <w:t xml:space="preserve">Relation</w:t>
+            </w:r>
+          </w:p>
+        </w:tc>
+        <w:tc>
+          <w:tcPr>
+            <w:tcW w:w="2200" w:type="dxa"/>
+            <w:shd w:val="clear" w:color="auto" w:fill="D9EAF7"/>
+            <w:tcMar>
+              <w:top w:w="80" w:type="dxa"/>
+              <w:left w:w="110" w:type="dxa"/>
+              <w:bottom w:w="80" w:type="dxa"/>
+              <w:right w:w="110" w:type="dxa"/>
+            </w:tcMar>
+            <w:vAlign w:val="center"/>
+          </w:tcPr>
+          <w:p>
+            <w:pPr>
+              <w:spacing w:after="20" w:line="252" w:lineRule="auto"/>
+              <w:jc w:val="center"/>
+            </w:pPr>
+            <w:r>
+              <w:rPr>
+                <w:b/>
+                <w:sz w:val="17"/>
+                <w:szCs w:val="17"/>
+                <w:lang w:eastAsia="ko-KR"/>
+              </w:rPr>
+              <w:t xml:space="preserve">Object</w:t>
+            </w:r>
+          </w:p>
+        </w:tc>
+        <w:tc>
+          <w:tcPr>
+            <w:tcW w:w="3272" w:type="dxa"/>
+            <w:shd w:val="clear" w:color="auto" w:fill="D9EAF7"/>
+            <w:tcMar>
+              <w:top w:w="80" w:type="dxa"/>
+              <w:left w:w="110" w:type="dxa"/>
+              <w:bottom w:w="80" w:type="dxa"/>
+              <w:right w:w="110" w:type="dxa"/>
+            </w:tcMar>
+            <w:vAlign w:val="center"/>
+          </w:tcPr>
+          <w:p>
+            <w:pPr>
+              <w:spacing w:after="20" w:line="252" w:lineRule="auto"/>
+              <w:jc w:val="center"/>
+            </w:pPr>
+            <w:r>
+              <w:rPr>
+                <w:b/>
+                <w:sz w:val="17"/>
+                <w:szCs w:val="17"/>
+                <w:lang w:eastAsia="ko-KR"/>
+              </w:rPr>
+              <w:t xml:space="preserve">의미</w:t>
+            </w:r>
+          </w:p>
+        </w:tc>
+      </w:tr>
+      <w:tr>
+        <w:trPr>
+          <w:cantSplit/>
+          <w:jc w:val="center"/>
+        </w:trPr>
+        <w:tc>
+          <w:tcPr>
+            <w:tcW w:w="2000" w:type="dxa"/>
+            <w:shd w:val="clear" w:color="auto" w:fill="EEF5FA"/>
+            <w:tcMar>
+              <w:top w:w="80" w:type="dxa"/>
+              <w:left w:w="110" w:type="dxa"/>
+              <w:bottom w:w="80" w:type="dxa"/>
+              <w:right w:w="110" w:type="dxa"/>
+            </w:tcMar>
+            <w:vAlign w:val="center"/>
+          </w:tcPr>
+          <w:p>
+            <w:pPr>
+              <w:spacing w:after="20" w:line="252" w:lineRule="auto"/>
+              <w:jc w:val="center"/>
+            </w:pPr>
+            <w:r>
+              <w:rPr>
+                <w:b/>
+                <w:color w:val="1F4E79"/>
+                <w:sz w:val="17"/>
+                <w:szCs w:val="17"/>
+                <w:lang w:eastAsia="ko-KR"/>
+              </w:rPr>
+              <w:t xml:space="preserve">Dam</w:t>
+            </w:r>
+          </w:p>
+        </w:tc>
+        <w:tc>
+          <w:tcPr>
+            <w:tcW w:w="2500" w:type="dxa"/>
+            <w:tcMar>
+              <w:top w:w="80" w:type="dxa"/>
+              <w:left w:w="110" w:type="dxa"/>
+              <w:bottom w:w="80" w:type="dxa"/>
+              <w:right w:w="110" w:type="dxa"/>
+            </w:tcMar>
+            <w:vAlign w:val="center"/>
+          </w:tcPr>
+          <w:p>
+            <w:pPr>
+              <w:spacing w:after="20" w:line="252" w:lineRule="auto"/>
+            </w:pPr>
+            <w:r>
+              <w:rPr>
+                <w:sz w:val="17"/>
+                <w:szCs w:val="17"/>
+                <w:lang w:eastAsia="ko-KR"/>
+              </w:rPr>
+              <w:t xml:space="preserve">hasHydrometeorologicalState</w:t>
+            </w:r>
+          </w:p>
+        </w:tc>
+        <w:tc>
+          <w:tcPr>
+            <w:tcW w:w="2200" w:type="dxa"/>
+            <w:tcMar>
+              <w:top w:w="80" w:type="dxa"/>
+              <w:left w:w="110" w:type="dxa"/>
+              <w:bottom w:w="80" w:type="dxa"/>
+              <w:right w:w="110" w:type="dxa"/>
+            </w:tcMar>
+            <w:vAlign w:val="center"/>
+          </w:tcPr>
+          <w:p>
+            <w:pPr>
+              <w:spacing w:after="20" w:line="252" w:lineRule="auto"/>
+            </w:pPr>
+            <w:r>
+              <w:rPr>
+                <w:sz w:val="17"/>
+                <w:szCs w:val="17"/>
+                <w:lang w:eastAsia="ko-KR"/>
+              </w:rPr>
+              <w:t xml:space="preserve">HydrometeorologicalState</w:t>
+            </w:r>
+          </w:p>
+        </w:tc>
+        <w:tc>
+          <w:tcPr>
+            <w:tcW w:w="3272" w:type="dxa"/>
+            <w:tcMar>
+              <w:top w:w="80" w:type="dxa"/>
+              <w:left w:w="110" w:type="dxa"/>
+              <w:bottom w:w="80" w:type="dxa"/>
+              <w:right w:w="110" w:type="dxa"/>
+            </w:tcMar>
+            <w:vAlign w:val="center"/>
+          </w:tcPr>
+          <w:p>
+            <w:pPr>
+              <w:spacing w:after="20" w:line="252" w:lineRule="auto"/>
+            </w:pPr>
+            <w:r>
+              <w:rPr>
+                <w:sz w:val="17"/>
+                <w:szCs w:val="17"/>
+                <w:lang w:eastAsia="ko-KR"/>
+              </w:rPr>
+              <w:t xml:space="preserve">댐이 해당 수문·기상 변수 정보와 연결됨</w:t>
+            </w:r>
+          </w:p>
+        </w:tc>
+      </w:tr>
+      <w:tr>
+        <w:trPr>
+          <w:cantSplit/>
+          <w:jc w:val="center"/>
+        </w:trPr>
+        <w:tc>
+          <w:tcPr>
+            <w:tcW w:w="2000" w:type="dxa"/>
+            <w:shd w:val="clear" w:color="auto" w:fill="EEF5FA"/>
+            <w:tcMar>
+              <w:top w:w="80" w:type="dxa"/>
+              <w:left w:w="110" w:type="dxa"/>
+              <w:bottom w:w="80" w:type="dxa"/>
+              <w:right w:w="110" w:type="dxa"/>
+            </w:tcMar>
+            <w:vAlign w:val="center"/>
+          </w:tcPr>
+          <w:p>
+            <w:pPr>
+              <w:spacing w:after="20" w:line="252" w:lineRule="auto"/>
+              <w:jc w:val="center"/>
+            </w:pPr>
+            <w:r>
+              <w:rPr>
+                <w:b/>
+                <w:color w:val="1F4E79"/>
+                <w:sz w:val="17"/>
+                <w:szCs w:val="17"/>
+                <w:lang w:eastAsia="ko-KR"/>
+              </w:rPr>
+              <w:t xml:space="preserve">Operation</w:t>
+            </w:r>
+          </w:p>
+        </w:tc>
+        <w:tc>
+          <w:tcPr>
+            <w:tcW w:w="2500" w:type="dxa"/>
+            <w:tcMar>
+              <w:top w:w="80" w:type="dxa"/>
+              <w:left w:w="110" w:type="dxa"/>
+              <w:bottom w:w="80" w:type="dxa"/>
+              <w:right w:w="110" w:type="dxa"/>
+            </w:tcMar>
+            <w:vAlign w:val="center"/>
+          </w:tcPr>
+          <w:p>
+            <w:pPr>
+              <w:spacing w:after="20" w:line="252" w:lineRule="auto"/>
+            </w:pPr>
+            <w:r>
+              <w:rPr>
+                <w:sz w:val="17"/>
+                <w:szCs w:val="17"/>
+                <w:lang w:eastAsia="ko-KR"/>
+              </w:rPr>
+              <w:t xml:space="preserve">performedOnDam</w:t>
+            </w:r>
+          </w:p>
+        </w:tc>
+        <w:tc>
+          <w:tcPr>
+            <w:tcW w:w="2200" w:type="dxa"/>
+            <w:tcMar>
+              <w:top w:w="80" w:type="dxa"/>
+              <w:left w:w="110" w:type="dxa"/>
+              <w:bottom w:w="80" w:type="dxa"/>
+              <w:right w:w="110" w:type="dxa"/>
+            </w:tcMar>
+            <w:vAlign w:val="center"/>
+          </w:tcPr>
+          <w:p>
+            <w:pPr>
+              <w:spacing w:after="20" w:line="252" w:lineRule="auto"/>
+            </w:pPr>
+            <w:r>
+              <w:rPr>
+                <w:sz w:val="17"/>
+                <w:szCs w:val="17"/>
+                <w:lang w:eastAsia="ko-KR"/>
+              </w:rPr>
+              <w:t xml:space="preserve">Dam</w:t>
+            </w:r>
+          </w:p>
+        </w:tc>
+        <w:tc>
+          <w:tcPr>
+            <w:tcW w:w="3272" w:type="dxa"/>
+            <w:tcMar>
+              <w:top w:w="80" w:type="dxa"/>
+              <w:left w:w="110" w:type="dxa"/>
+              <w:bottom w:w="80" w:type="dxa"/>
+              <w:right w:w="110" w:type="dxa"/>
+            </w:tcMar>
+            <w:vAlign w:val="center"/>
+          </w:tcPr>
+          <w:p>
+            <w:pPr>
+              <w:spacing w:after="20" w:line="252" w:lineRule="auto"/>
+            </w:pPr>
+            <w:r>
+              <w:rPr>
+                <w:sz w:val="17"/>
+                <w:szCs w:val="17"/>
+                <w:lang w:eastAsia="ko-KR"/>
+              </w:rPr>
+              <w:t xml:space="preserve">실제 운영행위가 특정 Dam에서 수행됨</w:t>
+            </w:r>
+          </w:p>
+        </w:tc>
+      </w:tr>
+      <w:tr>
+        <w:trPr>
+          <w:cantSplit/>
+          <w:jc w:val="center"/>
+        </w:trPr>
+        <w:tc>
+          <w:tcPr>
+            <w:tcW w:w="2000" w:type="dxa"/>
+            <w:shd w:val="clear" w:color="auto" w:fill="EEF5FA"/>
+            <w:tcMar>
+              <w:top w:w="80" w:type="dxa"/>
+              <w:left w:w="110" w:type="dxa"/>
+              <w:bottom w:w="80" w:type="dxa"/>
+              <w:right w:w="110" w:type="dxa"/>
+            </w:tcMar>
+            <w:vAlign w:val="center"/>
+          </w:tcPr>
+          <w:p>
+            <w:pPr>
+              <w:spacing w:after="20" w:line="252" w:lineRule="auto"/>
+              <w:jc w:val="center"/>
+            </w:pPr>
+            <w:r>
+              <w:rPr>
+                <w:b/>
+                <w:color w:val="1F4E79"/>
+                <w:sz w:val="17"/>
+                <w:szCs w:val="17"/>
+                <w:lang w:eastAsia="ko-KR"/>
+              </w:rPr>
+              <w:t xml:space="preserve">Approval</w:t>
+            </w:r>
+          </w:p>
+        </w:tc>
+        <w:tc>
+          <w:tcPr>
+            <w:tcW w:w="2500" w:type="dxa"/>
+            <w:tcMar>
+              <w:top w:w="80" w:type="dxa"/>
+              <w:left w:w="110" w:type="dxa"/>
+              <w:bottom w:w="80" w:type="dxa"/>
+              <w:right w:w="110" w:type="dxa"/>
+            </w:tcMar>
+            <w:vAlign w:val="center"/>
+          </w:tcPr>
+          <w:p>
+            <w:pPr>
+              <w:spacing w:after="20" w:line="252" w:lineRule="auto"/>
+            </w:pPr>
+            <w:r>
+              <w:rPr>
+                <w:sz w:val="17"/>
+                <w:szCs w:val="17"/>
+                <w:lang w:eastAsia="ko-KR"/>
+              </w:rPr>
+              <w:t xml:space="preserve">authorizes</w:t>
+            </w:r>
+          </w:p>
+        </w:tc>
+        <w:tc>
+          <w:tcPr>
+            <w:tcW w:w="2200" w:type="dxa"/>
+            <w:tcMar>
+              <w:top w:w="80" w:type="dxa"/>
+              <w:left w:w="110" w:type="dxa"/>
+              <w:bottom w:w="80" w:type="dxa"/>
+              <w:right w:w="110" w:type="dxa"/>
+            </w:tcMar>
+            <w:vAlign w:val="center"/>
+          </w:tcPr>
+          <w:p>
+            <w:pPr>
+              <w:spacing w:after="20" w:line="252" w:lineRule="auto"/>
+            </w:pPr>
+            <w:r>
+              <w:rPr>
+                <w:sz w:val="17"/>
+                <w:szCs w:val="17"/>
+                <w:lang w:eastAsia="ko-KR"/>
+              </w:rPr>
+              <w:t xml:space="preserve">Operation</w:t>
+            </w:r>
+          </w:p>
+        </w:tc>
+        <w:tc>
+          <w:tcPr>
+            <w:tcW w:w="3272" w:type="dxa"/>
+            <w:tcMar>
+              <w:top w:w="80" w:type="dxa"/>
+              <w:left w:w="110" w:type="dxa"/>
+              <w:bottom w:w="80" w:type="dxa"/>
+              <w:right w:w="110" w:type="dxa"/>
+            </w:tcMar>
+            <w:vAlign w:val="center"/>
+          </w:tcPr>
+          <w:p>
+            <w:pPr>
+              <w:spacing w:after="20" w:line="252" w:lineRule="auto"/>
+            </w:pPr>
+            <w:r>
+              <w:rPr>
+                <w:sz w:val="17"/>
+                <w:szCs w:val="17"/>
+                <w:lang w:eastAsia="ko-KR"/>
+              </w:rPr>
+              <w:t xml:space="preserve">Approval이 특정 Operation을 승인함</w:t>
+            </w:r>
+          </w:p>
+        </w:tc>
+      </w:tr>
+      <w:tr>
+        <w:trPr>
+          <w:cantSplit/>
+          <w:jc w:val="center"/>
+        </w:trPr>
+        <w:tc>
+          <w:tcPr>
+            <w:tcW w:w="2000" w:type="dxa"/>
+            <w:shd w:val="clear" w:color="auto" w:fill="EEF5FA"/>
+            <w:tcMar>
+              <w:top w:w="80" w:type="dxa"/>
+              <w:left w:w="110" w:type="dxa"/>
+              <w:bottom w:w="80" w:type="dxa"/>
+              <w:right w:w="110" w:type="dxa"/>
+            </w:tcMar>
+            <w:vAlign w:val="center"/>
+          </w:tcPr>
+          <w:p>
+            <w:pPr>
+              <w:spacing w:after="20" w:line="252" w:lineRule="auto"/>
+              <w:jc w:val="center"/>
+            </w:pPr>
+            <w:r>
+              <w:rPr>
+                <w:b/>
+                <w:color w:val="1F4E79"/>
+                <w:sz w:val="17"/>
+                <w:szCs w:val="17"/>
+                <w:lang w:eastAsia="ko-KR"/>
+              </w:rPr>
+              <w:t xml:space="preserve">Approval</w:t>
+            </w:r>
+          </w:p>
+        </w:tc>
+        <w:tc>
+          <w:tcPr>
+            <w:tcW w:w="2500" w:type="dxa"/>
+            <w:tcMar>
+              <w:top w:w="80" w:type="dxa"/>
+              <w:left w:w="110" w:type="dxa"/>
+              <w:bottom w:w="80" w:type="dxa"/>
+              <w:right w:w="110" w:type="dxa"/>
+            </w:tcMar>
+            <w:vAlign w:val="center"/>
+          </w:tcPr>
+          <w:p>
+            <w:pPr>
+              <w:spacing w:after="20" w:line="252" w:lineRule="auto"/>
+            </w:pPr>
+            <w:r>
+              <w:rPr>
+                <w:sz w:val="17"/>
+                <w:szCs w:val="17"/>
+                <w:lang w:eastAsia="ko-KR"/>
+              </w:rPr>
+              <w:t xml:space="preserve">concernsDam</w:t>
+            </w:r>
+          </w:p>
+        </w:tc>
+        <w:tc>
+          <w:tcPr>
+            <w:tcW w:w="2200" w:type="dxa"/>
+            <w:tcMar>
+              <w:top w:w="80" w:type="dxa"/>
+              <w:left w:w="110" w:type="dxa"/>
+              <w:bottom w:w="80" w:type="dxa"/>
+              <w:right w:w="110" w:type="dxa"/>
+            </w:tcMar>
+            <w:vAlign w:val="center"/>
+          </w:tcPr>
+          <w:p>
+            <w:pPr>
+              <w:spacing w:after="20" w:line="252" w:lineRule="auto"/>
+            </w:pPr>
+            <w:r>
+              <w:rPr>
+                <w:sz w:val="17"/>
+                <w:szCs w:val="17"/>
+                <w:lang w:eastAsia="ko-KR"/>
+              </w:rPr>
+              <w:t xml:space="preserve">Dam</w:t>
+            </w:r>
+          </w:p>
+        </w:tc>
+        <w:tc>
+          <w:tcPr>
+            <w:tcW w:w="3272" w:type="dxa"/>
+            <w:tcMar>
+              <w:top w:w="80" w:type="dxa"/>
+              <w:left w:w="110" w:type="dxa"/>
+              <w:bottom w:w="80" w:type="dxa"/>
+              <w:right w:w="110" w:type="dxa"/>
+            </w:tcMar>
+            <w:vAlign w:val="center"/>
+          </w:tcPr>
+          <w:p>
+            <w:pPr>
+              <w:spacing w:after="20" w:line="252" w:lineRule="auto"/>
+            </w:pPr>
+            <w:r>
+              <w:rPr>
+                <w:sz w:val="17"/>
+                <w:szCs w:val="17"/>
+                <w:lang w:eastAsia="ko-KR"/>
+              </w:rPr>
+              <w:t xml:space="preserve">승인이 다루는 댐과 연결됨</w:t>
+            </w:r>
+          </w:p>
+        </w:tc>
+      </w:tr>
+      <w:tr>
+        <w:trPr>
+          <w:cantSplit/>
+          <w:jc w:val="center"/>
+        </w:trPr>
+        <w:tc>
+          <w:tcPr>
+            <w:tcW w:w="2000" w:type="dxa"/>
+            <w:shd w:val="clear" w:color="auto" w:fill="EEF5FA"/>
+            <w:tcMar>
+              <w:top w:w="80" w:type="dxa"/>
+              <w:left w:w="110" w:type="dxa"/>
+              <w:bottom w:w="80" w:type="dxa"/>
+              <w:right w:w="110" w:type="dxa"/>
+            </w:tcMar>
+            <w:vAlign w:val="center"/>
+          </w:tcPr>
+          <w:p>
+            <w:pPr>
+              <w:spacing w:after="20" w:line="252" w:lineRule="auto"/>
+              <w:jc w:val="center"/>
+            </w:pPr>
+            <w:r>
+              <w:rPr>
+                <w:b/>
+                <w:color w:val="1F4E79"/>
+                <w:sz w:val="17"/>
+                <w:szCs w:val="17"/>
+                <w:lang w:eastAsia="ko-KR"/>
+              </w:rPr>
+              <w:t xml:space="preserve">Criterion</w:t>
+            </w:r>
+          </w:p>
+        </w:tc>
+        <w:tc>
+          <w:tcPr>
+            <w:tcW w:w="2500" w:type="dxa"/>
+            <w:tcMar>
+              <w:top w:w="80" w:type="dxa"/>
+              <w:left w:w="110" w:type="dxa"/>
+              <w:bottom w:w="80" w:type="dxa"/>
+              <w:right w:w="110" w:type="dxa"/>
+            </w:tcMar>
+            <w:vAlign w:val="center"/>
+          </w:tcPr>
+          <w:p>
+            <w:pPr>
+              <w:spacing w:after="20" w:line="252" w:lineRule="auto"/>
+            </w:pPr>
+            <w:r>
+              <w:rPr>
+                <w:sz w:val="17"/>
+                <w:szCs w:val="17"/>
+                <w:lang w:eastAsia="ko-KR"/>
+              </w:rPr>
+              <w:t xml:space="preserve">appliesToDam</w:t>
+            </w:r>
+          </w:p>
+        </w:tc>
+        <w:tc>
+          <w:tcPr>
+            <w:tcW w:w="2200" w:type="dxa"/>
+            <w:tcMar>
+              <w:top w:w="80" w:type="dxa"/>
+              <w:left w:w="110" w:type="dxa"/>
+              <w:bottom w:w="80" w:type="dxa"/>
+              <w:right w:w="110" w:type="dxa"/>
+            </w:tcMar>
+            <w:vAlign w:val="center"/>
+          </w:tcPr>
+          <w:p>
+            <w:pPr>
+              <w:spacing w:after="20" w:line="252" w:lineRule="auto"/>
+            </w:pPr>
+            <w:r>
+              <w:rPr>
+                <w:sz w:val="17"/>
+                <w:szCs w:val="17"/>
+                <w:lang w:eastAsia="ko-KR"/>
+              </w:rPr>
+              <w:t xml:space="preserve">Dam</w:t>
+            </w:r>
+          </w:p>
+        </w:tc>
+        <w:tc>
+          <w:tcPr>
+            <w:tcW w:w="3272" w:type="dxa"/>
+            <w:tcMar>
+              <w:top w:w="80" w:type="dxa"/>
+              <w:left w:w="110" w:type="dxa"/>
+              <w:bottom w:w="80" w:type="dxa"/>
+              <w:right w:w="110" w:type="dxa"/>
+            </w:tcMar>
+            <w:vAlign w:val="center"/>
+          </w:tcPr>
+          <w:p>
+            <w:pPr>
+              <w:spacing w:after="20" w:line="252" w:lineRule="auto"/>
+            </w:pPr>
+            <w:r>
+              <w:rPr>
+                <w:sz w:val="17"/>
+                <w:szCs w:val="17"/>
+                <w:lang w:eastAsia="ko-KR"/>
+              </w:rPr>
+              <w:t xml:space="preserve">운영기준이 특정 Dam에 적용됨</w:t>
+            </w:r>
+          </w:p>
+        </w:tc>
+      </w:tr>
+      <w:tr>
+        <w:trPr>
+          <w:cantSplit/>
+          <w:jc w:val="center"/>
+        </w:trPr>
+        <w:tc>
+          <w:tcPr>
+            <w:tcW w:w="2000" w:type="dxa"/>
+            <w:shd w:val="clear" w:color="auto" w:fill="EEF5FA"/>
+            <w:tcMar>
+              <w:top w:w="80" w:type="dxa"/>
+              <w:left w:w="110" w:type="dxa"/>
+              <w:bottom w:w="80" w:type="dxa"/>
+              <w:right w:w="110" w:type="dxa"/>
+            </w:tcMar>
+            <w:vAlign w:val="center"/>
+          </w:tcPr>
+          <w:p>
+            <w:pPr>
+              <w:spacing w:after="20" w:line="252" w:lineRule="auto"/>
+              <w:jc w:val="center"/>
+            </w:pPr>
+            <w:r>
+              <w:rPr>
+                <w:b/>
+                <w:color w:val="1F4E79"/>
+                <w:sz w:val="17"/>
+                <w:szCs w:val="17"/>
+                <w:lang w:eastAsia="ko-KR"/>
+              </w:rPr>
+              <w:t xml:space="preserve">HydrometeorologicalState</w:t>
+            </w:r>
+          </w:p>
+        </w:tc>
+        <w:tc>
+          <w:tcPr>
+            <w:tcW w:w="2500" w:type="dxa"/>
+            <w:tcMar>
+              <w:top w:w="80" w:type="dxa"/>
+              <w:left w:w="110" w:type="dxa"/>
+              <w:bottom w:w="80" w:type="dxa"/>
+              <w:right w:w="110" w:type="dxa"/>
+            </w:tcMar>
+            <w:vAlign w:val="center"/>
+          </w:tcPr>
+          <w:p>
+            <w:pPr>
+              <w:spacing w:after="20" w:line="252" w:lineRule="auto"/>
+            </w:pPr>
+            <w:r>
+              <w:rPr>
+                <w:sz w:val="17"/>
+                <w:szCs w:val="17"/>
+                <w:lang w:eastAsia="ko-KR"/>
+              </w:rPr>
+              <w:t xml:space="preserve">supportedBy</w:t>
+            </w:r>
+          </w:p>
+        </w:tc>
+        <w:tc>
+          <w:tcPr>
+            <w:tcW w:w="2200" w:type="dxa"/>
+            <w:tcMar>
+              <w:top w:w="80" w:type="dxa"/>
+              <w:left w:w="110" w:type="dxa"/>
+              <w:bottom w:w="80" w:type="dxa"/>
+              <w:right w:w="110" w:type="dxa"/>
+            </w:tcMar>
+            <w:vAlign w:val="center"/>
+          </w:tcPr>
+          <w:p>
+            <w:pPr>
+              <w:spacing w:after="20" w:line="252" w:lineRule="auto"/>
+            </w:pPr>
+            <w:r>
+              <w:rPr>
+                <w:sz w:val="17"/>
+                <w:szCs w:val="17"/>
+                <w:lang w:eastAsia="ko-KR"/>
+              </w:rPr>
+              <w:t xml:space="preserve">EvidenceSource</w:t>
+            </w:r>
+          </w:p>
+        </w:tc>
+        <w:tc>
+          <w:tcPr>
+            <w:tcW w:w="3272" w:type="dxa"/>
+            <w:tcMar>
+              <w:top w:w="80" w:type="dxa"/>
+              <w:left w:w="110" w:type="dxa"/>
+              <w:bottom w:w="80" w:type="dxa"/>
+              <w:right w:w="110" w:type="dxa"/>
+            </w:tcMar>
+            <w:vAlign w:val="center"/>
+          </w:tcPr>
+          <w:p>
+            <w:pPr>
+              <w:spacing w:after="20" w:line="252" w:lineRule="auto"/>
+            </w:pPr>
+            <w:r>
+              <w:rPr>
+                <w:sz w:val="17"/>
+                <w:szCs w:val="17"/>
+                <w:lang w:eastAsia="ko-KR"/>
+              </w:rPr>
+              <w:t xml:space="preserve">상태를 확인할 수 있는 근거자료</w:t>
+            </w:r>
+          </w:p>
+        </w:tc>
+      </w:tr>
+      <w:tr>
+        <w:trPr>
+          <w:cantSplit/>
+          <w:jc w:val="center"/>
+        </w:trPr>
+        <w:tc>
+          <w:tcPr>
+            <w:tcW w:w="2000" w:type="dxa"/>
+            <w:shd w:val="clear" w:color="auto" w:fill="EEF5FA"/>
+            <w:tcMar>
+              <w:top w:w="80" w:type="dxa"/>
+              <w:left w:w="110" w:type="dxa"/>
+              <w:bottom w:w="80" w:type="dxa"/>
+              <w:right w:w="110" w:type="dxa"/>
+            </w:tcMar>
+            <w:vAlign w:val="center"/>
+          </w:tcPr>
+          <w:p>
+            <w:pPr>
+              <w:spacing w:after="20" w:line="252" w:lineRule="auto"/>
+              <w:jc w:val="center"/>
+            </w:pPr>
+            <w:r>
+              <w:rPr>
+                <w:b/>
+                <w:color w:val="1F4E79"/>
+                <w:sz w:val="17"/>
+                <w:szCs w:val="17"/>
+                <w:lang w:eastAsia="ko-KR"/>
+              </w:rPr>
+              <w:t xml:space="preserve">Operation</w:t>
+            </w:r>
+          </w:p>
+        </w:tc>
+        <w:tc>
+          <w:tcPr>
+            <w:tcW w:w="2500" w:type="dxa"/>
+            <w:tcMar>
+              <w:top w:w="80" w:type="dxa"/>
+              <w:left w:w="110" w:type="dxa"/>
+              <w:bottom w:w="80" w:type="dxa"/>
+              <w:right w:w="110" w:type="dxa"/>
+            </w:tcMar>
+            <w:vAlign w:val="center"/>
+          </w:tcPr>
+          <w:p>
+            <w:pPr>
+              <w:spacing w:after="20" w:line="252" w:lineRule="auto"/>
+            </w:pPr>
+            <w:r>
+              <w:rPr>
+                <w:sz w:val="17"/>
+                <w:szCs w:val="17"/>
+                <w:lang w:eastAsia="ko-KR"/>
+              </w:rPr>
+              <w:t xml:space="preserve">supportedBy</w:t>
+            </w:r>
+          </w:p>
+        </w:tc>
+        <w:tc>
+          <w:tcPr>
+            <w:tcW w:w="2200" w:type="dxa"/>
+            <w:tcMar>
+              <w:top w:w="80" w:type="dxa"/>
+              <w:left w:w="110" w:type="dxa"/>
+              <w:bottom w:w="80" w:type="dxa"/>
+              <w:right w:w="110" w:type="dxa"/>
+            </w:tcMar>
+            <w:vAlign w:val="center"/>
+          </w:tcPr>
+          <w:p>
+            <w:pPr>
+              <w:spacing w:after="20" w:line="252" w:lineRule="auto"/>
+            </w:pPr>
+            <w:r>
+              <w:rPr>
+                <w:sz w:val="17"/>
+                <w:szCs w:val="17"/>
+                <w:lang w:eastAsia="ko-KR"/>
+              </w:rPr>
+              <w:t xml:space="preserve">EvidenceSource</w:t>
+            </w:r>
+          </w:p>
+        </w:tc>
+        <w:tc>
+          <w:tcPr>
+            <w:tcW w:w="3272" w:type="dxa"/>
+            <w:tcMar>
+              <w:top w:w="80" w:type="dxa"/>
+              <w:left w:w="110" w:type="dxa"/>
+              <w:bottom w:w="80" w:type="dxa"/>
+              <w:right w:w="110" w:type="dxa"/>
+            </w:tcMar>
+            <w:vAlign w:val="center"/>
+          </w:tcPr>
+          <w:p>
+            <w:pPr>
+              <w:spacing w:after="20" w:line="252" w:lineRule="auto"/>
+            </w:pPr>
+            <w:r>
+              <w:rPr>
+                <w:sz w:val="17"/>
+                <w:szCs w:val="17"/>
+                <w:lang w:eastAsia="ko-KR"/>
+              </w:rPr>
+              <w:t xml:space="preserve">운영행위를 확인할 수 있는 근거자료</w:t>
+            </w:r>
+          </w:p>
+        </w:tc>
+      </w:tr>
+      <w:tr>
+        <w:trPr>
+          <w:cantSplit/>
+          <w:jc w:val="center"/>
+        </w:trPr>
+        <w:tc>
+          <w:tcPr>
+            <w:tcW w:w="2000" w:type="dxa"/>
+            <w:shd w:val="clear" w:color="auto" w:fill="EEF5FA"/>
+            <w:tcMar>
+              <w:top w:w="80" w:type="dxa"/>
+              <w:left w:w="110" w:type="dxa"/>
+              <w:bottom w:w="80" w:type="dxa"/>
+              <w:right w:w="110" w:type="dxa"/>
+            </w:tcMar>
+            <w:vAlign w:val="center"/>
+          </w:tcPr>
+          <w:p>
+            <w:pPr>
+              <w:spacing w:after="20" w:line="252" w:lineRule="auto"/>
+              <w:jc w:val="center"/>
+            </w:pPr>
+            <w:r>
+              <w:rPr>
+                <w:b/>
+                <w:color w:val="1F4E79"/>
+                <w:sz w:val="17"/>
+                <w:szCs w:val="17"/>
+                <w:lang w:eastAsia="ko-KR"/>
+              </w:rPr>
+              <w:t xml:space="preserve">Approval</w:t>
+            </w:r>
+          </w:p>
+        </w:tc>
+        <w:tc>
+          <w:tcPr>
+            <w:tcW w:w="2500" w:type="dxa"/>
+            <w:tcMar>
+              <w:top w:w="80" w:type="dxa"/>
+              <w:left w:w="110" w:type="dxa"/>
+              <w:bottom w:w="80" w:type="dxa"/>
+              <w:right w:w="110" w:type="dxa"/>
+            </w:tcMar>
+            <w:vAlign w:val="center"/>
+          </w:tcPr>
+          <w:p>
+            <w:pPr>
+              <w:spacing w:after="20" w:line="252" w:lineRule="auto"/>
+            </w:pPr>
+            <w:r>
+              <w:rPr>
+                <w:sz w:val="17"/>
+                <w:szCs w:val="17"/>
+                <w:lang w:eastAsia="ko-KR"/>
+              </w:rPr>
+              <w:t xml:space="preserve">supportedBy</w:t>
+            </w:r>
+          </w:p>
+        </w:tc>
+        <w:tc>
+          <w:tcPr>
+            <w:tcW w:w="2200" w:type="dxa"/>
+            <w:tcMar>
+              <w:top w:w="80" w:type="dxa"/>
+              <w:left w:w="110" w:type="dxa"/>
+              <w:bottom w:w="80" w:type="dxa"/>
+              <w:right w:w="110" w:type="dxa"/>
+            </w:tcMar>
+            <w:vAlign w:val="center"/>
+          </w:tcPr>
+          <w:p>
+            <w:pPr>
+              <w:spacing w:after="20" w:line="252" w:lineRule="auto"/>
+            </w:pPr>
+            <w:r>
+              <w:rPr>
+                <w:sz w:val="17"/>
+                <w:szCs w:val="17"/>
+                <w:lang w:eastAsia="ko-KR"/>
+              </w:rPr>
+              <w:t xml:space="preserve">EvidenceSource</w:t>
+            </w:r>
+          </w:p>
+        </w:tc>
+        <w:tc>
+          <w:tcPr>
+            <w:tcW w:w="3272" w:type="dxa"/>
+            <w:tcMar>
+              <w:top w:w="80" w:type="dxa"/>
+              <w:left w:w="110" w:type="dxa"/>
+              <w:bottom w:w="80" w:type="dxa"/>
+              <w:right w:w="110" w:type="dxa"/>
+            </w:tcMar>
+            <w:vAlign w:val="center"/>
+          </w:tcPr>
+          <w:p>
+            <w:pPr>
+              <w:spacing w:after="20" w:line="252" w:lineRule="auto"/>
+            </w:pPr>
+            <w:r>
+              <w:rPr>
+                <w:sz w:val="17"/>
+                <w:szCs w:val="17"/>
+                <w:lang w:eastAsia="ko-KR"/>
+              </w:rPr>
+              <w:t xml:space="preserve">승인을 확인할 수 있는 근거자료</w:t>
+            </w:r>
+          </w:p>
+        </w:tc>
+      </w:tr>
+      <w:tr>
+        <w:trPr>
+          <w:cantSplit/>
+          <w:jc w:val="center"/>
+        </w:trPr>
+        <w:tc>
+          <w:tcPr>
+            <w:tcW w:w="2000" w:type="dxa"/>
+            <w:shd w:val="clear" w:color="auto" w:fill="EEF5FA"/>
+            <w:tcMar>
+              <w:top w:w="80" w:type="dxa"/>
+              <w:left w:w="110" w:type="dxa"/>
+              <w:bottom w:w="80" w:type="dxa"/>
+              <w:right w:w="110" w:type="dxa"/>
+            </w:tcMar>
+            <w:vAlign w:val="center"/>
+          </w:tcPr>
+          <w:p>
+            <w:pPr>
+              <w:spacing w:after="20" w:line="252" w:lineRule="auto"/>
+              <w:jc w:val="center"/>
+            </w:pPr>
+            <w:r>
+              <w:rPr>
+                <w:b/>
+                <w:color w:val="1F4E79"/>
+                <w:sz w:val="17"/>
+                <w:szCs w:val="17"/>
+                <w:lang w:eastAsia="ko-KR"/>
+              </w:rPr>
+              <w:t xml:space="preserve">Criterion</w:t>
+            </w:r>
+          </w:p>
+        </w:tc>
+        <w:tc>
+          <w:tcPr>
+            <w:tcW w:w="2500" w:type="dxa"/>
+            <w:tcMar>
+              <w:top w:w="80" w:type="dxa"/>
+              <w:left w:w="110" w:type="dxa"/>
+              <w:bottom w:w="80" w:type="dxa"/>
+              <w:right w:w="110" w:type="dxa"/>
+            </w:tcMar>
+            <w:vAlign w:val="center"/>
+          </w:tcPr>
+          <w:p>
+            <w:pPr>
+              <w:spacing w:after="20" w:line="252" w:lineRule="auto"/>
+            </w:pPr>
+            <w:r>
+              <w:rPr>
+                <w:sz w:val="17"/>
+                <w:szCs w:val="17"/>
+                <w:lang w:eastAsia="ko-KR"/>
+              </w:rPr>
+              <w:t xml:space="preserve">supportedBy</w:t>
+            </w:r>
+          </w:p>
+        </w:tc>
+        <w:tc>
+          <w:tcPr>
+            <w:tcW w:w="2200" w:type="dxa"/>
+            <w:tcMar>
+              <w:top w:w="80" w:type="dxa"/>
+              <w:left w:w="110" w:type="dxa"/>
+              <w:bottom w:w="80" w:type="dxa"/>
+              <w:right w:w="110" w:type="dxa"/>
+            </w:tcMar>
+            <w:vAlign w:val="center"/>
+          </w:tcPr>
+          <w:p>
+            <w:pPr>
+              <w:spacing w:after="20" w:line="252" w:lineRule="auto"/>
+            </w:pPr>
+            <w:r>
+              <w:rPr>
+                <w:sz w:val="17"/>
+                <w:szCs w:val="17"/>
+                <w:lang w:eastAsia="ko-KR"/>
+              </w:rPr>
+              <w:t xml:space="preserve">EvidenceSource</w:t>
+            </w:r>
+          </w:p>
+        </w:tc>
+        <w:tc>
+          <w:tcPr>
+            <w:tcW w:w="3272" w:type="dxa"/>
+            <w:tcMar>
+              <w:top w:w="80" w:type="dxa"/>
+              <w:left w:w="110" w:type="dxa"/>
+              <w:bottom w:w="80" w:type="dxa"/>
+              <w:right w:w="110" w:type="dxa"/>
+            </w:tcMar>
+            <w:vAlign w:val="center"/>
+          </w:tcPr>
+          <w:p>
+            <w:pPr>
+              <w:spacing w:after="20" w:line="252" w:lineRule="auto"/>
+            </w:pPr>
+            <w:r>
+              <w:rPr>
+                <w:sz w:val="17"/>
+                <w:szCs w:val="17"/>
+                <w:lang w:eastAsia="ko-KR"/>
+              </w:rPr>
+              <w:t xml:space="preserve">운영기준을 확인할 수 있는 근거자료</w:t>
+            </w:r>
+          </w:p>
+        </w:tc>
+      </w:tr>
+    </w:tbl>
+    <w:p>
+      <w:pPr>
+        <w:spacing w:after="60"/>
+        <w:rPr>
+          <w:lang w:eastAsia="ko-KR"/>
+        </w:rPr>
+      </w:pPr>
+    </w:p>
+    <w:tbl>
+      <w:tblPr>
+        <w:tblW w:w="9972" w:type="dxa"/>
+        <w:jc w:val="center"/>
+        <w:tblBorders>
+          <w:top w:val="single" w:sz="5" w:space="0" w:color="A6A6A6"/>
+          <w:left w:val="single" w:sz="5" w:space="0" w:color="A6A6A6"/>
+          <w:bottom w:val="single" w:sz="5" w:space="0" w:color="A6A6A6"/>
+          <w:right w:val="single" w:sz="5" w:space="0" w:color="A6A6A6"/>
+          <w:insideH w:val="single" w:sz="5" w:space="0" w:color="A6A6A6"/>
+          <w:insideV w:val="single" w:sz="5" w:space="0" w:color="A6A6A6"/>
+        </w:tblBorders>
+        <w:tblLayout w:type="fixed"/>
+        <w:tblLook w:val="04A0" w:firstRow="1" w:lastRow="0" w:firstColumn="1" w:lastColumn="0" w:noHBand="0" w:noVBand="1"/>
+      </w:tblPr>
+      <w:tblGrid>
+        <w:gridCol w:w="2300"/>
+        <w:gridCol w:w="3100"/>
+        <w:gridCol w:w="4572"/>
+      </w:tblGrid>
+      <w:tr>
+        <w:trPr>
+          <w:cantSplit/>
+          <w:tblHeader/>
+          <w:jc w:val="center"/>
+        </w:trPr>
+        <w:tc>
+          <w:tcPr>
+            <w:tcW w:w="2300" w:type="dxa"/>
+            <w:shd w:val="clear" w:color="auto" w:fill="D9EAF7"/>
+            <w:tcMar>
+              <w:top w:w="80" w:type="dxa"/>
+              <w:left w:w="110" w:type="dxa"/>
+              <w:bottom w:w="80" w:type="dxa"/>
+              <w:right w:w="110" w:type="dxa"/>
+            </w:tcMar>
+            <w:vAlign w:val="center"/>
+          </w:tcPr>
+          <w:p>
+            <w:pPr>
+              <w:spacing w:after="20" w:line="252" w:lineRule="auto"/>
+              <w:jc w:val="center"/>
+            </w:pPr>
+            <w:r>
+              <w:rPr>
+                <w:b/>
+                <w:sz w:val="17"/>
+                <w:szCs w:val="17"/>
+                <w:lang w:eastAsia="ko-KR"/>
+              </w:rPr>
+              <w:t xml:space="preserve">Class</w:t>
+            </w:r>
+          </w:p>
+        </w:tc>
+        <w:tc>
+          <w:tcPr>
+            <w:tcW w:w="3100" w:type="dxa"/>
+            <w:shd w:val="clear" w:color="auto" w:fill="D9EAF7"/>
+            <w:tcMar>
+              <w:top w:w="80" w:type="dxa"/>
+              <w:left w:w="110" w:type="dxa"/>
+              <w:bottom w:w="80" w:type="dxa"/>
+              <w:right w:w="110" w:type="dxa"/>
+            </w:tcMar>
+            <w:vAlign w:val="center"/>
+          </w:tcPr>
+          <w:p>
+            <w:pPr>
+              <w:spacing w:after="20" w:line="252" w:lineRule="auto"/>
+              <w:jc w:val="center"/>
+            </w:pPr>
+            <w:r>
+              <w:rPr>
+                <w:b/>
+                <w:sz w:val="17"/>
+                <w:szCs w:val="17"/>
+                <w:lang w:eastAsia="ko-KR"/>
+              </w:rPr>
+              <w:t xml:space="preserve">Data Property</w:t>
+            </w:r>
+          </w:p>
+        </w:tc>
+        <w:tc>
+          <w:tcPr>
+            <w:tcW w:w="4572" w:type="dxa"/>
+            <w:shd w:val="clear" w:color="auto" w:fill="D9EAF7"/>
+            <w:tcMar>
+              <w:top w:w="80" w:type="dxa"/>
+              <w:left w:w="110" w:type="dxa"/>
+              <w:bottom w:w="80" w:type="dxa"/>
+              <w:right w:w="110" w:type="dxa"/>
+            </w:tcMar>
+            <w:vAlign w:val="center"/>
+          </w:tcPr>
+          <w:p>
+            <w:pPr>
+              <w:spacing w:after="20" w:line="252" w:lineRule="auto"/>
+              <w:jc w:val="center"/>
+            </w:pPr>
+            <w:r>
+              <w:rPr>
+                <w:b/>
+                <w:sz w:val="17"/>
+                <w:szCs w:val="17"/>
+                <w:lang w:eastAsia="ko-KR"/>
+              </w:rPr>
+              <w:t xml:space="preserve">필요한 이유</w:t>
+            </w:r>
+          </w:p>
+        </w:tc>
+      </w:tr>
+      <w:tr>
+        <w:trPr>
+          <w:cantSplit/>
+          <w:jc w:val="center"/>
+        </w:trPr>
+        <w:tc>
+          <w:tcPr>
+            <w:tcW w:w="2300" w:type="dxa"/>
+            <w:shd w:val="clear" w:color="auto" w:fill="EEF5FA"/>
+            <w:tcMar>
+              <w:top w:w="80" w:type="dxa"/>
+              <w:left w:w="110" w:type="dxa"/>
+              <w:bottom w:w="80" w:type="dxa"/>
+              <w:right w:w="110" w:type="dxa"/>
+            </w:tcMar>
+            <w:vAlign w:val="center"/>
+          </w:tcPr>
+          <w:p>
+            <w:pPr>
+              <w:spacing w:after="20" w:line="252" w:lineRule="auto"/>
+              <w:jc w:val="center"/>
+            </w:pPr>
+            <w:r>
+              <w:rPr>
+                <w:b/>
+                <w:color w:val="1F4E79"/>
+                <w:sz w:val="17"/>
+                <w:szCs w:val="17"/>
+                <w:lang w:eastAsia="ko-KR"/>
+              </w:rPr>
+              <w:t xml:space="preserve">Dam</w:t>
+            </w:r>
+          </w:p>
+        </w:tc>
+        <w:tc>
+          <w:tcPr>
+            <w:tcW w:w="3100" w:type="dxa"/>
+            <w:tcMar>
+              <w:top w:w="80" w:type="dxa"/>
+              <w:left w:w="110" w:type="dxa"/>
+              <w:bottom w:w="80" w:type="dxa"/>
+              <w:right w:w="110" w:type="dxa"/>
+            </w:tcMar>
+            <w:vAlign w:val="center"/>
+          </w:tcPr>
+          <w:p>
+            <w:pPr>
+              <w:spacing w:after="20" w:line="252" w:lineRule="auto"/>
+            </w:pPr>
+            <w:r>
+              <w:rPr>
+                <w:sz w:val="17"/>
+                <w:szCs w:val="17"/>
+                <w:lang w:eastAsia="ko-KR"/>
+              </w:rPr>
+              <w:t xml:space="preserve">damName, damType</w:t>
+            </w:r>
+          </w:p>
+        </w:tc>
+        <w:tc>
+          <w:tcPr>
+            <w:tcW w:w="4572" w:type="dxa"/>
+            <w:tcMar>
+              <w:top w:w="80" w:type="dxa"/>
+              <w:left w:w="110" w:type="dxa"/>
+              <w:bottom w:w="80" w:type="dxa"/>
+              <w:right w:w="110" w:type="dxa"/>
+            </w:tcMar>
+            <w:vAlign w:val="center"/>
+          </w:tcPr>
+          <w:p>
+            <w:pPr>
+              <w:spacing w:after="20" w:line="252" w:lineRule="auto"/>
+            </w:pPr>
+            <w:r>
+              <w:rPr>
+                <w:sz w:val="17"/>
+                <w:szCs w:val="17"/>
+                <w:lang w:eastAsia="ko-KR"/>
+              </w:rPr>
+              <w:t xml:space="preserve">대상 댐을 식별하고 유형을 설명하기 위해</w:t>
+            </w:r>
+          </w:p>
+        </w:tc>
+      </w:tr>
+      <w:tr>
+        <w:trPr>
+          <w:cantSplit/>
+          <w:jc w:val="center"/>
+        </w:trPr>
+        <w:tc>
+          <w:tcPr>
+            <w:tcW w:w="2300" w:type="dxa"/>
+            <w:shd w:val="clear" w:color="auto" w:fill="EEF5FA"/>
+            <w:tcMar>
+              <w:top w:w="80" w:type="dxa"/>
+              <w:left w:w="110" w:type="dxa"/>
+              <w:bottom w:w="80" w:type="dxa"/>
+              <w:right w:w="110" w:type="dxa"/>
+            </w:tcMar>
+            <w:vAlign w:val="center"/>
+          </w:tcPr>
+          <w:p>
+            <w:pPr>
+              <w:spacing w:after="20" w:line="252" w:lineRule="auto"/>
+              <w:jc w:val="center"/>
+            </w:pPr>
+            <w:r>
+              <w:rPr>
+                <w:b/>
+                <w:color w:val="1F4E79"/>
+                <w:sz w:val="17"/>
+                <w:szCs w:val="17"/>
+                <w:lang w:eastAsia="ko-KR"/>
+              </w:rPr>
+              <w:t xml:space="preserve">HydrometeorologicalState</w:t>
+            </w:r>
+          </w:p>
+        </w:tc>
+        <w:tc>
+          <w:tcPr>
+            <w:tcW w:w="3100" w:type="dxa"/>
+            <w:tcMar>
+              <w:top w:w="80" w:type="dxa"/>
+              <w:left w:w="110" w:type="dxa"/>
+              <w:bottom w:w="80" w:type="dxa"/>
+              <w:right w:w="110" w:type="dxa"/>
+            </w:tcMar>
+            <w:vAlign w:val="center"/>
+          </w:tcPr>
+          <w:p>
+            <w:pPr>
+              <w:spacing w:after="20" w:line="252" w:lineRule="auto"/>
+            </w:pPr>
+            <w:r>
+              <w:rPr>
+                <w:sz w:val="17"/>
+                <w:szCs w:val="17"/>
+                <w:lang w:eastAsia="ko-KR"/>
+              </w:rPr>
+              <w:t xml:space="preserve">variableType, stationCode</w:t>
+            </w:r>
+          </w:p>
+        </w:tc>
+        <w:tc>
+          <w:tcPr>
+            <w:tcW w:w="4572" w:type="dxa"/>
+            <w:tcMar>
+              <w:top w:w="80" w:type="dxa"/>
+              <w:left w:w="110" w:type="dxa"/>
+              <w:bottom w:w="80" w:type="dxa"/>
+              <w:right w:w="110" w:type="dxa"/>
+            </w:tcMar>
+            <w:vAlign w:val="center"/>
+          </w:tcPr>
+          <w:p>
+            <w:pPr>
+              <w:spacing w:after="20" w:line="252" w:lineRule="auto"/>
+            </w:pPr>
+            <w:r>
+              <w:rPr>
+                <w:sz w:val="17"/>
+                <w:szCs w:val="17"/>
+                <w:lang w:eastAsia="ko-KR"/>
+              </w:rPr>
+              <w:t xml:space="preserve">수문·기상 변수를 구분하고 측정자료를 찾아가기 위해</w:t>
+            </w:r>
+          </w:p>
+        </w:tc>
+      </w:tr>
+      <w:tr>
+        <w:trPr>
+          <w:cantSplit/>
+          <w:jc w:val="center"/>
+        </w:trPr>
+        <w:tc>
+          <w:tcPr>
+            <w:tcW w:w="2300" w:type="dxa"/>
+            <w:shd w:val="clear" w:color="auto" w:fill="EEF5FA"/>
+            <w:tcMar>
+              <w:top w:w="80" w:type="dxa"/>
+              <w:left w:w="110" w:type="dxa"/>
+              <w:bottom w:w="80" w:type="dxa"/>
+              <w:right w:w="110" w:type="dxa"/>
+            </w:tcMar>
+            <w:vAlign w:val="center"/>
+          </w:tcPr>
+          <w:p>
+            <w:pPr>
+              <w:spacing w:after="20" w:line="252" w:lineRule="auto"/>
+              <w:jc w:val="center"/>
+            </w:pPr>
+            <w:r>
+              <w:rPr>
+                <w:b/>
+                <w:color w:val="1F4E79"/>
+                <w:sz w:val="17"/>
+                <w:szCs w:val="17"/>
+                <w:lang w:eastAsia="ko-KR"/>
+              </w:rPr>
+              <w:t xml:space="preserve">Operation</w:t>
+            </w:r>
+          </w:p>
+        </w:tc>
+        <w:tc>
+          <w:tcPr>
+            <w:tcW w:w="3100" w:type="dxa"/>
+            <w:tcMar>
+              <w:top w:w="80" w:type="dxa"/>
+              <w:left w:w="110" w:type="dxa"/>
+              <w:bottom w:w="80" w:type="dxa"/>
+              <w:right w:w="110" w:type="dxa"/>
+            </w:tcMar>
+            <w:vAlign w:val="center"/>
+          </w:tcPr>
+          <w:p>
+            <w:pPr>
+              <w:spacing w:after="20" w:line="252" w:lineRule="auto"/>
+            </w:pPr>
+            <w:r>
+              <w:rPr>
+                <w:sz w:val="17"/>
+                <w:szCs w:val="17"/>
+                <w:lang w:eastAsia="ko-KR"/>
+              </w:rPr>
+              <w:t xml:space="preserve">operationType, operationTime</w:t>
+            </w:r>
+          </w:p>
+        </w:tc>
+        <w:tc>
+          <w:tcPr>
+            <w:tcW w:w="4572" w:type="dxa"/>
+            <w:tcMar>
+              <w:top w:w="80" w:type="dxa"/>
+              <w:left w:w="110" w:type="dxa"/>
+              <w:bottom w:w="80" w:type="dxa"/>
+              <w:right w:w="110" w:type="dxa"/>
+            </w:tcMar>
+            <w:vAlign w:val="center"/>
+          </w:tcPr>
+          <w:p>
+            <w:pPr>
+              <w:spacing w:after="20" w:line="252" w:lineRule="auto"/>
+            </w:pPr>
+            <w:r>
+              <w:rPr>
+                <w:sz w:val="17"/>
+                <w:szCs w:val="17"/>
+                <w:lang w:eastAsia="ko-KR"/>
+              </w:rPr>
+              <w:t xml:space="preserve">어떤 운영이 언제 수행되었는지 확인하기 위해</w:t>
+            </w:r>
+          </w:p>
+        </w:tc>
+      </w:tr>
+      <w:tr>
+        <w:trPr>
+          <w:cantSplit/>
+          <w:jc w:val="center"/>
+        </w:trPr>
+        <w:tc>
+          <w:tcPr>
+            <w:tcW w:w="2300" w:type="dxa"/>
+            <w:shd w:val="clear" w:color="auto" w:fill="EEF5FA"/>
+            <w:tcMar>
+              <w:top w:w="80" w:type="dxa"/>
+              <w:left w:w="110" w:type="dxa"/>
+              <w:bottom w:w="80" w:type="dxa"/>
+              <w:right w:w="110" w:type="dxa"/>
+            </w:tcMar>
+            <w:vAlign w:val="center"/>
+          </w:tcPr>
+          <w:p>
+            <w:pPr>
+              <w:spacing w:after="20" w:line="252" w:lineRule="auto"/>
+              <w:jc w:val="center"/>
+            </w:pPr>
+            <w:r>
+              <w:rPr>
+                <w:b/>
+                <w:color w:val="1F4E79"/>
+                <w:sz w:val="17"/>
+                <w:szCs w:val="17"/>
+                <w:lang w:eastAsia="ko-KR"/>
+              </w:rPr>
+              <w:t xml:space="preserve">Approval</w:t>
+            </w:r>
+          </w:p>
+        </w:tc>
+        <w:tc>
+          <w:tcPr>
+            <w:tcW w:w="3100" w:type="dxa"/>
+            <w:tcMar>
+              <w:top w:w="80" w:type="dxa"/>
+              <w:left w:w="110" w:type="dxa"/>
+              <w:bottom w:w="80" w:type="dxa"/>
+              <w:right w:w="110" w:type="dxa"/>
+            </w:tcMar>
+            <w:vAlign w:val="center"/>
+          </w:tcPr>
+          <w:p>
+            <w:pPr>
+              <w:spacing w:after="20" w:line="252" w:lineRule="auto"/>
+            </w:pPr>
+            <w:r>
+              <w:rPr>
+                <w:sz w:val="17"/>
+                <w:szCs w:val="17"/>
+                <w:lang w:eastAsia="ko-KR"/>
+              </w:rPr>
+              <w:t xml:space="preserve">approvalTime, approvalContent</w:t>
+            </w:r>
+          </w:p>
+        </w:tc>
+        <w:tc>
+          <w:tcPr>
+            <w:tcW w:w="4572" w:type="dxa"/>
+            <w:tcMar>
+              <w:top w:w="80" w:type="dxa"/>
+              <w:left w:w="110" w:type="dxa"/>
+              <w:bottom w:w="80" w:type="dxa"/>
+              <w:right w:w="110" w:type="dxa"/>
+            </w:tcMar>
+            <w:vAlign w:val="center"/>
+          </w:tcPr>
+          <w:p>
+            <w:pPr>
+              <w:spacing w:after="20" w:line="252" w:lineRule="auto"/>
+            </w:pPr>
+            <w:r>
+              <w:rPr>
+                <w:sz w:val="17"/>
+                <w:szCs w:val="17"/>
+                <w:lang w:eastAsia="ko-KR"/>
+              </w:rPr>
+              <w:t xml:space="preserve">언제 어떤 승인이 있었는지 확인하기 위해</w:t>
+            </w:r>
+          </w:p>
+        </w:tc>
+      </w:tr>
+      <w:tr>
+        <w:trPr>
+          <w:cantSplit/>
+          <w:jc w:val="center"/>
+        </w:trPr>
+        <w:tc>
+          <w:tcPr>
+            <w:tcW w:w="2300" w:type="dxa"/>
+            <w:shd w:val="clear" w:color="auto" w:fill="EEF5FA"/>
+            <w:tcMar>
+              <w:top w:w="80" w:type="dxa"/>
+              <w:left w:w="110" w:type="dxa"/>
+              <w:bottom w:w="80" w:type="dxa"/>
+              <w:right w:w="110" w:type="dxa"/>
+            </w:tcMar>
+            <w:vAlign w:val="center"/>
+          </w:tcPr>
+          <w:p>
+            <w:pPr>
+              <w:spacing w:after="20" w:line="252" w:lineRule="auto"/>
+              <w:jc w:val="center"/>
+            </w:pPr>
+            <w:r>
+              <w:rPr>
+                <w:b/>
+                <w:color w:val="1F4E79"/>
+                <w:sz w:val="17"/>
+                <w:szCs w:val="17"/>
+                <w:lang w:eastAsia="ko-KR"/>
+              </w:rPr>
+              <w:t xml:space="preserve">Criterion</w:t>
+            </w:r>
+          </w:p>
+        </w:tc>
+        <w:tc>
+          <w:tcPr>
+            <w:tcW w:w="3100" w:type="dxa"/>
+            <w:tcMar>
+              <w:top w:w="80" w:type="dxa"/>
+              <w:left w:w="110" w:type="dxa"/>
+              <w:bottom w:w="80" w:type="dxa"/>
+              <w:right w:w="110" w:type="dxa"/>
+            </w:tcMar>
+            <w:vAlign w:val="center"/>
+          </w:tcPr>
+          <w:p>
+            <w:pPr>
+              <w:spacing w:after="20" w:line="252" w:lineRule="auto"/>
+            </w:pPr>
+            <w:r>
+              <w:rPr>
+                <w:sz w:val="17"/>
+                <w:szCs w:val="17"/>
+                <w:lang w:eastAsia="ko-KR"/>
+              </w:rPr>
+              <w:t xml:space="preserve">criterionType, criterionValue, unit</w:t>
+            </w:r>
+          </w:p>
+        </w:tc>
+        <w:tc>
+          <w:tcPr>
+            <w:tcW w:w="4572" w:type="dxa"/>
+            <w:tcMar>
+              <w:top w:w="80" w:type="dxa"/>
+              <w:left w:w="110" w:type="dxa"/>
+              <w:bottom w:w="80" w:type="dxa"/>
+              <w:right w:w="110" w:type="dxa"/>
+            </w:tcMar>
+            <w:vAlign w:val="center"/>
+          </w:tcPr>
+          <w:p>
+            <w:pPr>
+              <w:spacing w:after="20" w:line="252" w:lineRule="auto"/>
+            </w:pPr>
+            <w:r>
+              <w:rPr>
+                <w:sz w:val="17"/>
+                <w:szCs w:val="17"/>
+                <w:lang w:eastAsia="ko-KR"/>
+              </w:rPr>
+              <w:t xml:space="preserve">어떤 기준이 얼마의 값으로 적용되는지 확인하기 위해</w:t>
+            </w:r>
+          </w:p>
+        </w:tc>
+      </w:tr>
+      <w:tr>
+        <w:trPr>
+          <w:cantSplit/>
+          <w:jc w:val="center"/>
+        </w:trPr>
+        <w:tc>
+          <w:tcPr>
+            <w:tcW w:w="2300" w:type="dxa"/>
+            <w:shd w:val="clear" w:color="auto" w:fill="EEF5FA"/>
+            <w:tcMar>
+              <w:top w:w="80" w:type="dxa"/>
+              <w:left w:w="110" w:type="dxa"/>
+              <w:bottom w:w="80" w:type="dxa"/>
+              <w:right w:w="110" w:type="dxa"/>
+            </w:tcMar>
+            <w:vAlign w:val="center"/>
+          </w:tcPr>
+          <w:p>
+            <w:pPr>
+              <w:spacing w:after="20" w:line="252" w:lineRule="auto"/>
+              <w:jc w:val="center"/>
+            </w:pPr>
+            <w:r>
+              <w:rPr>
+                <w:b/>
+                <w:color w:val="1F4E79"/>
+                <w:sz w:val="17"/>
+                <w:szCs w:val="17"/>
+                <w:lang w:eastAsia="ko-KR"/>
+              </w:rPr>
+              <w:t xml:space="preserve">EvidenceSource</w:t>
+            </w:r>
+          </w:p>
+        </w:tc>
+        <w:tc>
+          <w:tcPr>
+            <w:tcW w:w="3100" w:type="dxa"/>
+            <w:tcMar>
+              <w:top w:w="80" w:type="dxa"/>
+              <w:left w:w="110" w:type="dxa"/>
+              <w:bottom w:w="80" w:type="dxa"/>
+              <w:right w:w="110" w:type="dxa"/>
+            </w:tcMar>
+            <w:vAlign w:val="center"/>
+          </w:tcPr>
+          <w:p>
+            <w:pPr>
+              <w:spacing w:after="20" w:line="252" w:lineRule="auto"/>
+            </w:pPr>
+            <w:r>
+              <w:rPr>
+                <w:sz w:val="17"/>
+                <w:szCs w:val="17"/>
+                <w:lang w:eastAsia="ko-KR"/>
+              </w:rPr>
+              <w:t xml:space="preserve">sourceTitle, sourceType, sourceLocator</w:t>
+            </w:r>
+          </w:p>
+        </w:tc>
+        <w:tc>
+          <w:tcPr>
+            <w:tcW w:w="4572" w:type="dxa"/>
+            <w:tcMar>
+              <w:top w:w="80" w:type="dxa"/>
+              <w:left w:w="110" w:type="dxa"/>
+              <w:bottom w:w="80" w:type="dxa"/>
+              <w:right w:w="110" w:type="dxa"/>
+            </w:tcMar>
+            <w:vAlign w:val="center"/>
+          </w:tcPr>
+          <w:p>
+            <w:pPr>
+              <w:spacing w:after="20" w:line="252" w:lineRule="auto"/>
+            </w:pPr>
+            <w:r>
+              <w:rPr>
+                <w:sz w:val="17"/>
+                <w:szCs w:val="17"/>
+                <w:lang w:eastAsia="ko-KR"/>
+              </w:rPr>
+              <w:t xml:space="preserve">근거자료와 자료 내 근거 위치를 확인하기 위해</w:t>
             </w:r>
           </w:p>
         </w:tc>
@@ -1756,7 +4385,7 @@
           <w:szCs w:val="19"/>
           <w:lang w:eastAsia="ko-KR"/>
         </w:rPr>
-        <w:t xml:space="preserve">KG는 Class(대상의 종류), 개체(Entity, Class에 속한 실제 대상), Data Property(개체가 가진 값), 관계(개체 사이의 연결)로 이루어진다. 아래 그림은 충주댐 승인 1368 한 건이 KG에 어떻게 들어갔는지를 보여 준다.</w:t>
+        <w:t xml:space="preserve">KG는 Ontology의 Class에 속한 개체(Entity)에 Data Property 값을 채우고, 개체 사이를 관계(Relation)로 이어서 만든다. 방류 승인 기록의 한 행은 Approval 개체와 그 근거자료 개체가 되고, 비고 문장에서 읽은 운영행위는 Operation 개체가 된다. 수문기상 시간 자료는 값을 넣지 않고 댐 × 변수별 상태 개체(측정값을 찾아가는 키 stationCode)만 만든다. 별표3의 제한수위는 Criterion 개체가 되고 원문은 문서 저장소에 둔다. 아래 그림은 Class 6개와 Relation 9개를 모두 적용하여 충주댐 승인 1368 한 건이 KG에 어떻게 들어갔는지 보여 준다.</w:t>
       </w:r>
     </w:p>
     <w:p>
@@ -1768,7 +4397,7 @@
       <w:r>
         <w:drawing>
           <wp:inline distT="0" distB="0" distL="0" distR="0">
-            <wp:extent cx="6096000" cy="4267200"/>
+            <wp:extent cx="6096000" cy="3989355"/>
             <wp:docPr id="2" name="KG 예시" descr="KG 예시"/>
             <wp:cNvGraphicFramePr>
               <a:graphicFrameLocks xmlns:a="http://schemas.openxmlformats.org/drawingml/2006/main" noChangeAspect="1"/>
@@ -1789,7 +4418,7 @@
                   <pic:spPr>
                     <a:xfrm>
                       <a:off x="0" y="0"/>
-                      <a:ext cx="6096000" cy="4267200"/>
+                      <a:ext cx="6096000" cy="3989355"/>
                     </a:xfrm>
                     <a:prstGeom prst="rect">
                       <a:avLst/>
@@ -1817,489 +4446,8 @@
           <w:szCs w:val="18"/>
           <w:lang w:eastAsia="ko-KR"/>
         </w:rPr>
-        <w:t xml:space="preserve">그림 2. 충주댐 승인 1368로 본 KG의 개체, Data Property, 관계</w:t>
+        <w:t xml:space="preserve">그림 2. 충주댐 승인 1368로 본 KG (Class 6개, Relation 9개, Data Property)</w:t>
       </w:r>
-    </w:p>
-    <w:p>
-      <w:pPr>
-        <w:spacing w:before="60" w:after="120"/>
-        <w:rPr>
-          <w:lang w:eastAsia="ko-KR"/>
-        </w:rPr>
-      </w:pPr>
-      <w:r>
-        <w:rPr>
-          <w:sz w:val="19"/>
-          <w:szCs w:val="19"/>
-          <w:lang w:eastAsia="ko-KR"/>
-        </w:rPr>
-        <w:t xml:space="preserve">원본 자료가 KG에 들어간 방식은 다음과 같다.</w:t>
-      </w:r>
-    </w:p>
-    <w:tbl>
-      <w:tblPr>
-        <w:tblW w:w="9972" w:type="dxa"/>
-        <w:jc w:val="center"/>
-        <w:tblBorders>
-          <w:top w:val="single" w:sz="5" w:space="0" w:color="A6A6A6"/>
-          <w:left w:val="single" w:sz="5" w:space="0" w:color="A6A6A6"/>
-          <w:bottom w:val="single" w:sz="5" w:space="0" w:color="A6A6A6"/>
-          <w:right w:val="single" w:sz="5" w:space="0" w:color="A6A6A6"/>
-          <w:insideH w:val="single" w:sz="5" w:space="0" w:color="A6A6A6"/>
-          <w:insideV w:val="single" w:sz="5" w:space="0" w:color="A6A6A6"/>
-        </w:tblBorders>
-        <w:tblLayout w:type="fixed"/>
-        <w:tblLook w:val="04A0" w:firstRow="1" w:lastRow="0" w:firstColumn="1" w:lastColumn="0" w:noHBand="0" w:noVBand="1"/>
-      </w:tblPr>
-      <w:tblGrid>
-        <w:gridCol w:w="3000"/>
-        <w:gridCol w:w="6972"/>
-      </w:tblGrid>
-      <w:tr>
-        <w:trPr>
-          <w:cantSplit/>
-          <w:tblHeader/>
-          <w:jc w:val="center"/>
-        </w:trPr>
-        <w:tc>
-          <w:tcPr>
-            <w:tcW w:w="3000" w:type="dxa"/>
-            <w:shd w:val="clear" w:color="auto" w:fill="D9EAF7"/>
-            <w:tcMar>
-              <w:top w:w="80" w:type="dxa"/>
-              <w:left w:w="110" w:type="dxa"/>
-              <w:bottom w:w="80" w:type="dxa"/>
-              <w:right w:w="110" w:type="dxa"/>
-            </w:tcMar>
-            <w:vAlign w:val="center"/>
-          </w:tcPr>
-          <w:p>
-            <w:pPr>
-              <w:spacing w:after="20" w:line="252" w:lineRule="auto"/>
-              <w:jc w:val="center"/>
-            </w:pPr>
-            <w:r>
-              <w:rPr>
-                <w:b/>
-                <w:sz w:val="18"/>
-                <w:szCs w:val="18"/>
-                <w:lang w:eastAsia="ko-KR"/>
-              </w:rPr>
-              <w:t xml:space="preserve">원본 자료</w:t>
-            </w:r>
-          </w:p>
-        </w:tc>
-        <w:tc>
-          <w:tcPr>
-            <w:tcW w:w="6972" w:type="dxa"/>
-            <w:shd w:val="clear" w:color="auto" w:fill="D9EAF7"/>
-            <w:tcMar>
-              <w:top w:w="80" w:type="dxa"/>
-              <w:left w:w="110" w:type="dxa"/>
-              <w:bottom w:w="80" w:type="dxa"/>
-              <w:right w:w="110" w:type="dxa"/>
-            </w:tcMar>
-            <w:vAlign w:val="center"/>
-          </w:tcPr>
-          <w:p>
-            <w:pPr>
-              <w:spacing w:after="20" w:line="252" w:lineRule="auto"/>
-              <w:jc w:val="center"/>
-            </w:pPr>
-            <w:r>
-              <w:rPr>
-                <w:b/>
-                <w:sz w:val="18"/>
-                <w:szCs w:val="18"/>
-                <w:lang w:eastAsia="ko-KR"/>
-              </w:rPr>
-              <w:t xml:space="preserve">KG에 들어간 모습</w:t>
-            </w:r>
-          </w:p>
-        </w:tc>
-      </w:tr>
-      <w:tr>
-        <w:trPr>
-          <w:cantSplit/>
-          <w:jc w:val="center"/>
-        </w:trPr>
-        <w:tc>
-          <w:tcPr>
-            <w:tcW w:w="3000" w:type="dxa"/>
-            <w:shd w:val="clear" w:color="auto" w:fill="EEF5FA"/>
-            <w:tcMar>
-              <w:top w:w="80" w:type="dxa"/>
-              <w:left w:w="110" w:type="dxa"/>
-              <w:bottom w:w="80" w:type="dxa"/>
-              <w:right w:w="110" w:type="dxa"/>
-            </w:tcMar>
-            <w:vAlign w:val="center"/>
-          </w:tcPr>
-          <w:p>
-            <w:pPr>
-              <w:spacing w:after="20" w:line="252" w:lineRule="auto"/>
-              <w:jc w:val="center"/>
-            </w:pPr>
-            <w:r>
-              <w:rPr>
-                <w:b/>
-                <w:color w:val="1F4E79"/>
-                <w:sz w:val="18"/>
-                <w:szCs w:val="18"/>
-                <w:lang w:eastAsia="ko-KR"/>
-              </w:rPr>
-              <w:t xml:space="preserve">방류 승인 기록의 한 행</w:t>
-            </w:r>
-          </w:p>
-          <w:p>
-            <w:pPr>
-              <w:spacing w:after="20" w:line="252" w:lineRule="auto"/>
-              <w:jc w:val="center"/>
-            </w:pPr>
-            <w:r>
-              <w:rPr>
-                <w:b/>
-                <w:color w:val="1F4E79"/>
-                <w:sz w:val="18"/>
-                <w:szCs w:val="18"/>
-                <w:lang w:eastAsia="ko-KR"/>
-              </w:rPr>
-              <w:t xml:space="preserve">(순차번호 1368, 충주, 2012-08-24, 방류시작 15:00, 접수방류량 2000)</w:t>
-            </w:r>
-          </w:p>
-        </w:tc>
-        <w:tc>
-          <w:tcPr>
-            <w:tcW w:w="6972" w:type="dxa"/>
-            <w:tcMar>
-              <w:top w:w="80" w:type="dxa"/>
-              <w:left w:w="110" w:type="dxa"/>
-              <w:bottom w:w="80" w:type="dxa"/>
-              <w:right w:w="110" w:type="dxa"/>
-            </w:tcMar>
-            <w:vAlign w:val="center"/>
-          </w:tcPr>
-          <w:p>
-            <w:pPr>
-              <w:spacing w:after="20" w:line="252" w:lineRule="auto"/>
-            </w:pPr>
-            <w:r>
-              <w:rPr>
-                <w:sz w:val="18"/>
-                <w:szCs w:val="18"/>
-                <w:lang w:eastAsia="ko-KR"/>
-              </w:rPr>
-              <w:t xml:space="preserve">Approval 개체 APR:1368: 승인일과 승인 내용을 Data Property로 갖는다.</w:t>
-            </w:r>
-          </w:p>
-          <w:p>
-            <w:pPr>
-              <w:spacing w:after="20" w:line="252" w:lineRule="auto"/>
-            </w:pPr>
-            <w:r>
-              <w:rPr>
-                <w:sz w:val="18"/>
-                <w:szCs w:val="18"/>
-                <w:lang w:eastAsia="ko-KR"/>
-              </w:rPr>
-              <w:t xml:space="preserve">근거자료 개체 EVI:AP:1368: 출처와 위치(“순차번호 1368”)를 갖고, Approval이 supportedBy로 연결된다.</w:t>
-            </w:r>
-          </w:p>
-          <w:p>
-            <w:pPr>
-              <w:spacing w:after="20" w:line="252" w:lineRule="auto"/>
-            </w:pPr>
-            <w:r>
-              <w:rPr>
-                <w:sz w:val="18"/>
-                <w:szCs w:val="18"/>
-                <w:lang w:eastAsia="ko-KR"/>
-              </w:rPr>
-              <w:t xml:space="preserve">승인 기록의 관측소코드와 댐 코드가 같아서 Approval은 충주댐에 concernsDam으로 연결된다.</w:t>
-            </w:r>
-          </w:p>
-        </w:tc>
-      </w:tr>
-      <w:tr>
-        <w:trPr>
-          <w:cantSplit/>
-          <w:jc w:val="center"/>
-        </w:trPr>
-        <w:tc>
-          <w:tcPr>
-            <w:tcW w:w="3000" w:type="dxa"/>
-            <w:shd w:val="clear" w:color="auto" w:fill="EEF5FA"/>
-            <w:tcMar>
-              <w:top w:w="80" w:type="dxa"/>
-              <w:left w:w="110" w:type="dxa"/>
-              <w:bottom w:w="80" w:type="dxa"/>
-              <w:right w:w="110" w:type="dxa"/>
-            </w:tcMar>
-            <w:vAlign w:val="center"/>
-          </w:tcPr>
-          <w:p>
-            <w:pPr>
-              <w:spacing w:after="20" w:line="252" w:lineRule="auto"/>
-              <w:jc w:val="center"/>
-            </w:pPr>
-            <w:r>
-              <w:rPr>
-                <w:b/>
-                <w:color w:val="1F4E79"/>
-                <w:sz w:val="18"/>
-                <w:szCs w:val="18"/>
-                <w:lang w:eastAsia="ko-KR"/>
-              </w:rPr>
-              <w:t xml:space="preserve">같은 행의 비고</w:t>
-            </w:r>
-          </w:p>
-          <w:p>
-            <w:pPr>
-              <w:spacing w:after="20" w:line="252" w:lineRule="auto"/>
-              <w:jc w:val="center"/>
-            </w:pPr>
-            <w:r>
-              <w:rPr>
-                <w:b/>
-                <w:color w:val="1F4E79"/>
-                <w:sz w:val="18"/>
-                <w:szCs w:val="18"/>
-                <w:lang w:eastAsia="ko-KR"/>
-              </w:rPr>
-              <w:t xml:space="preserve">“이내 탄력적 조정”</w:t>
-            </w:r>
-          </w:p>
-        </w:tc>
-        <w:tc>
-          <w:tcPr>
-            <w:tcW w:w="6972" w:type="dxa"/>
-            <w:tcMar>
-              <w:top w:w="80" w:type="dxa"/>
-              <w:left w:w="110" w:type="dxa"/>
-              <w:bottom w:w="80" w:type="dxa"/>
-              <w:right w:w="110" w:type="dxa"/>
-            </w:tcMar>
-            <w:vAlign w:val="center"/>
-          </w:tcPr>
-          <w:p>
-            <w:pPr>
-              <w:spacing w:after="20" w:line="252" w:lineRule="auto"/>
-            </w:pPr>
-            <w:r>
-              <w:rPr>
-                <w:sz w:val="18"/>
-                <w:szCs w:val="18"/>
-                <w:lang w:eastAsia="ko-KR"/>
-              </w:rPr>
-              <w:t xml:space="preserve">Operation 개체 OPR:1368:1: 비고 문구에서 종류(탄력적 방류)를 읽고, 시각은 비고에 시각이 있으면 그 시각, 없으면 방류시작시간(2012-08-24 15:00)으로 한다. Approval이 authorizes로, 충주댐이 performedOnDam으로 연결된다.</w:t>
-            </w:r>
-          </w:p>
-        </w:tc>
-      </w:tr>
-      <w:tr>
-        <w:trPr>
-          <w:cantSplit/>
-          <w:jc w:val="center"/>
-        </w:trPr>
-        <w:tc>
-          <w:tcPr>
-            <w:tcW w:w="3000" w:type="dxa"/>
-            <w:shd w:val="clear" w:color="auto" w:fill="EEF5FA"/>
-            <w:tcMar>
-              <w:top w:w="80" w:type="dxa"/>
-              <w:left w:w="110" w:type="dxa"/>
-              <w:bottom w:w="80" w:type="dxa"/>
-              <w:right w:w="110" w:type="dxa"/>
-            </w:tcMar>
-            <w:vAlign w:val="center"/>
-          </w:tcPr>
-          <w:p>
-            <w:pPr>
-              <w:spacing w:after="20" w:line="252" w:lineRule="auto"/>
-              <w:jc w:val="center"/>
-            </w:pPr>
-            <w:r>
-              <w:rPr>
-                <w:b/>
-                <w:color w:val="1F4E79"/>
-                <w:sz w:val="18"/>
-                <w:szCs w:val="18"/>
-                <w:lang w:eastAsia="ko-KR"/>
-              </w:rPr>
-              <w:t xml:space="preserve">수문기상 시간 자료</w:t>
-            </w:r>
-          </w:p>
-          <w:p>
-            <w:pPr>
-              <w:spacing w:after="20" w:line="252" w:lineRule="auto"/>
-              <w:jc w:val="center"/>
-            </w:pPr>
-            <w:r>
-              <w:rPr>
-                <w:b/>
-                <w:color w:val="1F4E79"/>
-                <w:sz w:val="18"/>
-                <w:szCs w:val="18"/>
-                <w:lang w:eastAsia="ko-KR"/>
-              </w:rPr>
-              <w:t xml:space="preserve">(충주댐 수위, 시간별 값)</w:t>
-            </w:r>
-          </w:p>
-        </w:tc>
-        <w:tc>
-          <w:tcPr>
-            <w:tcW w:w="6972" w:type="dxa"/>
-            <w:tcMar>
-              <w:top w:w="80" w:type="dxa"/>
-              <w:left w:w="110" w:type="dxa"/>
-              <w:bottom w:w="80" w:type="dxa"/>
-              <w:right w:w="110" w:type="dxa"/>
-            </w:tcMar>
-            <w:vAlign w:val="center"/>
-          </w:tcPr>
-          <w:p>
-            <w:pPr>
-              <w:spacing w:after="20" w:line="252" w:lineRule="auto"/>
-            </w:pPr>
-            <w:r>
-              <w:rPr>
-                <w:sz w:val="18"/>
-                <w:szCs w:val="18"/>
-                <w:lang w:eastAsia="ko-KR"/>
-              </w:rPr>
-              <w:t xml:space="preserve">값은 KG에 넣지 않는다. 댐 × 변수마다 상태 개체 HMS:1003110:수위를 만들고, 변수 종류와 측정값을 찾아가는 키(stationCode = 1003110)만 둔다. 질문이 오면 이 키와 시각으로 측정자료 저장소에서 값을 읽는다.</w:t>
-            </w:r>
-          </w:p>
-        </w:tc>
-      </w:tr>
-      <w:tr>
-        <w:trPr>
-          <w:cantSplit/>
-          <w:jc w:val="center"/>
-        </w:trPr>
-        <w:tc>
-          <w:tcPr>
-            <w:tcW w:w="3000" w:type="dxa"/>
-            <w:shd w:val="clear" w:color="auto" w:fill="EEF5FA"/>
-            <w:tcMar>
-              <w:top w:w="80" w:type="dxa"/>
-              <w:left w:w="110" w:type="dxa"/>
-              <w:bottom w:w="80" w:type="dxa"/>
-              <w:right w:w="110" w:type="dxa"/>
-            </w:tcMar>
-            <w:vAlign w:val="center"/>
-          </w:tcPr>
-          <w:p>
-            <w:pPr>
-              <w:spacing w:after="20" w:line="252" w:lineRule="auto"/>
-              <w:jc w:val="center"/>
-            </w:pPr>
-            <w:r>
-              <w:rPr>
-                <w:b/>
-                <w:color w:val="1F4E79"/>
-                <w:sz w:val="18"/>
-                <w:szCs w:val="18"/>
-                <w:lang w:eastAsia="ko-KR"/>
-              </w:rPr>
-              <w:t xml:space="preserve">연계운영규정 별표3의 충주댐 행</w:t>
-            </w:r>
-          </w:p>
-        </w:tc>
-        <w:tc>
-          <w:tcPr>
-            <w:tcW w:w="6972" w:type="dxa"/>
-            <w:tcMar>
-              <w:top w:w="80" w:type="dxa"/>
-              <w:left w:w="110" w:type="dxa"/>
-              <w:bottom w:w="80" w:type="dxa"/>
-              <w:right w:w="110" w:type="dxa"/>
-            </w:tcMar>
-            <w:vAlign w:val="center"/>
-          </w:tcPr>
-          <w:p>
-            <w:pPr>
-              <w:spacing w:after="20" w:line="252" w:lineRule="auto"/>
-            </w:pPr>
-            <w:r>
-              <w:rPr>
-                <w:sz w:val="18"/>
-                <w:szCs w:val="18"/>
-                <w:lang w:eastAsia="ko-KR"/>
-              </w:rPr>
-              <w:t xml:space="preserve">Criterion 개체 CRI:CR-02: 홍수기 제한수위 138.0 EL.m, 충주댐에 appliesToDam으로 연결된다. 별표3 원문은 문서 저장소에 두고, KG에는 위치(sourceLocator = 별표 3)만 둔다.</w:t>
-            </w:r>
-          </w:p>
-        </w:tc>
-      </w:tr>
-      <w:tr>
-        <w:trPr>
-          <w:cantSplit/>
-          <w:jc w:val="center"/>
-        </w:trPr>
-        <w:tc>
-          <w:tcPr>
-            <w:tcW w:w="3000" w:type="dxa"/>
-            <w:shd w:val="clear" w:color="auto" w:fill="EEF5FA"/>
-            <w:tcMar>
-              <w:top w:w="80" w:type="dxa"/>
-              <w:left w:w="110" w:type="dxa"/>
-              <w:bottom w:w="80" w:type="dxa"/>
-              <w:right w:w="110" w:type="dxa"/>
-            </w:tcMar>
-            <w:vAlign w:val="center"/>
-          </w:tcPr>
-          <w:p>
-            <w:pPr>
-              <w:spacing w:after="20" w:line="252" w:lineRule="auto"/>
-              <w:jc w:val="center"/>
-            </w:pPr>
-            <w:r>
-              <w:rPr>
-                <w:b/>
-                <w:color w:val="1F4E79"/>
-                <w:sz w:val="18"/>
-                <w:szCs w:val="18"/>
-                <w:lang w:eastAsia="ko-KR"/>
-              </w:rPr>
-              <w:t xml:space="preserve">댐 기본 정보</w:t>
-            </w:r>
-          </w:p>
-        </w:tc>
-        <w:tc>
-          <w:tcPr>
-            <w:tcW w:w="6972" w:type="dxa"/>
-            <w:tcMar>
-              <w:top w:w="80" w:type="dxa"/>
-              <w:left w:w="110" w:type="dxa"/>
-              <w:bottom w:w="80" w:type="dxa"/>
-              <w:right w:w="110" w:type="dxa"/>
-            </w:tcMar>
-            <w:vAlign w:val="center"/>
-          </w:tcPr>
-          <w:p>
-            <w:pPr>
-              <w:spacing w:after="20" w:line="252" w:lineRule="auto"/>
-            </w:pPr>
-            <w:r>
-              <w:rPr>
-                <w:sz w:val="18"/>
-                <w:szCs w:val="18"/>
-                <w:lang w:eastAsia="ko-KR"/>
-              </w:rPr>
-              <w:t xml:space="preserve">Dam 개체 DAM:1003110: 댐 이름(충주댐), 댐 유형(다목적댐).</w:t>
-            </w:r>
-          </w:p>
-        </w:tc>
-      </w:tr>
-    </w:tbl>
-    <w:p>
-      <w:pPr>
-        <w:spacing w:after="60"/>
-        <w:rPr>
-          <w:lang w:eastAsia="ko-KR"/>
-        </w:rPr>
-      </w:pPr>
     </w:p>
     <w:p>
       <w:pPr>
@@ -2904,206 +5052,8 @@
           <w:szCs w:val="19"/>
           <w:lang w:eastAsia="ko-KR"/>
         </w:rPr>
-        <w:t xml:space="preserve">근거 묶음 (발췌, 운영행위 14개 중 일부)</w:t>
+        <w:t xml:space="preserve">이 질문에 대해 근거 묶음은 다음 구역으로 구성된다 (충주댐 기준).</w:t>
       </w:r>
-    </w:p>
-    <w:tbl>
-      <w:tblPr>
-        <w:tblW w:w="9972" w:type="dxa"/>
-        <w:jc w:val="center"/>
-        <w:tblBorders>
-          <w:top w:val="single" w:sz="5" w:space="0" w:color="A6A6A6"/>
-          <w:left w:val="single" w:sz="5" w:space="0" w:color="A6A6A6"/>
-          <w:bottom w:val="single" w:sz="5" w:space="0" w:color="A6A6A6"/>
-          <w:right w:val="single" w:sz="5" w:space="0" w:color="A6A6A6"/>
-          <w:insideH w:val="single" w:sz="5" w:space="0" w:color="A6A6A6"/>
-          <w:insideV w:val="single" w:sz="5" w:space="0" w:color="A6A6A6"/>
-        </w:tblBorders>
-        <w:tblLayout w:type="fixed"/>
-      </w:tblPr>
-      <w:tblGrid>
-        <w:gridCol w:w="9972"/>
-      </w:tblGrid>
-      <w:tr>
-        <w:trPr>
-          <w:jc w:val="center"/>
-        </w:trPr>
-        <w:tc>
-          <w:tcPr>
-            <w:tcW w:w="9972" w:type="dxa"/>
-            <w:shd w:val="clear" w:color="auto" w:fill="F7F7F7"/>
-            <w:tcMar>
-              <w:top w:w="80" w:type="dxa"/>
-              <w:left w:w="110" w:type="dxa"/>
-              <w:bottom w:w="80" w:type="dxa"/>
-              <w:right w:w="110" w:type="dxa"/>
-            </w:tcMar>
-            <w:vAlign w:val="center"/>
-          </w:tcPr>
-          <w:p>
-            <w:pPr>
-              <w:spacing w:after="20" w:line="252" w:lineRule="auto"/>
-            </w:pPr>
-            <w:r>
-              <w:rPr>
-                <w:rFonts w:ascii="Consolas" w:hAnsi="Consolas" w:cs="Consolas" w:eastAsia="맑은 고딕"/>
-                <w:sz w:val="14"/>
-                <w:szCs w:val="14"/>
-                <w:lang w:eastAsia="ko-KR"/>
-              </w:rPr>
-              <w:t xml:space="preserve">[근거 1. 현재 상태] (CQ1)  저장된 가장 최근 시각이며 실시간이 아님</w:t>
-            </w:r>
-          </w:p>
-          <w:p>
-            <w:pPr>
-              <w:spacing w:after="20" w:line="252" w:lineRule="auto"/>
-            </w:pPr>
-            <w:r>
-              <w:rPr>
-                <w:rFonts w:ascii="Consolas" w:hAnsi="Consolas" w:cs="Consolas" w:eastAsia="맑은 고딕"/>
-                <w:sz w:val="14"/>
-                <w:szCs w:val="14"/>
-                <w:lang w:eastAsia="ko-KR"/>
-              </w:rPr>
-              <w:t xml:space="preserve">[MEA:1003110:2026092823] 2026-09-28 23:00  수위 131.6689 EL.m, 유입량 14.402 CMS, 총방류량 0.43 CMS, 저수율 54.2 % …</w:t>
-            </w:r>
-          </w:p>
-          <w:p>
-            <w:pPr>
-              <w:spacing w:after="20" w:line="252" w:lineRule="auto"/>
-            </w:pPr>
-            <w:r>
-              <w:rPr>
-                <w:rFonts w:ascii="Consolas" w:hAnsi="Consolas" w:cs="Consolas" w:eastAsia="맑은 고딕"/>
-                <w:sz w:val="14"/>
-                <w:szCs w:val="14"/>
-                <w:lang w:eastAsia="ko-KR"/>
-              </w:rPr>
-              <w:t xml:space="preserve">[근거 2. 운영기준] (CQ5)   [CRI:CR-02] 충주댐 홍수기 제한수위: 138.0 EL.m   [EVI:LAW:별표3] 원문 …</w:t>
-            </w:r>
-          </w:p>
-          <w:p>
-            <w:pPr>
-              <w:spacing w:after="20" w:line="252" w:lineRule="auto"/>
-            </w:pPr>
-            <w:r>
-              <w:rPr>
-                <w:rFonts w:ascii="Consolas" w:hAnsi="Consolas" w:cs="Consolas" w:eastAsia="맑은 고딕"/>
-                <w:sz w:val="14"/>
-                <w:szCs w:val="14"/>
-                <w:lang w:eastAsia="ko-KR"/>
-              </w:rPr>
-              <w:t xml:space="preserve">[근거 3. 운영행위와 허가한 승인] (CQ3)</w:t>
-            </w:r>
-          </w:p>
-          <w:p>
-            <w:pPr>
-              <w:spacing w:after="20" w:line="252" w:lineRule="auto"/>
-            </w:pPr>
-            <w:r>
-              <w:rPr>
-                <w:rFonts w:ascii="Consolas" w:hAnsi="Consolas" w:cs="Consolas" w:eastAsia="맑은 고딕"/>
-                <w:sz w:val="14"/>
-                <w:szCs w:val="14"/>
-                <w:lang w:eastAsia="ko-KR"/>
-              </w:rPr>
-              <w:t xml:space="preserve">[OPR:1368:1] 탄력적 방류, 시각 2012-08-24 15:00 ← 승인 [APR:1368]   [OPR:3412:1] 방류, 시각 2020-08-02 18:00 ← 승인 [APR:3412] …</w:t>
-            </w:r>
-          </w:p>
-          <w:p>
-            <w:pPr>
-              <w:spacing w:after="20" w:line="252" w:lineRule="auto"/>
-            </w:pPr>
-            <w:r>
-              <w:rPr>
-                <w:rFonts w:ascii="Consolas" w:hAnsi="Consolas" w:cs="Consolas" w:eastAsia="맑은 고딕"/>
-                <w:sz w:val="14"/>
-                <w:szCs w:val="14"/>
-                <w:lang w:eastAsia="ko-KR"/>
-              </w:rPr>
-              <w:t xml:space="preserve">[근거 4. 운영 시각의 상태] (CQ2)</w:t>
-            </w:r>
-          </w:p>
-          <w:p>
-            <w:pPr>
-              <w:spacing w:after="20" w:line="252" w:lineRule="auto"/>
-            </w:pPr>
-            <w:r>
-              <w:rPr>
-                <w:rFonts w:ascii="Consolas" w:hAnsi="Consolas" w:cs="Consolas" w:eastAsia="맑은 고딕"/>
-                <w:sz w:val="14"/>
-                <w:szCs w:val="14"/>
-                <w:lang w:eastAsia="ko-KR"/>
-              </w:rPr>
-              <w:t xml:space="preserve">[OPR:1368:1] 2012-08-24 15:00</w:t>
-            </w:r>
-          </w:p>
-          <w:p>
-            <w:pPr>
-              <w:spacing w:after="20" w:line="252" w:lineRule="auto"/>
-            </w:pPr>
-            <w:r>
-              <w:rPr>
-                <w:rFonts w:ascii="Consolas" w:hAnsi="Consolas" w:cs="Consolas" w:eastAsia="맑은 고딕"/>
-                <w:sz w:val="14"/>
-                <w:szCs w:val="14"/>
-                <w:lang w:eastAsia="ko-KR"/>
-              </w:rPr>
-              <w:t xml:space="preserve">  [MEA:1003110:2012082415] 수위 134.17 EL.m, 유입량 1107.905 CMS, 총방류량 692.183 CMS, 저수율 61.7 % …</w:t>
-            </w:r>
-          </w:p>
-          <w:p>
-            <w:pPr>
-              <w:spacing w:after="20" w:line="252" w:lineRule="auto"/>
-            </w:pPr>
-            <w:r>
-              <w:rPr>
-                <w:rFonts w:ascii="Consolas" w:hAnsi="Consolas" w:cs="Consolas" w:eastAsia="맑은 고딕"/>
-                <w:sz w:val="14"/>
-                <w:szCs w:val="14"/>
-                <w:lang w:eastAsia="ko-KR"/>
-              </w:rPr>
-              <w:t xml:space="preserve">[근거 5. 방류 승인] (CQ4)  [APR:1368] 승인일 2012-08-24: 방류시작 2012-08-24 15:00; 접수방류량 2000㎥/s; 비고: 이내 탄력적 조정 …</w:t>
-            </w:r>
-          </w:p>
-          <w:p>
-            <w:pPr>
-              <w:spacing w:after="20" w:line="252" w:lineRule="auto"/>
-            </w:pPr>
-            <w:r>
-              <w:rPr>
-                <w:rFonts w:ascii="Consolas" w:hAnsi="Consolas" w:cs="Consolas" w:eastAsia="맑은 고딕"/>
-                <w:sz w:val="14"/>
-                <w:szCs w:val="14"/>
-                <w:lang w:eastAsia="ko-KR"/>
-              </w:rPr>
-              <w:t xml:space="preserve">[근거 6. 출처] (CQ6)  [EVI:AP:1368] 환경부 한강홍수통제소 홍수예보 댐방류승인, 위치: 순차번호 1368 ← [OPR:1368:1], [APR:1368] …</w:t>
-            </w:r>
-          </w:p>
-          <w:p>
-            <w:pPr>
-              <w:spacing w:after="20" w:line="252" w:lineRule="auto"/>
-            </w:pPr>
-            <w:r>
-              <w:rPr>
-                <w:rFonts w:ascii="Consolas" w:hAnsi="Consolas" w:cs="Consolas" w:eastAsia="맑은 고딕"/>
-                <w:sz w:val="14"/>
-                <w:szCs w:val="14"/>
-                <w:lang w:eastAsia="ko-KR"/>
-              </w:rPr>
-              <w:t xml:space="preserve">[근거 사용 원칙] 1. 근거에 있는 내용만 사실로 쓰고 문장마다 출처 번호를 붙인다. 2. 비교·해석은 LLM의 판단임을 밝히고 어느 근거에서 나온 판단인지 적는다. 3. 근거에 없으면 “자료에 없음”이라고 답한다.</w:t>
-            </w:r>
-          </w:p>
-        </w:tc>
-      </w:tr>
-    </w:tbl>
-    <w:p>
-      <w:pPr>
-        <w:spacing w:after="60"/>
-        <w:rPr>
-          <w:lang w:eastAsia="ko-KR"/>
-        </w:rPr>
-      </w:pPr>
     </w:p>
     <w:tbl>
       <w:tblPr>
@@ -3121,10 +5071,10 @@
         <w:tblLook w:val="04A0" w:firstRow="1" w:lastRow="0" w:firstColumn="1" w:lastColumn="0" w:noHBand="0" w:noVBand="1"/>
       </w:tblPr>
       <w:tblGrid>
-        <w:gridCol w:w="2500"/>
-        <w:gridCol w:w="2486"/>
         <w:gridCol w:w="2300"/>
-        <w:gridCol w:w="2686"/>
+        <w:gridCol w:w="2900"/>
+        <w:gridCol w:w="2200"/>
+        <w:gridCol w:w="2572"/>
       </w:tblGrid>
       <w:tr>
         <w:trPr>
@@ -3134,7 +5084,7 @@
         </w:trPr>
         <w:tc>
           <w:tcPr>
-            <w:tcW w:w="2500" w:type="dxa"/>
+            <w:tcW w:w="2300" w:type="dxa"/>
             <w:shd w:val="clear" w:color="auto" w:fill="D9EAF7"/>
             <w:tcMar>
               <w:top w:w="80" w:type="dxa"/>
@@ -3156,13 +5106,13 @@
                 <w:szCs w:val="17"/>
                 <w:lang w:eastAsia="ko-KR"/>
               </w:rPr>
-              <w:t xml:space="preserve">표시</w:t>
-            </w:r>
-          </w:p>
-        </w:tc>
-        <w:tc>
-          <w:tcPr>
-            <w:tcW w:w="2486" w:type="dxa"/>
+              <w:t xml:space="preserve">근거 구역</w:t>
+            </w:r>
+          </w:p>
+        </w:tc>
+        <w:tc>
+          <w:tcPr>
+            <w:tcW w:w="2900" w:type="dxa"/>
             <w:shd w:val="clear" w:color="auto" w:fill="D9EAF7"/>
             <w:tcMar>
               <w:top w:w="80" w:type="dxa"/>
@@ -3184,13 +5134,13 @@
                 <w:szCs w:val="17"/>
                 <w:lang w:eastAsia="ko-KR"/>
               </w:rPr>
-              <w:t xml:space="preserve">뜻</w:t>
-            </w:r>
-          </w:p>
-        </w:tc>
-        <w:tc>
-          <w:tcPr>
-            <w:tcW w:w="2300" w:type="dxa"/>
+              <w:t xml:space="preserve">담기는 것</w:t>
+            </w:r>
+          </w:p>
+        </w:tc>
+        <w:tc>
+          <w:tcPr>
+            <w:tcW w:w="2200" w:type="dxa"/>
             <w:shd w:val="clear" w:color="auto" w:fill="D9EAF7"/>
             <w:tcMar>
               <w:top w:w="80" w:type="dxa"/>
@@ -3212,13 +5162,13 @@
                 <w:szCs w:val="17"/>
                 <w:lang w:eastAsia="ko-KR"/>
               </w:rPr>
-              <w:t xml:space="preserve">표시</w:t>
-            </w:r>
-          </w:p>
-        </w:tc>
-        <w:tc>
-          <w:tcPr>
-            <w:tcW w:w="2686" w:type="dxa"/>
+              <w:t xml:space="preserve">출처 번호</w:t>
+            </w:r>
+          </w:p>
+        </w:tc>
+        <w:tc>
+          <w:tcPr>
+            <w:tcW w:w="2572" w:type="dxa"/>
             <w:shd w:val="clear" w:color="auto" w:fill="D9EAF7"/>
             <w:tcMar>
               <w:top w:w="80" w:type="dxa"/>
@@ -3240,7 +5190,7 @@
                 <w:szCs w:val="17"/>
                 <w:lang w:eastAsia="ko-KR"/>
               </w:rPr>
-              <w:t xml:space="preserve">뜻</w:t>
+              <w:t xml:space="preserve">충주댐의 경우</w:t>
             </w:r>
           </w:p>
         </w:tc>
@@ -3252,32 +5202,36 @@
         </w:trPr>
         <w:tc>
           <w:tcPr>
-            <w:tcW w:w="2500" w:type="dxa"/>
-            <w:tcMar>
-              <w:top w:w="80" w:type="dxa"/>
-              <w:left w:w="110" w:type="dxa"/>
-              <w:bottom w:w="80" w:type="dxa"/>
-              <w:right w:w="110" w:type="dxa"/>
-            </w:tcMar>
-            <w:vAlign w:val="center"/>
-          </w:tcPr>
-          <w:p>
-            <w:pPr>
-              <w:spacing w:after="20" w:line="252" w:lineRule="auto"/>
-            </w:pPr>
-            <w:r>
-              <w:rPr>
+            <w:tcW w:w="2300" w:type="dxa"/>
+            <w:shd w:val="clear" w:color="auto" w:fill="EEF5FA"/>
+            <w:tcMar>
+              <w:top w:w="80" w:type="dxa"/>
+              <w:left w:w="110" w:type="dxa"/>
+              <w:bottom w:w="80" w:type="dxa"/>
+              <w:right w:w="110" w:type="dxa"/>
+            </w:tcMar>
+            <w:vAlign w:val="center"/>
+          </w:tcPr>
+          <w:p>
+            <w:pPr>
+              <w:spacing w:after="20" w:line="252" w:lineRule="auto"/>
+              <w:jc w:val="center"/>
+            </w:pPr>
+            <w:r>
+              <w:rPr>
+                <w:b/>
+                <w:color w:val="1F4E79"/>
                 <w:sz w:val="17"/>
                 <w:szCs w:val="17"/>
                 <w:lang w:eastAsia="ko-KR"/>
               </w:rPr>
-              <w:t xml:space="preserve">[MEA:관측소코드:시각]</w:t>
-            </w:r>
-          </w:p>
-        </w:tc>
-        <w:tc>
-          <w:tcPr>
-            <w:tcW w:w="2486" w:type="dxa"/>
+              <w:t xml:space="preserve">1 현재 상태 (CQ1)</w:t>
+            </w:r>
+          </w:p>
+        </w:tc>
+        <w:tc>
+          <w:tcPr>
+            <w:tcW w:w="2900" w:type="dxa"/>
             <w:tcMar>
               <w:top w:w="80" w:type="dxa"/>
               <w:left w:w="110" w:type="dxa"/>
@@ -3296,13 +5250,13 @@
                 <w:szCs w:val="17"/>
                 <w:lang w:eastAsia="ko-KR"/>
               </w:rPr>
-              <w:t xml:space="preserve">측정값 한 행 (측정자료 저장소)</w:t>
-            </w:r>
-          </w:p>
-        </w:tc>
-        <w:tc>
-          <w:tcPr>
-            <w:tcW w:w="2300" w:type="dxa"/>
+              <w:t xml:space="preserve">저장된 가장 최근 시각의 6개 변수</w:t>
+            </w:r>
+          </w:p>
+        </w:tc>
+        <w:tc>
+          <w:tcPr>
+            <w:tcW w:w="2200" w:type="dxa"/>
             <w:tcMar>
               <w:top w:w="80" w:type="dxa"/>
               <w:left w:w="110" w:type="dxa"/>
@@ -3321,13 +5275,13 @@
                 <w:szCs w:val="17"/>
                 <w:lang w:eastAsia="ko-KR"/>
               </w:rPr>
-              <w:t xml:space="preserve">[APR:순차번호]</w:t>
-            </w:r>
-          </w:p>
-        </w:tc>
-        <w:tc>
-          <w:tcPr>
-            <w:tcW w:w="2686" w:type="dxa"/>
+              <w:t xml:space="preserve">[MEA:관측소코드:시각]</w:t>
+            </w:r>
+          </w:p>
+        </w:tc>
+        <w:tc>
+          <w:tcPr>
+            <w:tcW w:w="2572" w:type="dxa"/>
             <w:tcMar>
               <w:top w:w="80" w:type="dxa"/>
               <w:left w:w="110" w:type="dxa"/>
@@ -3346,7 +5300,20 @@
                 <w:szCs w:val="17"/>
                 <w:lang w:eastAsia="ko-KR"/>
               </w:rPr>
-              <w:t xml:space="preserve">방류 승인 한 건</w:t>
+              <w:t xml:space="preserve">2026-09-28 23:00</w:t>
+            </w:r>
+          </w:p>
+          <w:p>
+            <w:pPr>
+              <w:spacing w:after="20" w:line="252" w:lineRule="auto"/>
+            </w:pPr>
+            <w:r>
+              <w:rPr>
+                <w:sz w:val="17"/>
+                <w:szCs w:val="17"/>
+                <w:lang w:eastAsia="ko-KR"/>
+              </w:rPr>
+              <w:t xml:space="preserve">수위 131.6689 EL.m, 유입량 14.402 CMS …</w:t>
             </w:r>
           </w:p>
         </w:tc>
@@ -3358,32 +5325,36 @@
         </w:trPr>
         <w:tc>
           <w:tcPr>
-            <w:tcW w:w="2500" w:type="dxa"/>
-            <w:tcMar>
-              <w:top w:w="80" w:type="dxa"/>
-              <w:left w:w="110" w:type="dxa"/>
-              <w:bottom w:w="80" w:type="dxa"/>
-              <w:right w:w="110" w:type="dxa"/>
-            </w:tcMar>
-            <w:vAlign w:val="center"/>
-          </w:tcPr>
-          <w:p>
-            <w:pPr>
-              <w:spacing w:after="20" w:line="252" w:lineRule="auto"/>
-            </w:pPr>
-            <w:r>
-              <w:rPr>
+            <w:tcW w:w="2300" w:type="dxa"/>
+            <w:shd w:val="clear" w:color="auto" w:fill="EEF5FA"/>
+            <w:tcMar>
+              <w:top w:w="80" w:type="dxa"/>
+              <w:left w:w="110" w:type="dxa"/>
+              <w:bottom w:w="80" w:type="dxa"/>
+              <w:right w:w="110" w:type="dxa"/>
+            </w:tcMar>
+            <w:vAlign w:val="center"/>
+          </w:tcPr>
+          <w:p>
+            <w:pPr>
+              <w:spacing w:after="20" w:line="252" w:lineRule="auto"/>
+              <w:jc w:val="center"/>
+            </w:pPr>
+            <w:r>
+              <w:rPr>
+                <w:b/>
+                <w:color w:val="1F4E79"/>
                 <w:sz w:val="17"/>
                 <w:szCs w:val="17"/>
                 <w:lang w:eastAsia="ko-KR"/>
               </w:rPr>
-              <w:t xml:space="preserve">[OPR:승인번호:순번]</w:t>
-            </w:r>
-          </w:p>
-        </w:tc>
-        <w:tc>
-          <w:tcPr>
-            <w:tcW w:w="2486" w:type="dxa"/>
+              <w:t xml:space="preserve">2 운영기준 (CQ5)</w:t>
+            </w:r>
+          </w:p>
+        </w:tc>
+        <w:tc>
+          <w:tcPr>
+            <w:tcW w:w="2900" w:type="dxa"/>
             <w:tcMar>
               <w:top w:w="80" w:type="dxa"/>
               <w:left w:w="110" w:type="dxa"/>
@@ -3402,13 +5373,13 @@
                 <w:szCs w:val="17"/>
                 <w:lang w:eastAsia="ko-KR"/>
               </w:rPr>
-              <w:t xml:space="preserve">운영행위 (비고에서 읽은 방류 조작)</w:t>
-            </w:r>
-          </w:p>
-        </w:tc>
-        <w:tc>
-          <w:tcPr>
-            <w:tcW w:w="2300" w:type="dxa"/>
+              <w:t xml:space="preserve">제한수위와 별표3 원문</w:t>
+            </w:r>
+          </w:p>
+        </w:tc>
+        <w:tc>
+          <w:tcPr>
+            <w:tcW w:w="2200" w:type="dxa"/>
             <w:tcMar>
               <w:top w:w="80" w:type="dxa"/>
               <w:left w:w="110" w:type="dxa"/>
@@ -3430,18 +5401,6 @@
               <w:t xml:space="preserve">[CRI:번호]</w:t>
             </w:r>
           </w:p>
-        </w:tc>
-        <w:tc>
-          <w:tcPr>
-            <w:tcW w:w="2686" w:type="dxa"/>
-            <w:tcMar>
-              <w:top w:w="80" w:type="dxa"/>
-              <w:left w:w="110" w:type="dxa"/>
-              <w:bottom w:w="80" w:type="dxa"/>
-              <w:right w:w="110" w:type="dxa"/>
-            </w:tcMar>
-            <w:vAlign w:val="center"/>
-          </w:tcPr>
           <w:p>
             <w:pPr>
               <w:spacing w:after="20" w:line="252" w:lineRule="auto"/>
@@ -3452,7 +5411,32 @@
                 <w:szCs w:val="17"/>
                 <w:lang w:eastAsia="ko-KR"/>
               </w:rPr>
-              <w:t xml:space="preserve">운영기준 (제한수위)</w:t>
+              <w:t xml:space="preserve">[EVI:LAW:별표3]</w:t>
+            </w:r>
+          </w:p>
+        </w:tc>
+        <w:tc>
+          <w:tcPr>
+            <w:tcW w:w="2572" w:type="dxa"/>
+            <w:tcMar>
+              <w:top w:w="80" w:type="dxa"/>
+              <w:left w:w="110" w:type="dxa"/>
+              <w:bottom w:w="80" w:type="dxa"/>
+              <w:right w:w="110" w:type="dxa"/>
+            </w:tcMar>
+            <w:vAlign w:val="center"/>
+          </w:tcPr>
+          <w:p>
+            <w:pPr>
+              <w:spacing w:after="20" w:line="252" w:lineRule="auto"/>
+            </w:pPr>
+            <w:r>
+              <w:rPr>
+                <w:sz w:val="17"/>
+                <w:szCs w:val="17"/>
+                <w:lang w:eastAsia="ko-KR"/>
+              </w:rPr>
+              <w:t xml:space="preserve">홍수기 제한수위 138.0 EL.m</w:t>
             </w:r>
           </w:p>
         </w:tc>
@@ -3464,32 +5448,36 @@
         </w:trPr>
         <w:tc>
           <w:tcPr>
-            <w:tcW w:w="2500" w:type="dxa"/>
-            <w:tcMar>
-              <w:top w:w="80" w:type="dxa"/>
-              <w:left w:w="110" w:type="dxa"/>
-              <w:bottom w:w="80" w:type="dxa"/>
-              <w:right w:w="110" w:type="dxa"/>
-            </w:tcMar>
-            <w:vAlign w:val="center"/>
-          </w:tcPr>
-          <w:p>
-            <w:pPr>
-              <w:spacing w:after="20" w:line="252" w:lineRule="auto"/>
-            </w:pPr>
-            <w:r>
-              <w:rPr>
+            <w:tcW w:w="2300" w:type="dxa"/>
+            <w:shd w:val="clear" w:color="auto" w:fill="EEF5FA"/>
+            <w:tcMar>
+              <w:top w:w="80" w:type="dxa"/>
+              <w:left w:w="110" w:type="dxa"/>
+              <w:bottom w:w="80" w:type="dxa"/>
+              <w:right w:w="110" w:type="dxa"/>
+            </w:tcMar>
+            <w:vAlign w:val="center"/>
+          </w:tcPr>
+          <w:p>
+            <w:pPr>
+              <w:spacing w:after="20" w:line="252" w:lineRule="auto"/>
+              <w:jc w:val="center"/>
+            </w:pPr>
+            <w:r>
+              <w:rPr>
+                <w:b/>
+                <w:color w:val="1F4E79"/>
                 <w:sz w:val="17"/>
                 <w:szCs w:val="17"/>
                 <w:lang w:eastAsia="ko-KR"/>
               </w:rPr>
-              <w:t xml:space="preserve">[EVI:…]</w:t>
-            </w:r>
-          </w:p>
-        </w:tc>
-        <w:tc>
-          <w:tcPr>
-            <w:tcW w:w="2486" w:type="dxa"/>
+              <w:t xml:space="preserve">3 운영행위와 승인 (CQ3)</w:t>
+            </w:r>
+          </w:p>
+        </w:tc>
+        <w:tc>
+          <w:tcPr>
+            <w:tcW w:w="2900" w:type="dxa"/>
             <w:tcMar>
               <w:top w:w="80" w:type="dxa"/>
               <w:left w:w="110" w:type="dxa"/>
@@ -3508,13 +5496,13 @@
                 <w:szCs w:val="17"/>
                 <w:lang w:eastAsia="ko-KR"/>
               </w:rPr>
-              <w:t xml:space="preserve">근거자료 (승인 기록, 측정자료, 별표3)</w:t>
-            </w:r>
-          </w:p>
-        </w:tc>
-        <w:tc>
-          <w:tcPr>
-            <w:tcW w:w="2300" w:type="dxa"/>
+              <w:t xml:space="preserve">운영행위(종류, 시각)와 그것을 허가한 승인</w:t>
+            </w:r>
+          </w:p>
+        </w:tc>
+        <w:tc>
+          <w:tcPr>
+            <w:tcW w:w="2200" w:type="dxa"/>
             <w:tcMar>
               <w:top w:w="80" w:type="dxa"/>
               <w:left w:w="110" w:type="dxa"/>
@@ -3533,21 +5521,9 @@
                 <w:szCs w:val="17"/>
                 <w:lang w:eastAsia="ko-KR"/>
               </w:rPr>
-              <w:t xml:space="preserve">[근거 N]</w:t>
-            </w:r>
-          </w:p>
-        </w:tc>
-        <w:tc>
-          <w:tcPr>
-            <w:tcW w:w="2686" w:type="dxa"/>
-            <w:tcMar>
-              <w:top w:w="80" w:type="dxa"/>
-              <w:left w:w="110" w:type="dxa"/>
-              <w:bottom w:w="80" w:type="dxa"/>
-              <w:right w:w="110" w:type="dxa"/>
-            </w:tcMar>
-            <w:vAlign w:val="center"/>
-          </w:tcPr>
+              <w:t xml:space="preserve">[OPR:승인번호:순번]</w:t>
+            </w:r>
+          </w:p>
           <w:p>
             <w:pPr>
               <w:spacing w:after="20" w:line="252" w:lineRule="auto"/>
@@ -3558,7 +5534,401 @@
                 <w:szCs w:val="17"/>
                 <w:lang w:eastAsia="ko-KR"/>
               </w:rPr>
-              <w:t xml:space="preserve">의도(CQ)별 구역</w:t>
+              <w:t xml:space="preserve">← [APR:승인번호]</w:t>
+            </w:r>
+          </w:p>
+        </w:tc>
+        <w:tc>
+          <w:tcPr>
+            <w:tcW w:w="2572" w:type="dxa"/>
+            <w:tcMar>
+              <w:top w:w="80" w:type="dxa"/>
+              <w:left w:w="110" w:type="dxa"/>
+              <w:bottom w:w="80" w:type="dxa"/>
+              <w:right w:w="110" w:type="dxa"/>
+            </w:tcMar>
+            <w:vAlign w:val="center"/>
+          </w:tcPr>
+          <w:p>
+            <w:pPr>
+              <w:spacing w:after="20" w:line="252" w:lineRule="auto"/>
+            </w:pPr>
+            <w:r>
+              <w:rPr>
+                <w:sz w:val="17"/>
+                <w:szCs w:val="17"/>
+                <w:lang w:eastAsia="ko-KR"/>
+              </w:rPr>
+              <w:t xml:space="preserve">운영행위 14개</w:t>
+            </w:r>
+          </w:p>
+          <w:p>
+            <w:pPr>
+              <w:spacing w:after="20" w:line="252" w:lineRule="auto"/>
+            </w:pPr>
+            <w:r>
+              <w:rPr>
+                <w:sz w:val="17"/>
+                <w:szCs w:val="17"/>
+                <w:lang w:eastAsia="ko-KR"/>
+              </w:rPr>
+              <w:t xml:space="preserve">예) 2012-08-24 15:00 탄력적 방류 ← 승인 1368</w:t>
+            </w:r>
+          </w:p>
+        </w:tc>
+      </w:tr>
+      <w:tr>
+        <w:trPr>
+          <w:cantSplit/>
+          <w:jc w:val="center"/>
+        </w:trPr>
+        <w:tc>
+          <w:tcPr>
+            <w:tcW w:w="2300" w:type="dxa"/>
+            <w:shd w:val="clear" w:color="auto" w:fill="EEF5FA"/>
+            <w:tcMar>
+              <w:top w:w="80" w:type="dxa"/>
+              <w:left w:w="110" w:type="dxa"/>
+              <w:bottom w:w="80" w:type="dxa"/>
+              <w:right w:w="110" w:type="dxa"/>
+            </w:tcMar>
+            <w:vAlign w:val="center"/>
+          </w:tcPr>
+          <w:p>
+            <w:pPr>
+              <w:spacing w:after="20" w:line="252" w:lineRule="auto"/>
+              <w:jc w:val="center"/>
+            </w:pPr>
+            <w:r>
+              <w:rPr>
+                <w:b/>
+                <w:color w:val="1F4E79"/>
+                <w:sz w:val="17"/>
+                <w:szCs w:val="17"/>
+                <w:lang w:eastAsia="ko-KR"/>
+              </w:rPr>
+              <w:t xml:space="preserve">4 운영 시각의 상태 (CQ2)</w:t>
+            </w:r>
+          </w:p>
+        </w:tc>
+        <w:tc>
+          <w:tcPr>
+            <w:tcW w:w="2900" w:type="dxa"/>
+            <w:tcMar>
+              <w:top w:w="80" w:type="dxa"/>
+              <w:left w:w="110" w:type="dxa"/>
+              <w:bottom w:w="80" w:type="dxa"/>
+              <w:right w:w="110" w:type="dxa"/>
+            </w:tcMar>
+            <w:vAlign w:val="center"/>
+          </w:tcPr>
+          <w:p>
+            <w:pPr>
+              <w:spacing w:after="20" w:line="252" w:lineRule="auto"/>
+            </w:pPr>
+            <w:r>
+              <w:rPr>
+                <w:sz w:val="17"/>
+                <w:szCs w:val="17"/>
+                <w:lang w:eastAsia="ko-KR"/>
+              </w:rPr>
+              <w:t xml:space="preserve">각 운영행위 시각의 6개 변수 (정각이 아니면 앞뒤 정시 2행)</w:t>
+            </w:r>
+          </w:p>
+        </w:tc>
+        <w:tc>
+          <w:tcPr>
+            <w:tcW w:w="2200" w:type="dxa"/>
+            <w:tcMar>
+              <w:top w:w="80" w:type="dxa"/>
+              <w:left w:w="110" w:type="dxa"/>
+              <w:bottom w:w="80" w:type="dxa"/>
+              <w:right w:w="110" w:type="dxa"/>
+            </w:tcMar>
+            <w:vAlign w:val="center"/>
+          </w:tcPr>
+          <w:p>
+            <w:pPr>
+              <w:spacing w:after="20" w:line="252" w:lineRule="auto"/>
+            </w:pPr>
+            <w:r>
+              <w:rPr>
+                <w:sz w:val="17"/>
+                <w:szCs w:val="17"/>
+                <w:lang w:eastAsia="ko-KR"/>
+              </w:rPr>
+              <w:t xml:space="preserve">[MEA:관측소코드:시각]</w:t>
+            </w:r>
+          </w:p>
+        </w:tc>
+        <w:tc>
+          <w:tcPr>
+            <w:tcW w:w="2572" w:type="dxa"/>
+            <w:tcMar>
+              <w:top w:w="80" w:type="dxa"/>
+              <w:left w:w="110" w:type="dxa"/>
+              <w:bottom w:w="80" w:type="dxa"/>
+              <w:right w:w="110" w:type="dxa"/>
+            </w:tcMar>
+            <w:vAlign w:val="center"/>
+          </w:tcPr>
+          <w:p>
+            <w:pPr>
+              <w:spacing w:after="20" w:line="252" w:lineRule="auto"/>
+            </w:pPr>
+            <w:r>
+              <w:rPr>
+                <w:sz w:val="17"/>
+                <w:szCs w:val="17"/>
+                <w:lang w:eastAsia="ko-KR"/>
+              </w:rPr>
+              <w:t xml:space="preserve">2012-08-24 15:00</w:t>
+            </w:r>
+          </w:p>
+          <w:p>
+            <w:pPr>
+              <w:spacing w:after="20" w:line="252" w:lineRule="auto"/>
+            </w:pPr>
+            <w:r>
+              <w:rPr>
+                <w:sz w:val="17"/>
+                <w:szCs w:val="17"/>
+                <w:lang w:eastAsia="ko-KR"/>
+              </w:rPr>
+              <w:t xml:space="preserve">수위 134.17 EL.m, 유입량 1107.905 CMS …</w:t>
+            </w:r>
+          </w:p>
+        </w:tc>
+      </w:tr>
+      <w:tr>
+        <w:trPr>
+          <w:cantSplit/>
+          <w:jc w:val="center"/>
+        </w:trPr>
+        <w:tc>
+          <w:tcPr>
+            <w:tcW w:w="2300" w:type="dxa"/>
+            <w:shd w:val="clear" w:color="auto" w:fill="EEF5FA"/>
+            <w:tcMar>
+              <w:top w:w="80" w:type="dxa"/>
+              <w:left w:w="110" w:type="dxa"/>
+              <w:bottom w:w="80" w:type="dxa"/>
+              <w:right w:w="110" w:type="dxa"/>
+            </w:tcMar>
+            <w:vAlign w:val="center"/>
+          </w:tcPr>
+          <w:p>
+            <w:pPr>
+              <w:spacing w:after="20" w:line="252" w:lineRule="auto"/>
+              <w:jc w:val="center"/>
+            </w:pPr>
+            <w:r>
+              <w:rPr>
+                <w:b/>
+                <w:color w:val="1F4E79"/>
+                <w:sz w:val="17"/>
+                <w:szCs w:val="17"/>
+                <w:lang w:eastAsia="ko-KR"/>
+              </w:rPr>
+              <w:t xml:space="preserve">5 방류 승인 (CQ4)</w:t>
+            </w:r>
+          </w:p>
+        </w:tc>
+        <w:tc>
+          <w:tcPr>
+            <w:tcW w:w="2900" w:type="dxa"/>
+            <w:tcMar>
+              <w:top w:w="80" w:type="dxa"/>
+              <w:left w:w="110" w:type="dxa"/>
+              <w:bottom w:w="80" w:type="dxa"/>
+              <w:right w:w="110" w:type="dxa"/>
+            </w:tcMar>
+            <w:vAlign w:val="center"/>
+          </w:tcPr>
+          <w:p>
+            <w:pPr>
+              <w:spacing w:after="20" w:line="252" w:lineRule="auto"/>
+            </w:pPr>
+            <w:r>
+              <w:rPr>
+                <w:sz w:val="17"/>
+                <w:szCs w:val="17"/>
+                <w:lang w:eastAsia="ko-KR"/>
+              </w:rPr>
+              <w:t xml:space="preserve">승인 내용(승인일, 방류시작, 접수방류량, 비고)</w:t>
+            </w:r>
+          </w:p>
+        </w:tc>
+        <w:tc>
+          <w:tcPr>
+            <w:tcW w:w="2200" w:type="dxa"/>
+            <w:tcMar>
+              <w:top w:w="80" w:type="dxa"/>
+              <w:left w:w="110" w:type="dxa"/>
+              <w:bottom w:w="80" w:type="dxa"/>
+              <w:right w:w="110" w:type="dxa"/>
+            </w:tcMar>
+            <w:vAlign w:val="center"/>
+          </w:tcPr>
+          <w:p>
+            <w:pPr>
+              <w:spacing w:after="20" w:line="252" w:lineRule="auto"/>
+            </w:pPr>
+            <w:r>
+              <w:rPr>
+                <w:sz w:val="17"/>
+                <w:szCs w:val="17"/>
+                <w:lang w:eastAsia="ko-KR"/>
+              </w:rPr>
+              <w:t xml:space="preserve">[APR:승인번호]</w:t>
+            </w:r>
+          </w:p>
+        </w:tc>
+        <w:tc>
+          <w:tcPr>
+            <w:tcW w:w="2572" w:type="dxa"/>
+            <w:tcMar>
+              <w:top w:w="80" w:type="dxa"/>
+              <w:left w:w="110" w:type="dxa"/>
+              <w:bottom w:w="80" w:type="dxa"/>
+              <w:right w:w="110" w:type="dxa"/>
+            </w:tcMar>
+            <w:vAlign w:val="center"/>
+          </w:tcPr>
+          <w:p>
+            <w:pPr>
+              <w:spacing w:after="20" w:line="252" w:lineRule="auto"/>
+            </w:pPr>
+            <w:r>
+              <w:rPr>
+                <w:sz w:val="17"/>
+                <w:szCs w:val="17"/>
+                <w:lang w:eastAsia="ko-KR"/>
+              </w:rPr>
+              <w:t xml:space="preserve">승인 15건</w:t>
+            </w:r>
+          </w:p>
+          <w:p>
+            <w:pPr>
+              <w:spacing w:after="20" w:line="252" w:lineRule="auto"/>
+            </w:pPr>
+            <w:r>
+              <w:rPr>
+                <w:sz w:val="17"/>
+                <w:szCs w:val="17"/>
+                <w:lang w:eastAsia="ko-KR"/>
+              </w:rPr>
+              <w:t xml:space="preserve">예) 승인 1368: 접수방류량 2000㎥/s</w:t>
+            </w:r>
+          </w:p>
+        </w:tc>
+      </w:tr>
+      <w:tr>
+        <w:trPr>
+          <w:cantSplit/>
+          <w:jc w:val="center"/>
+        </w:trPr>
+        <w:tc>
+          <w:tcPr>
+            <w:tcW w:w="2300" w:type="dxa"/>
+            <w:shd w:val="clear" w:color="auto" w:fill="EEF5FA"/>
+            <w:tcMar>
+              <w:top w:w="80" w:type="dxa"/>
+              <w:left w:w="110" w:type="dxa"/>
+              <w:bottom w:w="80" w:type="dxa"/>
+              <w:right w:w="110" w:type="dxa"/>
+            </w:tcMar>
+            <w:vAlign w:val="center"/>
+          </w:tcPr>
+          <w:p>
+            <w:pPr>
+              <w:spacing w:after="20" w:line="252" w:lineRule="auto"/>
+              <w:jc w:val="center"/>
+            </w:pPr>
+            <w:r>
+              <w:rPr>
+                <w:b/>
+                <w:color w:val="1F4E79"/>
+                <w:sz w:val="17"/>
+                <w:szCs w:val="17"/>
+                <w:lang w:eastAsia="ko-KR"/>
+              </w:rPr>
+              <w:t xml:space="preserve">6 출처 (CQ6)</w:t>
+            </w:r>
+          </w:p>
+        </w:tc>
+        <w:tc>
+          <w:tcPr>
+            <w:tcW w:w="2900" w:type="dxa"/>
+            <w:tcMar>
+              <w:top w:w="80" w:type="dxa"/>
+              <w:left w:w="110" w:type="dxa"/>
+              <w:bottom w:w="80" w:type="dxa"/>
+              <w:right w:w="110" w:type="dxa"/>
+            </w:tcMar>
+            <w:vAlign w:val="center"/>
+          </w:tcPr>
+          <w:p>
+            <w:pPr>
+              <w:spacing w:after="20" w:line="252" w:lineRule="auto"/>
+            </w:pPr>
+            <w:r>
+              <w:rPr>
+                <w:sz w:val="17"/>
+                <w:szCs w:val="17"/>
+                <w:lang w:eastAsia="ko-KR"/>
+              </w:rPr>
+              <w:t xml:space="preserve">각 근거가 나온 자료와 위치</w:t>
+            </w:r>
+          </w:p>
+        </w:tc>
+        <w:tc>
+          <w:tcPr>
+            <w:tcW w:w="2200" w:type="dxa"/>
+            <w:tcMar>
+              <w:top w:w="80" w:type="dxa"/>
+              <w:left w:w="110" w:type="dxa"/>
+              <w:bottom w:w="80" w:type="dxa"/>
+              <w:right w:w="110" w:type="dxa"/>
+            </w:tcMar>
+            <w:vAlign w:val="center"/>
+          </w:tcPr>
+          <w:p>
+            <w:pPr>
+              <w:spacing w:after="20" w:line="252" w:lineRule="auto"/>
+            </w:pPr>
+            <w:r>
+              <w:rPr>
+                <w:sz w:val="17"/>
+                <w:szCs w:val="17"/>
+                <w:lang w:eastAsia="ko-KR"/>
+              </w:rPr>
+              <w:t xml:space="preserve">[EVI:…]</w:t>
+            </w:r>
+          </w:p>
+        </w:tc>
+        <w:tc>
+          <w:tcPr>
+            <w:tcW w:w="2572" w:type="dxa"/>
+            <w:tcMar>
+              <w:top w:w="80" w:type="dxa"/>
+              <w:left w:w="110" w:type="dxa"/>
+              <w:bottom w:w="80" w:type="dxa"/>
+              <w:right w:w="110" w:type="dxa"/>
+            </w:tcMar>
+            <w:vAlign w:val="center"/>
+          </w:tcPr>
+          <w:p>
+            <w:pPr>
+              <w:spacing w:after="20" w:line="252" w:lineRule="auto"/>
+            </w:pPr>
+            <w:r>
+              <w:rPr>
+                <w:sz w:val="17"/>
+                <w:szCs w:val="17"/>
+                <w:lang w:eastAsia="ko-KR"/>
+              </w:rPr>
+              <w:t xml:space="preserve">한강홍수통제소 홍수예보 댐방류승인, 순차번호 1368</w:t>
             </w:r>
           </w:p>
         </w:tc>
@@ -3585,7 +5955,7 @@
           <w:szCs w:val="19"/>
           <w:lang w:eastAsia="ko-KR"/>
         </w:rPr>
-        <w:t xml:space="preserve">이 묶음이 LLM의 입력이 되며, 묶음의 길이는 댐마다 다르다 (전체 질문 기준, 별표3 원문 포함): 충주댐 약 9,200자(운영행위 14개), 소양강댐 약 5,600자(운영행위 5개), 횡성댐 약 12,300자(운영행위 22개), 광동댐 약 13,000자(운영행위 27개). 묶음에는 비교 결과나 계산값이 없고 원값과 출처 번호만 있어서, 비교·해석은 LLM이 하고 그 판단이 어느 출처에서 나왔는지 따라갈 수 있다.</w:t>
+        <w:t xml:space="preserve">이 구역들과 함께 질문, 그리고 근거 사용 원칙 세 문장(근거만 사실로 쓰고 출처 번호를 붙인다, 해석·비교는 LLM의 판단임을 밝히고 어느 근거에서 나왔는지 적는다, 근거에 없으면 “자료에 없음”이라고 답한다)이 LLM에 전달된다. 묶음의 길이는 댐마다 다르다 (전체 질문 기준, 별표3 원문 포함): 충주댐 약 9,200자(운영행위 14개), 소양강댐 약 5,600자(운영행위 5개), 횡성댐 약 12,300자(운영행위 22개), 광동댐 약 13,000자(운영행위 27개). 묶음에는 비교 결과나 계산값이 없고 원값과 출처 번호만 있다.</w:t>
       </w:r>
     </w:p>
     <w:p>
@@ -3601,7 +5971,7 @@
           <w:szCs w:val="19"/>
           <w:lang w:eastAsia="ko-KR"/>
         </w:rPr>
-        <w:t xml:space="preserve">답변 형식 (예시, 형식 설명용이며 모델 평가 결과가 아님)</w:t>
+        <w:t xml:space="preserve">이 묶음으로 LLM이 답변을 만들면 아래와 같이 구성된다. 답변은 근거와 판단으로 나뉘고, 모든 사실은 출처 번호를 따라 원 자료까지 이어진다 (형식을 설명하기 위한 예시이며 모델 평가 결과가 아님).</w:t>
       </w:r>
     </w:p>
     <w:tbl>
@@ -3617,66 +5987,698 @@
           <w:insideV w:val="single" w:sz="5" w:space="0" w:color="A6A6A6"/>
         </w:tblBorders>
         <w:tblLayout w:type="fixed"/>
+        <w:tblLook w:val="04A0" w:firstRow="1" w:lastRow="0" w:firstColumn="1" w:lastColumn="0" w:noHBand="0" w:noVBand="1"/>
       </w:tblPr>
       <w:tblGrid>
-        <w:gridCol w:w="9972"/>
+        <w:gridCol w:w="3772"/>
+        <w:gridCol w:w="1200"/>
+        <w:gridCol w:w="2700"/>
+        <w:gridCol w:w="2300"/>
       </w:tblGrid>
       <w:tr>
         <w:trPr>
+          <w:cantSplit/>
+          <w:tblHeader/>
           <w:jc w:val="center"/>
         </w:trPr>
         <w:tc>
           <w:tcPr>
-            <w:tcW w:w="9972" w:type="dxa"/>
-            <w:shd w:val="clear" w:color="auto" w:fill="F7F7F7"/>
-            <w:tcMar>
-              <w:top w:w="80" w:type="dxa"/>
-              <w:left w:w="110" w:type="dxa"/>
-              <w:bottom w:w="80" w:type="dxa"/>
-              <w:right w:w="110" w:type="dxa"/>
-            </w:tcMar>
-            <w:vAlign w:val="center"/>
-          </w:tcPr>
-          <w:p>
-            <w:pPr>
-              <w:spacing w:after="20" w:line="252" w:lineRule="auto"/>
-            </w:pPr>
-            <w:r>
-              <w:rPr>
-                <w:rFonts w:ascii="Consolas" w:hAnsi="Consolas" w:cs="Consolas" w:eastAsia="맑은 고딕"/>
-                <w:sz w:val="14"/>
-                <w:szCs w:val="14"/>
-                <w:lang w:eastAsia="ko-KR"/>
-              </w:rPr>
-              <w:t xml:space="preserve">[근거] 현재 수위 131.6689 EL.m [MEA:1003110:2026092823], 제한수위 138.0 EL.m [CRI:CR-02]. 2020-09-03 12:00 방류 [OPR:3771:1], 당시 수위 129.69 EL.m, 유입량 1472.336 CMS [MEA:1003110:2020090312] …</w:t>
-            </w:r>
-          </w:p>
-          <w:p>
-            <w:pPr>
-              <w:spacing w:after="20" w:line="252" w:lineRule="auto"/>
-            </w:pPr>
-            <w:r>
-              <w:rPr>
-                <w:rFonts w:ascii="Consolas" w:hAnsi="Consolas" w:cs="Consolas" w:eastAsia="맑은 고딕"/>
-                <w:sz w:val="14"/>
-                <w:szCs w:val="14"/>
-                <w:lang w:eastAsia="ko-KR"/>
-              </w:rPr>
-              <w:t xml:space="preserve">[판단 (LLM)] 현재 수위는 제한수위보다 6.3311 m 낮다. (근거: [MEA:1003110:2026092823], [CRI:CR-02])</w:t>
-            </w:r>
-          </w:p>
-          <w:p>
-            <w:pPr>
-              <w:spacing w:after="20" w:line="252" w:lineRule="auto"/>
-            </w:pPr>
-            <w:r>
-              <w:rPr>
-                <w:rFonts w:ascii="Consolas" w:hAnsi="Consolas" w:cs="Consolas" w:eastAsia="맑은 고딕"/>
-                <w:sz w:val="14"/>
-                <w:szCs w:val="14"/>
-                <w:lang w:eastAsia="ko-KR"/>
-              </w:rPr>
-              <w:t xml:space="preserve">수위만 보면 2020-09-03 12:00 사례가 가장 가깝지만 당시 유입량·총방류량이 현재보다 훨씬 커서 비슷한 상태로 보기 어렵다. (근거: [MEA:1003110:2020090312], [MEA:1003110:2026092823])</w:t>
+            <w:tcW w:w="3772" w:type="dxa"/>
+            <w:shd w:val="clear" w:color="auto" w:fill="D9EAF7"/>
+            <w:tcMar>
+              <w:top w:w="80" w:type="dxa"/>
+              <w:left w:w="110" w:type="dxa"/>
+              <w:bottom w:w="80" w:type="dxa"/>
+              <w:right w:w="110" w:type="dxa"/>
+            </w:tcMar>
+            <w:vAlign w:val="center"/>
+          </w:tcPr>
+          <w:p>
+            <w:pPr>
+              <w:spacing w:after="20" w:line="252" w:lineRule="auto"/>
+              <w:jc w:val="center"/>
+            </w:pPr>
+            <w:r>
+              <w:rPr>
+                <w:b/>
+                <w:sz w:val="17"/>
+                <w:szCs w:val="17"/>
+                <w:lang w:eastAsia="ko-KR"/>
+              </w:rPr>
+              <w:t xml:space="preserve">답변의 문장</w:t>
+            </w:r>
+          </w:p>
+        </w:tc>
+        <w:tc>
+          <w:tcPr>
+            <w:tcW w:w="1200" w:type="dxa"/>
+            <w:shd w:val="clear" w:color="auto" w:fill="D9EAF7"/>
+            <w:tcMar>
+              <w:top w:w="80" w:type="dxa"/>
+              <w:left w:w="110" w:type="dxa"/>
+              <w:bottom w:w="80" w:type="dxa"/>
+              <w:right w:w="110" w:type="dxa"/>
+            </w:tcMar>
+            <w:vAlign w:val="center"/>
+          </w:tcPr>
+          <w:p>
+            <w:pPr>
+              <w:spacing w:after="20" w:line="252" w:lineRule="auto"/>
+              <w:jc w:val="center"/>
+            </w:pPr>
+            <w:r>
+              <w:rPr>
+                <w:b/>
+                <w:sz w:val="17"/>
+                <w:szCs w:val="17"/>
+                <w:lang w:eastAsia="ko-KR"/>
+              </w:rPr>
+              <w:t xml:space="preserve">구분</w:t>
+            </w:r>
+          </w:p>
+        </w:tc>
+        <w:tc>
+          <w:tcPr>
+            <w:tcW w:w="2700" w:type="dxa"/>
+            <w:shd w:val="clear" w:color="auto" w:fill="D9EAF7"/>
+            <w:tcMar>
+              <w:top w:w="80" w:type="dxa"/>
+              <w:left w:w="110" w:type="dxa"/>
+              <w:bottom w:w="80" w:type="dxa"/>
+              <w:right w:w="110" w:type="dxa"/>
+            </w:tcMar>
+            <w:vAlign w:val="center"/>
+          </w:tcPr>
+          <w:p>
+            <w:pPr>
+              <w:spacing w:after="20" w:line="252" w:lineRule="auto"/>
+              <w:jc w:val="center"/>
+            </w:pPr>
+            <w:r>
+              <w:rPr>
+                <w:b/>
+                <w:sz w:val="17"/>
+                <w:szCs w:val="17"/>
+                <w:lang w:eastAsia="ko-KR"/>
+              </w:rPr>
+              <w:t xml:space="preserve">근거 묶음의 출처 번호</w:t>
+            </w:r>
+          </w:p>
+        </w:tc>
+        <w:tc>
+          <w:tcPr>
+            <w:tcW w:w="2300" w:type="dxa"/>
+            <w:shd w:val="clear" w:color="auto" w:fill="D9EAF7"/>
+            <w:tcMar>
+              <w:top w:w="80" w:type="dxa"/>
+              <w:left w:w="110" w:type="dxa"/>
+              <w:bottom w:w="80" w:type="dxa"/>
+              <w:right w:w="110" w:type="dxa"/>
+            </w:tcMar>
+            <w:vAlign w:val="center"/>
+          </w:tcPr>
+          <w:p>
+            <w:pPr>
+              <w:spacing w:after="20" w:line="252" w:lineRule="auto"/>
+              <w:jc w:val="center"/>
+            </w:pPr>
+            <w:r>
+              <w:rPr>
+                <w:b/>
+                <w:sz w:val="17"/>
+                <w:szCs w:val="17"/>
+                <w:lang w:eastAsia="ko-KR"/>
+              </w:rPr>
+              <w:t xml:space="preserve">따라가는 원 자료</w:t>
+            </w:r>
+          </w:p>
+        </w:tc>
+      </w:tr>
+      <w:tr>
+        <w:trPr>
+          <w:cantSplit/>
+          <w:jc w:val="center"/>
+        </w:trPr>
+        <w:tc>
+          <w:tcPr>
+            <w:tcW w:w="3772" w:type="dxa"/>
+            <w:tcMar>
+              <w:top w:w="80" w:type="dxa"/>
+              <w:left w:w="110" w:type="dxa"/>
+              <w:bottom w:w="80" w:type="dxa"/>
+              <w:right w:w="110" w:type="dxa"/>
+            </w:tcMar>
+            <w:vAlign w:val="center"/>
+          </w:tcPr>
+          <w:p>
+            <w:pPr>
+              <w:spacing w:after="20" w:line="252" w:lineRule="auto"/>
+            </w:pPr>
+            <w:r>
+              <w:rPr>
+                <w:sz w:val="17"/>
+                <w:szCs w:val="17"/>
+                <w:lang w:eastAsia="ko-KR"/>
+              </w:rPr>
+              <w:t xml:space="preserve">현재(2026-09-28 23:00) 수위는 131.6689 EL.m이다</w:t>
+            </w:r>
+          </w:p>
+        </w:tc>
+        <w:tc>
+          <w:tcPr>
+            <w:tcW w:w="1200" w:type="dxa"/>
+            <w:tcMar>
+              <w:top w:w="80" w:type="dxa"/>
+              <w:left w:w="110" w:type="dxa"/>
+              <w:bottom w:w="80" w:type="dxa"/>
+              <w:right w:w="110" w:type="dxa"/>
+            </w:tcMar>
+            <w:vAlign w:val="center"/>
+          </w:tcPr>
+          <w:p>
+            <w:pPr>
+              <w:spacing w:after="20" w:line="252" w:lineRule="auto"/>
+            </w:pPr>
+            <w:r>
+              <w:rPr>
+                <w:sz w:val="17"/>
+                <w:szCs w:val="17"/>
+                <w:lang w:eastAsia="ko-KR"/>
+              </w:rPr>
+              <w:t xml:space="preserve">근거</w:t>
+            </w:r>
+          </w:p>
+        </w:tc>
+        <w:tc>
+          <w:tcPr>
+            <w:tcW w:w="2700" w:type="dxa"/>
+            <w:tcMar>
+              <w:top w:w="80" w:type="dxa"/>
+              <w:left w:w="110" w:type="dxa"/>
+              <w:bottom w:w="80" w:type="dxa"/>
+              <w:right w:w="110" w:type="dxa"/>
+            </w:tcMar>
+            <w:vAlign w:val="center"/>
+          </w:tcPr>
+          <w:p>
+            <w:pPr>
+              <w:spacing w:after="20" w:line="252" w:lineRule="auto"/>
+            </w:pPr>
+            <w:r>
+              <w:rPr>
+                <w:sz w:val="17"/>
+                <w:szCs w:val="17"/>
+                <w:lang w:eastAsia="ko-KR"/>
+              </w:rPr>
+              <w:t xml:space="preserve">[MEA:1003110:2026092823]</w:t>
+            </w:r>
+          </w:p>
+        </w:tc>
+        <w:tc>
+          <w:tcPr>
+            <w:tcW w:w="2300" w:type="dxa"/>
+            <w:tcMar>
+              <w:top w:w="80" w:type="dxa"/>
+              <w:left w:w="110" w:type="dxa"/>
+              <w:bottom w:w="80" w:type="dxa"/>
+              <w:right w:w="110" w:type="dxa"/>
+            </w:tcMar>
+            <w:vAlign w:val="center"/>
+          </w:tcPr>
+          <w:p>
+            <w:pPr>
+              <w:spacing w:after="20" w:line="252" w:lineRule="auto"/>
+            </w:pPr>
+            <w:r>
+              <w:rPr>
+                <w:sz w:val="17"/>
+                <w:szCs w:val="17"/>
+                <w:lang w:eastAsia="ko-KR"/>
+              </w:rPr>
+              <w:t xml:space="preserve">측정자료 저장소의 충주댐 해당 시각 행</w:t>
+            </w:r>
+          </w:p>
+        </w:tc>
+      </w:tr>
+      <w:tr>
+        <w:trPr>
+          <w:cantSplit/>
+          <w:jc w:val="center"/>
+        </w:trPr>
+        <w:tc>
+          <w:tcPr>
+            <w:tcW w:w="3772" w:type="dxa"/>
+            <w:tcMar>
+              <w:top w:w="80" w:type="dxa"/>
+              <w:left w:w="110" w:type="dxa"/>
+              <w:bottom w:w="80" w:type="dxa"/>
+              <w:right w:w="110" w:type="dxa"/>
+            </w:tcMar>
+            <w:vAlign w:val="center"/>
+          </w:tcPr>
+          <w:p>
+            <w:pPr>
+              <w:spacing w:after="20" w:line="252" w:lineRule="auto"/>
+            </w:pPr>
+            <w:r>
+              <w:rPr>
+                <w:sz w:val="17"/>
+                <w:szCs w:val="17"/>
+                <w:lang w:eastAsia="ko-KR"/>
+              </w:rPr>
+              <w:t xml:space="preserve">홍수기 제한수위는 138.0 EL.m이다</w:t>
+            </w:r>
+          </w:p>
+        </w:tc>
+        <w:tc>
+          <w:tcPr>
+            <w:tcW w:w="1200" w:type="dxa"/>
+            <w:tcMar>
+              <w:top w:w="80" w:type="dxa"/>
+              <w:left w:w="110" w:type="dxa"/>
+              <w:bottom w:w="80" w:type="dxa"/>
+              <w:right w:w="110" w:type="dxa"/>
+            </w:tcMar>
+            <w:vAlign w:val="center"/>
+          </w:tcPr>
+          <w:p>
+            <w:pPr>
+              <w:spacing w:after="20" w:line="252" w:lineRule="auto"/>
+            </w:pPr>
+            <w:r>
+              <w:rPr>
+                <w:sz w:val="17"/>
+                <w:szCs w:val="17"/>
+                <w:lang w:eastAsia="ko-KR"/>
+              </w:rPr>
+              <w:t xml:space="preserve">근거</w:t>
+            </w:r>
+          </w:p>
+        </w:tc>
+        <w:tc>
+          <w:tcPr>
+            <w:tcW w:w="2700" w:type="dxa"/>
+            <w:tcMar>
+              <w:top w:w="80" w:type="dxa"/>
+              <w:left w:w="110" w:type="dxa"/>
+              <w:bottom w:w="80" w:type="dxa"/>
+              <w:right w:w="110" w:type="dxa"/>
+            </w:tcMar>
+            <w:vAlign w:val="center"/>
+          </w:tcPr>
+          <w:p>
+            <w:pPr>
+              <w:spacing w:after="20" w:line="252" w:lineRule="auto"/>
+            </w:pPr>
+            <w:r>
+              <w:rPr>
+                <w:sz w:val="17"/>
+                <w:szCs w:val="17"/>
+                <w:lang w:eastAsia="ko-KR"/>
+              </w:rPr>
+              <w:t xml:space="preserve">[CRI:CR-02]</w:t>
+            </w:r>
+          </w:p>
+        </w:tc>
+        <w:tc>
+          <w:tcPr>
+            <w:tcW w:w="2300" w:type="dxa"/>
+            <w:tcMar>
+              <w:top w:w="80" w:type="dxa"/>
+              <w:left w:w="110" w:type="dxa"/>
+              <w:bottom w:w="80" w:type="dxa"/>
+              <w:right w:w="110" w:type="dxa"/>
+            </w:tcMar>
+            <w:vAlign w:val="center"/>
+          </w:tcPr>
+          <w:p>
+            <w:pPr>
+              <w:spacing w:after="20" w:line="252" w:lineRule="auto"/>
+            </w:pPr>
+            <w:r>
+              <w:rPr>
+                <w:sz w:val="17"/>
+                <w:szCs w:val="17"/>
+                <w:lang w:eastAsia="ko-KR"/>
+              </w:rPr>
+              <w:t xml:space="preserve">연계운영규정 별표3 (문서 저장소)</w:t>
+            </w:r>
+          </w:p>
+        </w:tc>
+      </w:tr>
+      <w:tr>
+        <w:trPr>
+          <w:cantSplit/>
+          <w:jc w:val="center"/>
+        </w:trPr>
+        <w:tc>
+          <w:tcPr>
+            <w:tcW w:w="3772" w:type="dxa"/>
+            <w:tcMar>
+              <w:top w:w="80" w:type="dxa"/>
+              <w:left w:w="110" w:type="dxa"/>
+              <w:bottom w:w="80" w:type="dxa"/>
+              <w:right w:w="110" w:type="dxa"/>
+            </w:tcMar>
+            <w:vAlign w:val="center"/>
+          </w:tcPr>
+          <w:p>
+            <w:pPr>
+              <w:spacing w:after="20" w:line="252" w:lineRule="auto"/>
+            </w:pPr>
+            <w:r>
+              <w:rPr>
+                <w:sz w:val="17"/>
+                <w:szCs w:val="17"/>
+                <w:lang w:eastAsia="ko-KR"/>
+              </w:rPr>
+              <w:t xml:space="preserve">현재 수위는 제한수위보다 6.3311 m 낮다</w:t>
+            </w:r>
+          </w:p>
+        </w:tc>
+        <w:tc>
+          <w:tcPr>
+            <w:tcW w:w="1200" w:type="dxa"/>
+            <w:tcMar>
+              <w:top w:w="80" w:type="dxa"/>
+              <w:left w:w="110" w:type="dxa"/>
+              <w:bottom w:w="80" w:type="dxa"/>
+              <w:right w:w="110" w:type="dxa"/>
+            </w:tcMar>
+            <w:vAlign w:val="center"/>
+          </w:tcPr>
+          <w:p>
+            <w:pPr>
+              <w:spacing w:after="20" w:line="252" w:lineRule="auto"/>
+            </w:pPr>
+            <w:r>
+              <w:rPr>
+                <w:sz w:val="17"/>
+                <w:szCs w:val="17"/>
+                <w:lang w:eastAsia="ko-KR"/>
+              </w:rPr>
+              <w:t xml:space="preserve">판단 (LLM)</w:t>
+            </w:r>
+          </w:p>
+        </w:tc>
+        <w:tc>
+          <w:tcPr>
+            <w:tcW w:w="2700" w:type="dxa"/>
+            <w:tcMar>
+              <w:top w:w="80" w:type="dxa"/>
+              <w:left w:w="110" w:type="dxa"/>
+              <w:bottom w:w="80" w:type="dxa"/>
+              <w:right w:w="110" w:type="dxa"/>
+            </w:tcMar>
+            <w:vAlign w:val="center"/>
+          </w:tcPr>
+          <w:p>
+            <w:pPr>
+              <w:spacing w:after="20" w:line="252" w:lineRule="auto"/>
+            </w:pPr>
+            <w:r>
+              <w:rPr>
+                <w:sz w:val="17"/>
+                <w:szCs w:val="17"/>
+                <w:lang w:eastAsia="ko-KR"/>
+              </w:rPr>
+              <w:t xml:space="preserve">위 두 근거에서 도출</w:t>
+            </w:r>
+          </w:p>
+        </w:tc>
+        <w:tc>
+          <w:tcPr>
+            <w:tcW w:w="2300" w:type="dxa"/>
+            <w:tcMar>
+              <w:top w:w="80" w:type="dxa"/>
+              <w:left w:w="110" w:type="dxa"/>
+              <w:bottom w:w="80" w:type="dxa"/>
+              <w:right w:w="110" w:type="dxa"/>
+            </w:tcMar>
+            <w:vAlign w:val="center"/>
+          </w:tcPr>
+          <w:p>
+            <w:pPr>
+              <w:spacing w:after="20" w:line="252" w:lineRule="auto"/>
+            </w:pPr>
+            <w:r>
+              <w:rPr>
+                <w:sz w:val="17"/>
+                <w:szCs w:val="17"/>
+                <w:lang w:eastAsia="ko-KR"/>
+              </w:rPr>
+              <w:t xml:space="preserve">두 값의 차이를 LLM이 계산</w:t>
+            </w:r>
+          </w:p>
+        </w:tc>
+      </w:tr>
+      <w:tr>
+        <w:trPr>
+          <w:cantSplit/>
+          <w:jc w:val="center"/>
+        </w:trPr>
+        <w:tc>
+          <w:tcPr>
+            <w:tcW w:w="3772" w:type="dxa"/>
+            <w:tcMar>
+              <w:top w:w="80" w:type="dxa"/>
+              <w:left w:w="110" w:type="dxa"/>
+              <w:bottom w:w="80" w:type="dxa"/>
+              <w:right w:w="110" w:type="dxa"/>
+            </w:tcMar>
+            <w:vAlign w:val="center"/>
+          </w:tcPr>
+          <w:p>
+            <w:pPr>
+              <w:spacing w:after="20" w:line="252" w:lineRule="auto"/>
+            </w:pPr>
+            <w:r>
+              <w:rPr>
+                <w:sz w:val="17"/>
+                <w:szCs w:val="17"/>
+                <w:lang w:eastAsia="ko-KR"/>
+              </w:rPr>
+              <w:t xml:space="preserve">2020-09-03 12:00 방류 때 수위는 129.69 EL.m, 유입량은 1472.336 CMS였다</w:t>
+            </w:r>
+          </w:p>
+        </w:tc>
+        <w:tc>
+          <w:tcPr>
+            <w:tcW w:w="1200" w:type="dxa"/>
+            <w:tcMar>
+              <w:top w:w="80" w:type="dxa"/>
+              <w:left w:w="110" w:type="dxa"/>
+              <w:bottom w:w="80" w:type="dxa"/>
+              <w:right w:w="110" w:type="dxa"/>
+            </w:tcMar>
+            <w:vAlign w:val="center"/>
+          </w:tcPr>
+          <w:p>
+            <w:pPr>
+              <w:spacing w:after="20" w:line="252" w:lineRule="auto"/>
+            </w:pPr>
+            <w:r>
+              <w:rPr>
+                <w:sz w:val="17"/>
+                <w:szCs w:val="17"/>
+                <w:lang w:eastAsia="ko-KR"/>
+              </w:rPr>
+              <w:t xml:space="preserve">근거</w:t>
+            </w:r>
+          </w:p>
+        </w:tc>
+        <w:tc>
+          <w:tcPr>
+            <w:tcW w:w="2700" w:type="dxa"/>
+            <w:tcMar>
+              <w:top w:w="80" w:type="dxa"/>
+              <w:left w:w="110" w:type="dxa"/>
+              <w:bottom w:w="80" w:type="dxa"/>
+              <w:right w:w="110" w:type="dxa"/>
+            </w:tcMar>
+            <w:vAlign w:val="center"/>
+          </w:tcPr>
+          <w:p>
+            <w:pPr>
+              <w:spacing w:after="20" w:line="252" w:lineRule="auto"/>
+            </w:pPr>
+            <w:r>
+              <w:rPr>
+                <w:sz w:val="17"/>
+                <w:szCs w:val="17"/>
+                <w:lang w:eastAsia="ko-KR"/>
+              </w:rPr>
+              <w:t xml:space="preserve">[OPR:3771:1]</w:t>
+            </w:r>
+          </w:p>
+          <w:p>
+            <w:pPr>
+              <w:spacing w:after="20" w:line="252" w:lineRule="auto"/>
+            </w:pPr>
+            <w:r>
+              <w:rPr>
+                <w:sz w:val="17"/>
+                <w:szCs w:val="17"/>
+                <w:lang w:eastAsia="ko-KR"/>
+              </w:rPr>
+              <w:t xml:space="preserve">[MEA:1003110:2020090312]</w:t>
+            </w:r>
+          </w:p>
+        </w:tc>
+        <w:tc>
+          <w:tcPr>
+            <w:tcW w:w="2300" w:type="dxa"/>
+            <w:tcMar>
+              <w:top w:w="80" w:type="dxa"/>
+              <w:left w:w="110" w:type="dxa"/>
+              <w:bottom w:w="80" w:type="dxa"/>
+              <w:right w:w="110" w:type="dxa"/>
+            </w:tcMar>
+            <w:vAlign w:val="center"/>
+          </w:tcPr>
+          <w:p>
+            <w:pPr>
+              <w:spacing w:after="20" w:line="252" w:lineRule="auto"/>
+            </w:pPr>
+            <w:r>
+              <w:rPr>
+                <w:sz w:val="17"/>
+                <w:szCs w:val="17"/>
+                <w:lang w:eastAsia="ko-KR"/>
+              </w:rPr>
+              <w:t xml:space="preserve">승인 기록 순차번호 3771</w:t>
+            </w:r>
+          </w:p>
+          <w:p>
+            <w:pPr>
+              <w:spacing w:after="20" w:line="252" w:lineRule="auto"/>
+            </w:pPr>
+            <w:r>
+              <w:rPr>
+                <w:sz w:val="17"/>
+                <w:szCs w:val="17"/>
+                <w:lang w:eastAsia="ko-KR"/>
+              </w:rPr>
+              <w:t xml:space="preserve">측정자료의 해당 시각 행</w:t>
+            </w:r>
+          </w:p>
+        </w:tc>
+      </w:tr>
+      <w:tr>
+        <w:trPr>
+          <w:cantSplit/>
+          <w:jc w:val="center"/>
+        </w:trPr>
+        <w:tc>
+          <w:tcPr>
+            <w:tcW w:w="3772" w:type="dxa"/>
+            <w:tcMar>
+              <w:top w:w="80" w:type="dxa"/>
+              <w:left w:w="110" w:type="dxa"/>
+              <w:bottom w:w="80" w:type="dxa"/>
+              <w:right w:w="110" w:type="dxa"/>
+            </w:tcMar>
+            <w:vAlign w:val="center"/>
+          </w:tcPr>
+          <w:p>
+            <w:pPr>
+              <w:spacing w:after="20" w:line="252" w:lineRule="auto"/>
+            </w:pPr>
+            <w:r>
+              <w:rPr>
+                <w:sz w:val="17"/>
+                <w:szCs w:val="17"/>
+                <w:lang w:eastAsia="ko-KR"/>
+              </w:rPr>
+              <w:t xml:space="preserve">수위는 비슷하지만 당시 유입량·총방류량이 현재보다 훨씬 커서 비슷한 상태로 보기 어렵다</w:t>
+            </w:r>
+          </w:p>
+        </w:tc>
+        <w:tc>
+          <w:tcPr>
+            <w:tcW w:w="1200" w:type="dxa"/>
+            <w:tcMar>
+              <w:top w:w="80" w:type="dxa"/>
+              <w:left w:w="110" w:type="dxa"/>
+              <w:bottom w:w="80" w:type="dxa"/>
+              <w:right w:w="110" w:type="dxa"/>
+            </w:tcMar>
+            <w:vAlign w:val="center"/>
+          </w:tcPr>
+          <w:p>
+            <w:pPr>
+              <w:spacing w:after="20" w:line="252" w:lineRule="auto"/>
+            </w:pPr>
+            <w:r>
+              <w:rPr>
+                <w:sz w:val="17"/>
+                <w:szCs w:val="17"/>
+                <w:lang w:eastAsia="ko-KR"/>
+              </w:rPr>
+              <w:t xml:space="preserve">판단 (LLM)</w:t>
+            </w:r>
+          </w:p>
+        </w:tc>
+        <w:tc>
+          <w:tcPr>
+            <w:tcW w:w="2700" w:type="dxa"/>
+            <w:tcMar>
+              <w:top w:w="80" w:type="dxa"/>
+              <w:left w:w="110" w:type="dxa"/>
+              <w:bottom w:w="80" w:type="dxa"/>
+              <w:right w:w="110" w:type="dxa"/>
+            </w:tcMar>
+            <w:vAlign w:val="center"/>
+          </w:tcPr>
+          <w:p>
+            <w:pPr>
+              <w:spacing w:after="20" w:line="252" w:lineRule="auto"/>
+            </w:pPr>
+            <w:r>
+              <w:rPr>
+                <w:sz w:val="17"/>
+                <w:szCs w:val="17"/>
+                <w:lang w:eastAsia="ko-KR"/>
+              </w:rPr>
+              <w:t xml:space="preserve">[MEA:1003110:2020090312]와</w:t>
+            </w:r>
+          </w:p>
+          <w:p>
+            <w:pPr>
+              <w:spacing w:after="20" w:line="252" w:lineRule="auto"/>
+            </w:pPr>
+            <w:r>
+              <w:rPr>
+                <w:sz w:val="17"/>
+                <w:szCs w:val="17"/>
+                <w:lang w:eastAsia="ko-KR"/>
+              </w:rPr>
+              <w:t xml:space="preserve">[MEA:1003110:2026092823]를 비교</w:t>
+            </w:r>
+          </w:p>
+        </w:tc>
+        <w:tc>
+          <w:tcPr>
+            <w:tcW w:w="2300" w:type="dxa"/>
+            <w:tcMar>
+              <w:top w:w="80" w:type="dxa"/>
+              <w:left w:w="110" w:type="dxa"/>
+              <w:bottom w:w="80" w:type="dxa"/>
+              <w:right w:w="110" w:type="dxa"/>
+            </w:tcMar>
+            <w:vAlign w:val="center"/>
+          </w:tcPr>
+          <w:p>
+            <w:pPr>
+              <w:spacing w:after="20" w:line="252" w:lineRule="auto"/>
+            </w:pPr>
+            <w:r>
+              <w:rPr>
+                <w:sz w:val="17"/>
+                <w:szCs w:val="17"/>
+                <w:lang w:eastAsia="ko-KR"/>
+              </w:rPr>
+              <w:t xml:space="preserve">두 시점의 값을 LLM이 비교</w:t>
             </w:r>
           </w:p>
         </w:tc>
